--- a/L1.docx
+++ b/L1.docx
@@ -254,20 +254,36 @@
         <w:spacing w:after="60"/>
       </w:pPr>
       <w:r>
-        <w:t>for i in range(n):       # O(n)</w:t>
-      </w:r>
-    </w:p>
-    <w:p>
-      <w:pPr>
-        <w:spacing w:after="60"/>
-      </w:pPr>
-    </w:p>
-    <w:p>
-      <w:pPr>
-        <w:spacing w:after="60"/>
-      </w:pPr>
-      <w:r>
-        <w:t>for i in range(n):       # O(n)</w:t>
+        <w:t xml:space="preserve">for </w:t>
+      </w:r>
+      <w:proofErr w:type="spellStart"/>
+      <w:r>
+        <w:t>i</w:t>
+      </w:r>
+      <w:proofErr w:type="spellEnd"/>
+      <w:r>
+        <w:t xml:space="preserve"> in range(n):       # O(n)</w:t>
+      </w:r>
+    </w:p>
+    <w:p>
+      <w:pPr>
+        <w:spacing w:after="60"/>
+      </w:pPr>
+    </w:p>
+    <w:p>
+      <w:pPr>
+        <w:spacing w:after="60"/>
+      </w:pPr>
+      <w:r>
+        <w:t xml:space="preserve">for </w:t>
+      </w:r>
+      <w:proofErr w:type="spellStart"/>
+      <w:r>
+        <w:t>i</w:t>
+      </w:r>
+      <w:proofErr w:type="spellEnd"/>
+      <w:r>
+        <w:t xml:space="preserve"> in range(n):       # O(n)</w:t>
       </w:r>
     </w:p>
     <w:p>
@@ -307,7 +323,15 @@
         <w:spacing w:after="60"/>
       </w:pPr>
       <w:r>
-        <w:t>for i in range(n):</w:t>
+        <w:t xml:space="preserve">for </w:t>
+      </w:r>
+      <w:proofErr w:type="spellStart"/>
+      <w:r>
+        <w:t>i</w:t>
+      </w:r>
+      <w:proofErr w:type="spellEnd"/>
+      <w:r>
+        <w:t xml:space="preserve"> in range(n):</w:t>
       </w:r>
     </w:p>
     <w:p>
@@ -323,7 +347,15 @@
         <w:spacing w:after="60"/>
       </w:pPr>
       <w:r>
-        <w:t xml:space="preserve">        print(i, j)</w:t>
+        <w:t xml:space="preserve">        print(</w:t>
+      </w:r>
+      <w:proofErr w:type="spellStart"/>
+      <w:r>
+        <w:t>i</w:t>
+      </w:r>
+      <w:proofErr w:type="spellEnd"/>
+      <w:r>
+        <w:t>, j)</w:t>
       </w:r>
     </w:p>
     <w:p>
@@ -575,7 +607,15 @@
               <w:spacing w:after="60"/>
             </w:pPr>
             <w:r>
-              <w:t>Access arr[5]</w:t>
+              <w:t xml:space="preserve">Access </w:t>
+            </w:r>
+            <w:proofErr w:type="spellStart"/>
+            <w:r>
+              <w:t>arr</w:t>
+            </w:r>
+            <w:proofErr w:type="spellEnd"/>
+            <w:r>
+              <w:t>[5]</w:t>
             </w:r>
           </w:p>
         </w:tc>
@@ -709,9 +749,11 @@
             <w:pPr>
               <w:spacing w:after="60"/>
             </w:pPr>
+            <w:proofErr w:type="spellStart"/>
             <w:r>
               <w:t>Linearithmic</w:t>
             </w:r>
+            <w:proofErr w:type="spellEnd"/>
           </w:p>
         </w:tc>
         <w:tc>
@@ -875,9 +917,11 @@
             <w:pPr>
               <w:spacing w:after="60"/>
             </w:pPr>
+            <w:proofErr w:type="spellStart"/>
             <w:r>
               <w:t>Permutatio</w:t>
             </w:r>
+            <w:proofErr w:type="spellEnd"/>
             <w:r>
               <w:rPr>
                 <w:noProof/>
@@ -1156,7 +1200,15 @@
         <w:spacing w:after="60"/>
       </w:pPr>
       <w:r>
-        <w:t>def double(arr):</w:t>
+        <w:t>def double(</w:t>
+      </w:r>
+      <w:proofErr w:type="spellStart"/>
+      <w:r>
+        <w:t>arr</w:t>
+      </w:r>
+      <w:proofErr w:type="spellEnd"/>
+      <w:r>
+        <w:t>):</w:t>
       </w:r>
     </w:p>
     <w:p>
@@ -1177,15 +1229,31 @@
         <w:spacing w:after="60"/>
       </w:pPr>
       <w:r>
-        <w:t xml:space="preserve">    for x in arr:</w:t>
-      </w:r>
-    </w:p>
-    <w:p>
-      <w:pPr>
-        <w:spacing w:after="60"/>
-      </w:pPr>
-      <w:r>
-        <w:t xml:space="preserve">        result.append(x * 2)</w:t>
+        <w:t xml:space="preserve">    for x in </w:t>
+      </w:r>
+      <w:proofErr w:type="spellStart"/>
+      <w:r>
+        <w:t>arr</w:t>
+      </w:r>
+      <w:proofErr w:type="spellEnd"/>
+      <w:r>
+        <w:t>:</w:t>
+      </w:r>
+    </w:p>
+    <w:p>
+      <w:pPr>
+        <w:spacing w:after="60"/>
+      </w:pPr>
+      <w:r>
+        <w:t xml:space="preserve">        </w:t>
+      </w:r>
+      <w:proofErr w:type="spellStart"/>
+      <w:r>
+        <w:t>result.append</w:t>
+      </w:r>
+      <w:proofErr w:type="spellEnd"/>
+      <w:r>
+        <w:t>(x * 2)</w:t>
       </w:r>
     </w:p>
     <w:p>
@@ -1310,15 +1378,31 @@
         <w:spacing w:after="60"/>
       </w:pPr>
       <w:r>
-        <w:t>for i in range(n):</w:t>
-      </w:r>
-    </w:p>
-    <w:p>
-      <w:pPr>
-        <w:spacing w:after="60"/>
-      </w:pPr>
-      <w:r>
-        <w:t xml:space="preserve">    print(i)</w:t>
+        <w:t xml:space="preserve">for </w:t>
+      </w:r>
+      <w:proofErr w:type="spellStart"/>
+      <w:r>
+        <w:t>i</w:t>
+      </w:r>
+      <w:proofErr w:type="spellEnd"/>
+      <w:r>
+        <w:t xml:space="preserve"> in range(n):</w:t>
+      </w:r>
+    </w:p>
+    <w:p>
+      <w:pPr>
+        <w:spacing w:after="60"/>
+      </w:pPr>
+      <w:r>
+        <w:t xml:space="preserve">    print(</w:t>
+      </w:r>
+      <w:proofErr w:type="spellStart"/>
+      <w:r>
+        <w:t>i</w:t>
+      </w:r>
+      <w:proofErr w:type="spellEnd"/>
+      <w:r>
+        <w:t>)</w:t>
       </w:r>
     </w:p>
     <w:p>
@@ -1368,7 +1452,15 @@
         <w:spacing w:after="60"/>
       </w:pPr>
       <w:r>
-        <w:t>for i in range(n):</w:t>
+        <w:t xml:space="preserve">for </w:t>
+      </w:r>
+      <w:proofErr w:type="spellStart"/>
+      <w:r>
+        <w:t>i</w:t>
+      </w:r>
+      <w:proofErr w:type="spellEnd"/>
+      <w:r>
+        <w:t xml:space="preserve"> in range(n):</w:t>
       </w:r>
     </w:p>
     <w:p>
@@ -1384,7 +1476,15 @@
         <w:spacing w:after="60"/>
       </w:pPr>
       <w:r>
-        <w:t xml:space="preserve">        print(i, j)</w:t>
+        <w:t xml:space="preserve">        print(</w:t>
+      </w:r>
+      <w:proofErr w:type="spellStart"/>
+      <w:r>
+        <w:t>i</w:t>
+      </w:r>
+      <w:proofErr w:type="spellEnd"/>
+      <w:r>
+        <w:t>, j)</w:t>
       </w:r>
     </w:p>
     <w:p>
@@ -1433,29 +1533,50 @@
       <w:pPr>
         <w:spacing w:after="60"/>
       </w:pPr>
-      <w:r>
-        <w:t>new_arr = []</w:t>
-      </w:r>
-    </w:p>
-    <w:p>
-      <w:pPr>
-        <w:spacing w:after="60"/>
-      </w:pPr>
-    </w:p>
-    <w:p>
-      <w:pPr>
-        <w:spacing w:after="60"/>
-      </w:pPr>
-      <w:r>
-        <w:t>for x in arr:</w:t>
-      </w:r>
-    </w:p>
-    <w:p>
-      <w:pPr>
-        <w:spacing w:after="60"/>
-      </w:pPr>
-      <w:r>
-        <w:t xml:space="preserve">    new_arr.append(x)</w:t>
+      <w:proofErr w:type="spellStart"/>
+      <w:r>
+        <w:t>new_arr</w:t>
+      </w:r>
+      <w:proofErr w:type="spellEnd"/>
+      <w:r>
+        <w:t xml:space="preserve"> = []</w:t>
+      </w:r>
+    </w:p>
+    <w:p>
+      <w:pPr>
+        <w:spacing w:after="60"/>
+      </w:pPr>
+    </w:p>
+    <w:p>
+      <w:pPr>
+        <w:spacing w:after="60"/>
+      </w:pPr>
+      <w:r>
+        <w:t xml:space="preserve">for x in </w:t>
+      </w:r>
+      <w:proofErr w:type="spellStart"/>
+      <w:r>
+        <w:t>arr</w:t>
+      </w:r>
+      <w:proofErr w:type="spellEnd"/>
+      <w:r>
+        <w:t>:</w:t>
+      </w:r>
+    </w:p>
+    <w:p>
+      <w:pPr>
+        <w:spacing w:after="60"/>
+      </w:pPr>
+      <w:r>
+        <w:t xml:space="preserve">    </w:t>
+      </w:r>
+      <w:proofErr w:type="spellStart"/>
+      <w:r>
+        <w:t>new_arr.append</w:t>
+      </w:r>
+      <w:proofErr w:type="spellEnd"/>
+      <w:r>
+        <w:t>(x)</w:t>
       </w:r>
     </w:p>
     <w:p>
@@ -2848,16 +2969,37 @@
       <w:pPr>
         <w:spacing w:after="60"/>
       </w:pPr>
-      <w:r>
-        <w:t>arr[i]       → O(1)</w:t>
-      </w:r>
-    </w:p>
-    <w:p>
-      <w:pPr>
-        <w:spacing w:after="60"/>
-      </w:pPr>
-      <w:r>
-        <w:t>x in arr     → O(n)</w:t>
+      <w:proofErr w:type="spellStart"/>
+      <w:r>
+        <w:t>arr</w:t>
+      </w:r>
+      <w:proofErr w:type="spellEnd"/>
+      <w:r>
+        <w:t>[</w:t>
+      </w:r>
+      <w:proofErr w:type="spellStart"/>
+      <w:r>
+        <w:t>i</w:t>
+      </w:r>
+      <w:proofErr w:type="spellEnd"/>
+      <w:r>
+        <w:t>]       → O(1)</w:t>
+      </w:r>
+    </w:p>
+    <w:p>
+      <w:pPr>
+        <w:spacing w:after="60"/>
+      </w:pPr>
+      <w:r>
+        <w:t xml:space="preserve">x in </w:t>
+      </w:r>
+      <w:proofErr w:type="spellStart"/>
+      <w:r>
+        <w:t>arr</w:t>
+      </w:r>
+      <w:proofErr w:type="spellEnd"/>
+      <w:r>
+        <w:t xml:space="preserve">     → O(n)</w:t>
       </w:r>
     </w:p>
     <w:p>
@@ -3008,7 +3150,15 @@
         <w:spacing w:after="60"/>
       </w:pPr>
       <w:r>
-        <w:t>if x in arr:</w:t>
+        <w:t xml:space="preserve">if x in </w:t>
+      </w:r>
+      <w:proofErr w:type="spellStart"/>
+      <w:r>
+        <w:t>arr</w:t>
+      </w:r>
+      <w:proofErr w:type="spellEnd"/>
+      <w:r>
+        <w:t>:</w:t>
       </w:r>
     </w:p>
     <w:p>
@@ -3039,7 +3189,15 @@
         <w:spacing w:after="60"/>
       </w:pPr>
       <w:r>
-        <w:t>if x in my_set:</w:t>
+        <w:t xml:space="preserve">if x in </w:t>
+      </w:r>
+      <w:proofErr w:type="spellStart"/>
+      <w:r>
+        <w:t>my_set</w:t>
+      </w:r>
+      <w:proofErr w:type="spellEnd"/>
+      <w:r>
+        <w:t>:</w:t>
       </w:r>
     </w:p>
     <w:p>
@@ -3069,7 +3227,23 @@
           <w:b/>
           <w:bCs/>
         </w:rPr>
-        <w:t>optimizing LeetCode solutions and avoiding TLE</w:t>
+        <w:t xml:space="preserve">optimizing </w:t>
+      </w:r>
+      <w:proofErr w:type="spellStart"/>
+      <w:r>
+        <w:rPr>
+          <w:b/>
+          <w:bCs/>
+        </w:rPr>
+        <w:t>LeetCode</w:t>
+      </w:r>
+      <w:proofErr w:type="spellEnd"/>
+      <w:r>
+        <w:rPr>
+          <w:b/>
+          <w:bCs/>
+        </w:rPr>
+        <w:t xml:space="preserve"> solutions and avoiding TLE</w:t>
       </w:r>
       <w:r>
         <w:t>.</w:t>
@@ -3148,8 +3322,21 @@
       <w:pPr>
         <w:spacing w:after="60"/>
       </w:pPr>
-      <w:r>
-        <w:t>last_digit = num % 10</w:t>
+      <w:proofErr w:type="spellStart"/>
+      <w:r>
+        <w:t>last_digit</w:t>
+      </w:r>
+      <w:proofErr w:type="spellEnd"/>
+      <w:r>
+        <w:t xml:space="preserve"> = </w:t>
+      </w:r>
+      <w:proofErr w:type="spellStart"/>
+      <w:r>
+        <w:t>num</w:t>
+      </w:r>
+      <w:proofErr w:type="spellEnd"/>
+      <w:r>
+        <w:t xml:space="preserve"> % 10</w:t>
       </w:r>
     </w:p>
     <w:p>
@@ -3206,8 +3393,21 @@
       <w:pPr>
         <w:spacing w:after="60"/>
       </w:pPr>
-      <w:r>
-        <w:t>num = num // 10</w:t>
+      <w:proofErr w:type="spellStart"/>
+      <w:r>
+        <w:t>num</w:t>
+      </w:r>
+      <w:proofErr w:type="spellEnd"/>
+      <w:r>
+        <w:t xml:space="preserve"> = </w:t>
+      </w:r>
+      <w:proofErr w:type="spellStart"/>
+      <w:r>
+        <w:t>num</w:t>
+      </w:r>
+      <w:proofErr w:type="spellEnd"/>
+      <w:r>
+        <w:t xml:space="preserve"> // 10</w:t>
       </w:r>
     </w:p>
     <w:p>
@@ -3265,31 +3465,68 @@
         <w:spacing w:after="60"/>
       </w:pPr>
       <w:r>
-        <w:t>while num &gt; 0:</w:t>
-      </w:r>
-    </w:p>
-    <w:p>
-      <w:pPr>
-        <w:spacing w:after="60"/>
-      </w:pPr>
-      <w:r>
-        <w:t xml:space="preserve">    last_digit = num % 10</w:t>
-      </w:r>
-    </w:p>
-    <w:p>
-      <w:pPr>
-        <w:spacing w:after="60"/>
-      </w:pPr>
-      <w:r>
-        <w:t xml:space="preserve">    # process last_digit</w:t>
-      </w:r>
-    </w:p>
-    <w:p>
-      <w:pPr>
-        <w:spacing w:after="60"/>
-      </w:pPr>
-      <w:r>
-        <w:t xml:space="preserve">    num = num // 10</w:t>
+        <w:t xml:space="preserve">while </w:t>
+      </w:r>
+      <w:proofErr w:type="spellStart"/>
+      <w:r>
+        <w:t>num</w:t>
+      </w:r>
+      <w:proofErr w:type="spellEnd"/>
+      <w:r>
+        <w:t xml:space="preserve"> &gt; 0:</w:t>
+      </w:r>
+    </w:p>
+    <w:p>
+      <w:pPr>
+        <w:spacing w:after="60"/>
+      </w:pPr>
+      <w:r>
+        <w:t xml:space="preserve">    </w:t>
+      </w:r>
+      <w:proofErr w:type="spellStart"/>
+      <w:r>
+        <w:t>last_digit</w:t>
+      </w:r>
+      <w:proofErr w:type="spellEnd"/>
+      <w:r>
+        <w:t xml:space="preserve"> = num % 10</w:t>
+      </w:r>
+    </w:p>
+    <w:p>
+      <w:pPr>
+        <w:spacing w:after="60"/>
+      </w:pPr>
+      <w:r>
+        <w:t xml:space="preserve">    # process </w:t>
+      </w:r>
+      <w:proofErr w:type="spellStart"/>
+      <w:r>
+        <w:t>last_digit</w:t>
+      </w:r>
+      <w:proofErr w:type="spellEnd"/>
+    </w:p>
+    <w:p>
+      <w:pPr>
+        <w:spacing w:after="60"/>
+      </w:pPr>
+      <w:r>
+        <w:t xml:space="preserve">    </w:t>
+      </w:r>
+      <w:proofErr w:type="spellStart"/>
+      <w:r>
+        <w:t>num</w:t>
+      </w:r>
+      <w:proofErr w:type="spellEnd"/>
+      <w:r>
+        <w:t xml:space="preserve"> = </w:t>
+      </w:r>
+      <w:proofErr w:type="spellStart"/>
+      <w:r>
+        <w:t>num</w:t>
+      </w:r>
+      <w:proofErr w:type="spellEnd"/>
+      <w:r>
+        <w:t xml:space="preserve"> // 10</w:t>
       </w:r>
     </w:p>
     <w:p>
@@ -3420,66 +3657,119 @@
       <w:pPr>
         <w:spacing w:after="60"/>
       </w:pPr>
-      <w:r>
-        <w:t>num = n</w:t>
-      </w:r>
-    </w:p>
-    <w:p>
-      <w:pPr>
-        <w:spacing w:after="60"/>
-      </w:pPr>
-    </w:p>
-    <w:p>
-      <w:pPr>
-        <w:spacing w:after="60"/>
-      </w:pPr>
-      <w:r>
-        <w:t>while num &gt; 0:</w:t>
-      </w:r>
-    </w:p>
-    <w:p>
-      <w:pPr>
-        <w:spacing w:after="60"/>
-      </w:pPr>
-      <w:r>
-        <w:t xml:space="preserve">    last_digit = num % 10</w:t>
-      </w:r>
-    </w:p>
-    <w:p>
-      <w:pPr>
-        <w:spacing w:after="60"/>
-      </w:pPr>
-      <w:r>
-        <w:t xml:space="preserve">    print(last_digit)</w:t>
-      </w:r>
-    </w:p>
-    <w:p>
-      <w:pPr>
-        <w:spacing w:after="60"/>
-      </w:pPr>
-    </w:p>
-    <w:p>
-      <w:pPr>
-        <w:spacing w:after="60"/>
-      </w:pPr>
-      <w:r>
-        <w:t xml:space="preserve">    num //= 10</w:t>
-      </w:r>
-    </w:p>
-    <w:p>
-      <w:pPr>
-        <w:spacing w:after="60"/>
-        <w:rPr>
-          <w:b/>
-          <w:bCs/>
-        </w:rPr>
-      </w:pPr>
-      <w:r>
-        <w:rPr>
-          <w:b/>
-          <w:bCs/>
-        </w:rPr>
-        <w:t>Why num = n?</w:t>
+      <w:proofErr w:type="spellStart"/>
+      <w:r>
+        <w:t>num</w:t>
+      </w:r>
+      <w:proofErr w:type="spellEnd"/>
+      <w:r>
+        <w:t xml:space="preserve"> = n</w:t>
+      </w:r>
+    </w:p>
+    <w:p>
+      <w:pPr>
+        <w:spacing w:after="60"/>
+      </w:pPr>
+    </w:p>
+    <w:p>
+      <w:pPr>
+        <w:spacing w:after="60"/>
+      </w:pPr>
+      <w:r>
+        <w:t xml:space="preserve">while </w:t>
+      </w:r>
+      <w:proofErr w:type="spellStart"/>
+      <w:r>
+        <w:t>num</w:t>
+      </w:r>
+      <w:proofErr w:type="spellEnd"/>
+      <w:r>
+        <w:t xml:space="preserve"> &gt; 0:</w:t>
+      </w:r>
+    </w:p>
+    <w:p>
+      <w:pPr>
+        <w:spacing w:after="60"/>
+      </w:pPr>
+      <w:r>
+        <w:t xml:space="preserve">    </w:t>
+      </w:r>
+      <w:proofErr w:type="spellStart"/>
+      <w:r>
+        <w:t>last_digit</w:t>
+      </w:r>
+      <w:proofErr w:type="spellEnd"/>
+      <w:r>
+        <w:t xml:space="preserve"> = num % 10</w:t>
+      </w:r>
+    </w:p>
+    <w:p>
+      <w:pPr>
+        <w:spacing w:after="60"/>
+      </w:pPr>
+      <w:r>
+        <w:t xml:space="preserve">    print(</w:t>
+      </w:r>
+      <w:proofErr w:type="spellStart"/>
+      <w:r>
+        <w:t>last_digit</w:t>
+      </w:r>
+      <w:proofErr w:type="spellEnd"/>
+      <w:r>
+        <w:t>)</w:t>
+      </w:r>
+    </w:p>
+    <w:p>
+      <w:pPr>
+        <w:spacing w:after="60"/>
+      </w:pPr>
+    </w:p>
+    <w:p>
+      <w:pPr>
+        <w:spacing w:after="60"/>
+      </w:pPr>
+      <w:r>
+        <w:t xml:space="preserve">    </w:t>
+      </w:r>
+      <w:proofErr w:type="spellStart"/>
+      <w:r>
+        <w:t>num</w:t>
+      </w:r>
+      <w:proofErr w:type="spellEnd"/>
+      <w:r>
+        <w:t xml:space="preserve"> //= 10</w:t>
+      </w:r>
+    </w:p>
+    <w:p>
+      <w:pPr>
+        <w:spacing w:after="60"/>
+        <w:rPr>
+          <w:b/>
+          <w:bCs/>
+        </w:rPr>
+      </w:pPr>
+      <w:r>
+        <w:rPr>
+          <w:b/>
+          <w:bCs/>
+        </w:rPr>
+        <w:t xml:space="preserve">Why </w:t>
+      </w:r>
+      <w:proofErr w:type="spellStart"/>
+      <w:r>
+        <w:rPr>
+          <w:b/>
+          <w:bCs/>
+        </w:rPr>
+        <w:t>num</w:t>
+      </w:r>
+      <w:proofErr w:type="spellEnd"/>
+      <w:r>
+        <w:rPr>
+          <w:b/>
+          <w:bCs/>
+        </w:rPr>
+        <w:t xml:space="preserve"> = n?</w:t>
       </w:r>
     </w:p>
     <w:p>
@@ -4135,7 +4425,15 @@
         <w:t>Store the original number:</w:t>
       </w:r>
       <w:r>
-        <w:t xml:space="preserve"> Keep a copy because num will be modified. </w:t>
+        <w:t xml:space="preserve"> Keep a copy because </w:t>
+      </w:r>
+      <w:proofErr w:type="spellStart"/>
+      <w:r>
+        <w:t>num</w:t>
+      </w:r>
+      <w:proofErr w:type="spellEnd"/>
+      <w:r>
+        <w:t xml:space="preserve"> will be modified. </w:t>
       </w:r>
     </w:p>
     <w:p>
@@ -4154,7 +4452,15 @@
         <w:t>Extract the last digit:</w:t>
       </w:r>
       <w:r>
-        <w:t xml:space="preserve"> Use num % 10. </w:t>
+        <w:t xml:space="preserve"> Use </w:t>
+      </w:r>
+      <w:proofErr w:type="spellStart"/>
+      <w:r>
+        <w:t>num</w:t>
+      </w:r>
+      <w:proofErr w:type="spellEnd"/>
+      <w:r>
+        <w:t xml:space="preserve"> % 10. </w:t>
       </w:r>
     </w:p>
     <w:p>
@@ -4173,7 +4479,15 @@
         <w:t>Build the reverse:</w:t>
       </w:r>
       <w:r>
-        <w:t xml:space="preserve"> Use result * 10 + last_digit. </w:t>
+        <w:t xml:space="preserve"> Use result * 10 + </w:t>
+      </w:r>
+      <w:proofErr w:type="spellStart"/>
+      <w:r>
+        <w:t>last_digit</w:t>
+      </w:r>
+      <w:proofErr w:type="spellEnd"/>
+      <w:r>
+        <w:t xml:space="preserve">. </w:t>
       </w:r>
     </w:p>
     <w:p>
@@ -4192,7 +4506,15 @@
         <w:t>Remove the last digit:</w:t>
       </w:r>
       <w:r>
-        <w:t xml:space="preserve"> Use num // 10. </w:t>
+        <w:t xml:space="preserve"> Use </w:t>
+      </w:r>
+      <w:proofErr w:type="spellStart"/>
+      <w:r>
+        <w:t>num</w:t>
+      </w:r>
+      <w:proofErr w:type="spellEnd"/>
+      <w:r>
+        <w:t xml:space="preserve"> // 10. </w:t>
       </w:r>
     </w:p>
     <w:p>
@@ -4259,8 +4581,13 @@
       <w:pPr>
         <w:spacing w:after="60"/>
       </w:pPr>
-      <w:r>
-        <w:t>num = n</w:t>
+      <w:proofErr w:type="spellStart"/>
+      <w:r>
+        <w:t>num</w:t>
+      </w:r>
+      <w:proofErr w:type="spellEnd"/>
+      <w:r>
+        <w:t xml:space="preserve"> = n</w:t>
       </w:r>
     </w:p>
     <w:p>
@@ -4281,31 +4608,60 @@
         <w:spacing w:after="60"/>
       </w:pPr>
       <w:r>
-        <w:t>while num &gt; 0:</w:t>
-      </w:r>
-    </w:p>
-    <w:p>
-      <w:pPr>
-        <w:spacing w:after="60"/>
-      </w:pPr>
-      <w:r>
-        <w:t xml:space="preserve">    last_digit = num % 10</w:t>
-      </w:r>
-    </w:p>
-    <w:p>
-      <w:pPr>
-        <w:spacing w:after="60"/>
-      </w:pPr>
-      <w:r>
-        <w:t xml:space="preserve">    result = result * 10 + last_digit</w:t>
-      </w:r>
-    </w:p>
-    <w:p>
-      <w:pPr>
-        <w:spacing w:after="60"/>
-      </w:pPr>
-      <w:r>
-        <w:t xml:space="preserve">    num //= 10</w:t>
+        <w:t xml:space="preserve">while </w:t>
+      </w:r>
+      <w:proofErr w:type="spellStart"/>
+      <w:r>
+        <w:t>num</w:t>
+      </w:r>
+      <w:proofErr w:type="spellEnd"/>
+      <w:r>
+        <w:t xml:space="preserve"> &gt; 0:</w:t>
+      </w:r>
+    </w:p>
+    <w:p>
+      <w:pPr>
+        <w:spacing w:after="60"/>
+      </w:pPr>
+      <w:r>
+        <w:t xml:space="preserve">    </w:t>
+      </w:r>
+      <w:proofErr w:type="spellStart"/>
+      <w:r>
+        <w:t>last_digit</w:t>
+      </w:r>
+      <w:proofErr w:type="spellEnd"/>
+      <w:r>
+        <w:t xml:space="preserve"> = num % 10</w:t>
+      </w:r>
+    </w:p>
+    <w:p>
+      <w:pPr>
+        <w:spacing w:after="60"/>
+      </w:pPr>
+      <w:r>
+        <w:t xml:space="preserve">    result = result * 10 + </w:t>
+      </w:r>
+      <w:proofErr w:type="spellStart"/>
+      <w:r>
+        <w:t>last_digit</w:t>
+      </w:r>
+      <w:proofErr w:type="spellEnd"/>
+    </w:p>
+    <w:p>
+      <w:pPr>
+        <w:spacing w:after="60"/>
+      </w:pPr>
+      <w:r>
+        <w:t xml:space="preserve">    </w:t>
+      </w:r>
+      <w:proofErr w:type="spellStart"/>
+      <w:r>
+        <w:t>num</w:t>
+      </w:r>
+      <w:proofErr w:type="spellEnd"/>
+      <w:r>
+        <w:t xml:space="preserve"> //= 10</w:t>
       </w:r>
     </w:p>
     <w:p>
@@ -4780,7 +5136,15 @@
         <w:t>Extract the last digit:</w:t>
       </w:r>
       <w:r>
-        <w:t xml:space="preserve"> Use num % 10.</w:t>
+        <w:t xml:space="preserve"> Use </w:t>
+      </w:r>
+      <w:proofErr w:type="spellStart"/>
+      <w:r>
+        <w:t>num</w:t>
+      </w:r>
+      <w:proofErr w:type="spellEnd"/>
+      <w:r>
+        <w:t xml:space="preserve"> % 10.</w:t>
       </w:r>
     </w:p>
     <w:p>
@@ -4837,7 +5201,23 @@
         <w:t>Remove the last digit:</w:t>
       </w:r>
       <w:r>
-        <w:t xml:space="preserve"> Use num // 10 and repeat until num becomes 0.</w:t>
+        <w:t xml:space="preserve"> Use </w:t>
+      </w:r>
+      <w:proofErr w:type="spellStart"/>
+      <w:r>
+        <w:t>num</w:t>
+      </w:r>
+      <w:proofErr w:type="spellEnd"/>
+      <w:r>
+        <w:t xml:space="preserve"> // 10 and repeat until </w:t>
+      </w:r>
+      <w:proofErr w:type="spellStart"/>
+      <w:r>
+        <w:t>num</w:t>
+      </w:r>
+      <w:proofErr w:type="spellEnd"/>
+      <w:r>
+        <w:t xml:space="preserve"> becomes 0.</w:t>
       </w:r>
     </w:p>
     <w:p>
@@ -4897,16 +5277,29 @@
       <w:pPr>
         <w:spacing w:after="60"/>
       </w:pPr>
-      <w:r>
-        <w:t>num = n</w:t>
-      </w:r>
-    </w:p>
-    <w:p>
-      <w:pPr>
-        <w:spacing w:after="60"/>
-      </w:pPr>
-      <w:r>
-        <w:t>count = len(str(n))</w:t>
+      <w:proofErr w:type="spellStart"/>
+      <w:r>
+        <w:t>num</w:t>
+      </w:r>
+      <w:proofErr w:type="spellEnd"/>
+      <w:r>
+        <w:t xml:space="preserve"> = n</w:t>
+      </w:r>
+    </w:p>
+    <w:p>
+      <w:pPr>
+        <w:spacing w:after="60"/>
+      </w:pPr>
+      <w:r>
+        <w:t xml:space="preserve">count = </w:t>
+      </w:r>
+      <w:proofErr w:type="spellStart"/>
+      <w:r>
+        <w:t>len</w:t>
+      </w:r>
+      <w:proofErr w:type="spellEnd"/>
+      <w:r>
+        <w:t>(str(n))</w:t>
       </w:r>
     </w:p>
     <w:p>
@@ -4927,15 +5320,31 @@
         <w:spacing w:after="60"/>
       </w:pPr>
       <w:r>
-        <w:t>while num &gt; 0:</w:t>
-      </w:r>
-    </w:p>
-    <w:p>
-      <w:pPr>
-        <w:spacing w:after="60"/>
-      </w:pPr>
-      <w:r>
-        <w:t xml:space="preserve">    digit = num % 10</w:t>
+        <w:t xml:space="preserve">while </w:t>
+      </w:r>
+      <w:proofErr w:type="spellStart"/>
+      <w:r>
+        <w:t>num</w:t>
+      </w:r>
+      <w:proofErr w:type="spellEnd"/>
+      <w:r>
+        <w:t xml:space="preserve"> &gt; 0:</w:t>
+      </w:r>
+    </w:p>
+    <w:p>
+      <w:pPr>
+        <w:spacing w:after="60"/>
+      </w:pPr>
+      <w:r>
+        <w:t xml:space="preserve">    digit = </w:t>
+      </w:r>
+      <w:proofErr w:type="spellStart"/>
+      <w:r>
+        <w:t>num</w:t>
+      </w:r>
+      <w:proofErr w:type="spellEnd"/>
+      <w:r>
+        <w:t xml:space="preserve"> % 10</w:t>
       </w:r>
     </w:p>
     <w:p>
@@ -4951,7 +5360,15 @@
         <w:spacing w:after="60"/>
       </w:pPr>
       <w:r>
-        <w:t xml:space="preserve">    num //= 10</w:t>
+        <w:t xml:space="preserve">    </w:t>
+      </w:r>
+      <w:proofErr w:type="spellStart"/>
+      <w:r>
+        <w:t>num</w:t>
+      </w:r>
+      <w:proofErr w:type="spellEnd"/>
+      <w:r>
+        <w:t xml:space="preserve"> //= 10</w:t>
       </w:r>
     </w:p>
     <w:p>
@@ -5421,63 +5838,121 @@
       <w:pPr>
         <w:spacing w:after="60"/>
       </w:pPr>
-      <w:r>
-        <w:t>arr = [1, 2, 1, 3, 2, 1]</w:t>
-      </w:r>
-    </w:p>
-    <w:p>
-      <w:pPr>
-        <w:spacing w:after="60"/>
-      </w:pPr>
-    </w:p>
-    <w:p>
-      <w:pPr>
-        <w:spacing w:after="60"/>
-      </w:pPr>
-      <w:r>
-        <w:t>freq = [0] * 10</w:t>
-      </w:r>
-    </w:p>
-    <w:p>
-      <w:pPr>
-        <w:spacing w:after="60"/>
-      </w:pPr>
-    </w:p>
-    <w:p>
-      <w:pPr>
-        <w:spacing w:after="60"/>
-      </w:pPr>
-      <w:r>
-        <w:t>for num in arr:</w:t>
-      </w:r>
-    </w:p>
-    <w:p>
-      <w:pPr>
-        <w:spacing w:after="60"/>
-      </w:pPr>
-      <w:r>
-        <w:t xml:space="preserve">    freq[num] += 1</w:t>
-      </w:r>
-    </w:p>
-    <w:p>
-      <w:pPr>
-        <w:spacing w:after="60"/>
-      </w:pPr>
-    </w:p>
-    <w:p>
-      <w:pPr>
-        <w:spacing w:after="60"/>
-      </w:pPr>
-      <w:r>
-        <w:t>print(freq[1])  # 3</w:t>
-      </w:r>
-    </w:p>
-    <w:p>
-      <w:pPr>
-        <w:spacing w:after="60"/>
-      </w:pPr>
-      <w:r>
-        <w:t>print(freq[2])  # 2</w:t>
+      <w:proofErr w:type="spellStart"/>
+      <w:r>
+        <w:t>arr</w:t>
+      </w:r>
+      <w:proofErr w:type="spellEnd"/>
+      <w:r>
+        <w:t xml:space="preserve"> = [1, 2, 1, 3, 2, 1]</w:t>
+      </w:r>
+    </w:p>
+    <w:p>
+      <w:pPr>
+        <w:spacing w:after="60"/>
+      </w:pPr>
+    </w:p>
+    <w:p>
+      <w:pPr>
+        <w:spacing w:after="60"/>
+      </w:pPr>
+      <w:proofErr w:type="spellStart"/>
+      <w:r>
+        <w:t>freq</w:t>
+      </w:r>
+      <w:proofErr w:type="spellEnd"/>
+      <w:r>
+        <w:t xml:space="preserve"> = [0] * 10</w:t>
+      </w:r>
+    </w:p>
+    <w:p>
+      <w:pPr>
+        <w:spacing w:after="60"/>
+      </w:pPr>
+    </w:p>
+    <w:p>
+      <w:pPr>
+        <w:spacing w:after="60"/>
+      </w:pPr>
+      <w:r>
+        <w:t xml:space="preserve">for </w:t>
+      </w:r>
+      <w:proofErr w:type="spellStart"/>
+      <w:r>
+        <w:t>num</w:t>
+      </w:r>
+      <w:proofErr w:type="spellEnd"/>
+      <w:r>
+        <w:t xml:space="preserve"> in </w:t>
+      </w:r>
+      <w:proofErr w:type="spellStart"/>
+      <w:r>
+        <w:t>arr</w:t>
+      </w:r>
+      <w:proofErr w:type="spellEnd"/>
+      <w:r>
+        <w:t>:</w:t>
+      </w:r>
+    </w:p>
+    <w:p>
+      <w:pPr>
+        <w:spacing w:after="60"/>
+      </w:pPr>
+      <w:r>
+        <w:t xml:space="preserve">    </w:t>
+      </w:r>
+      <w:proofErr w:type="spellStart"/>
+      <w:r>
+        <w:t>freq</w:t>
+      </w:r>
+      <w:proofErr w:type="spellEnd"/>
+      <w:r>
+        <w:t>[</w:t>
+      </w:r>
+      <w:proofErr w:type="spellStart"/>
+      <w:r>
+        <w:t>num</w:t>
+      </w:r>
+      <w:proofErr w:type="spellEnd"/>
+      <w:r>
+        <w:t>] += 1</w:t>
+      </w:r>
+    </w:p>
+    <w:p>
+      <w:pPr>
+        <w:spacing w:after="60"/>
+      </w:pPr>
+    </w:p>
+    <w:p>
+      <w:pPr>
+        <w:spacing w:after="60"/>
+      </w:pPr>
+      <w:r>
+        <w:t>print(</w:t>
+      </w:r>
+      <w:proofErr w:type="spellStart"/>
+      <w:r>
+        <w:t>freq</w:t>
+      </w:r>
+      <w:proofErr w:type="spellEnd"/>
+      <w:r>
+        <w:t>[1])  # 3</w:t>
+      </w:r>
+    </w:p>
+    <w:p>
+      <w:pPr>
+        <w:spacing w:after="60"/>
+      </w:pPr>
+      <w:r>
+        <w:t>print(</w:t>
+      </w:r>
+      <w:proofErr w:type="spellStart"/>
+      <w:r>
+        <w:t>freq</w:t>
+      </w:r>
+      <w:proofErr w:type="spellEnd"/>
+      <w:r>
+        <w:t>[2])  # 2</w:t>
       </w:r>
     </w:p>
     <w:p>
@@ -5492,24 +5967,39 @@
       <w:pPr>
         <w:spacing w:after="60"/>
       </w:pPr>
-      <w:r>
-        <w:t>freq[1] → count of 1</w:t>
-      </w:r>
-    </w:p>
-    <w:p>
-      <w:pPr>
-        <w:spacing w:after="60"/>
-      </w:pPr>
-      <w:r>
-        <w:t>freq[2] → count of 2</w:t>
-      </w:r>
-    </w:p>
-    <w:p>
-      <w:pPr>
-        <w:spacing w:after="60"/>
-      </w:pPr>
-      <w:r>
-        <w:t>freq[3] → count of 3</w:t>
+      <w:proofErr w:type="spellStart"/>
+      <w:r>
+        <w:t>freq</w:t>
+      </w:r>
+      <w:proofErr w:type="spellEnd"/>
+      <w:r>
+        <w:t>[1] → count of 1</w:t>
+      </w:r>
+    </w:p>
+    <w:p>
+      <w:pPr>
+        <w:spacing w:after="60"/>
+      </w:pPr>
+      <w:proofErr w:type="spellStart"/>
+      <w:r>
+        <w:t>freq</w:t>
+      </w:r>
+      <w:proofErr w:type="spellEnd"/>
+      <w:r>
+        <w:t>[2] → count of 2</w:t>
+      </w:r>
+    </w:p>
+    <w:p>
+      <w:pPr>
+        <w:spacing w:after="60"/>
+      </w:pPr>
+      <w:proofErr w:type="spellStart"/>
+      <w:r>
+        <w:t>freq</w:t>
+      </w:r>
+      <w:proofErr w:type="spellEnd"/>
+      <w:r>
+        <w:t>[3] → count of 3</w:t>
       </w:r>
     </w:p>
     <w:p>
@@ -5533,50 +6023,108 @@
       <w:pPr>
         <w:spacing w:after="60"/>
       </w:pPr>
-      <w:r>
-        <w:t>arr = [1, 2, 1, 3, 2, 1]</w:t>
-      </w:r>
-    </w:p>
-    <w:p>
-      <w:pPr>
-        <w:spacing w:after="60"/>
-      </w:pPr>
-    </w:p>
-    <w:p>
-      <w:pPr>
-        <w:spacing w:after="60"/>
-      </w:pPr>
-      <w:r>
-        <w:t>freq = {}</w:t>
-      </w:r>
-    </w:p>
-    <w:p>
-      <w:pPr>
-        <w:spacing w:after="60"/>
-      </w:pPr>
-    </w:p>
-    <w:p>
-      <w:pPr>
-        <w:spacing w:after="60"/>
-      </w:pPr>
-      <w:r>
-        <w:t>for num in arr:</w:t>
-      </w:r>
-    </w:p>
-    <w:p>
-      <w:pPr>
-        <w:spacing w:after="60"/>
-      </w:pPr>
-      <w:r>
-        <w:t xml:space="preserve">    if num in freq:</w:t>
-      </w:r>
-    </w:p>
-    <w:p>
-      <w:pPr>
-        <w:spacing w:after="60"/>
-      </w:pPr>
-      <w:r>
-        <w:t xml:space="preserve">        freq[num] += 1</w:t>
+      <w:proofErr w:type="spellStart"/>
+      <w:r>
+        <w:t>arr</w:t>
+      </w:r>
+      <w:proofErr w:type="spellEnd"/>
+      <w:r>
+        <w:t xml:space="preserve"> = [1, 2, 1, 3, 2, 1]</w:t>
+      </w:r>
+    </w:p>
+    <w:p>
+      <w:pPr>
+        <w:spacing w:after="60"/>
+      </w:pPr>
+    </w:p>
+    <w:p>
+      <w:pPr>
+        <w:spacing w:after="60"/>
+      </w:pPr>
+      <w:proofErr w:type="spellStart"/>
+      <w:r>
+        <w:t>freq</w:t>
+      </w:r>
+      <w:proofErr w:type="spellEnd"/>
+      <w:r>
+        <w:t xml:space="preserve"> = {}</w:t>
+      </w:r>
+    </w:p>
+    <w:p>
+      <w:pPr>
+        <w:spacing w:after="60"/>
+      </w:pPr>
+    </w:p>
+    <w:p>
+      <w:pPr>
+        <w:spacing w:after="60"/>
+      </w:pPr>
+      <w:r>
+        <w:t xml:space="preserve">for </w:t>
+      </w:r>
+      <w:proofErr w:type="spellStart"/>
+      <w:r>
+        <w:t>num</w:t>
+      </w:r>
+      <w:proofErr w:type="spellEnd"/>
+      <w:r>
+        <w:t xml:space="preserve"> in </w:t>
+      </w:r>
+      <w:proofErr w:type="spellStart"/>
+      <w:r>
+        <w:t>arr</w:t>
+      </w:r>
+      <w:proofErr w:type="spellEnd"/>
+      <w:r>
+        <w:t>:</w:t>
+      </w:r>
+    </w:p>
+    <w:p>
+      <w:pPr>
+        <w:spacing w:after="60"/>
+      </w:pPr>
+      <w:r>
+        <w:t xml:space="preserve">    if </w:t>
+      </w:r>
+      <w:proofErr w:type="spellStart"/>
+      <w:r>
+        <w:t>num</w:t>
+      </w:r>
+      <w:proofErr w:type="spellEnd"/>
+      <w:r>
+        <w:t xml:space="preserve"> in </w:t>
+      </w:r>
+      <w:proofErr w:type="spellStart"/>
+      <w:r>
+        <w:t>freq</w:t>
+      </w:r>
+      <w:proofErr w:type="spellEnd"/>
+      <w:r>
+        <w:t>:</w:t>
+      </w:r>
+    </w:p>
+    <w:p>
+      <w:pPr>
+        <w:spacing w:after="60"/>
+      </w:pPr>
+      <w:r>
+        <w:t xml:space="preserve">        </w:t>
+      </w:r>
+      <w:proofErr w:type="spellStart"/>
+      <w:r>
+        <w:t>freq</w:t>
+      </w:r>
+      <w:proofErr w:type="spellEnd"/>
+      <w:r>
+        <w:t>[</w:t>
+      </w:r>
+      <w:proofErr w:type="spellStart"/>
+      <w:r>
+        <w:t>num</w:t>
+      </w:r>
+      <w:proofErr w:type="spellEnd"/>
+      <w:r>
+        <w:t>] += 1</w:t>
       </w:r>
     </w:p>
     <w:p>
@@ -5592,20 +6140,44 @@
         <w:spacing w:after="60"/>
       </w:pPr>
       <w:r>
-        <w:t xml:space="preserve">        freq[num] = 1</w:t>
-      </w:r>
-    </w:p>
-    <w:p>
-      <w:pPr>
-        <w:spacing w:after="60"/>
-      </w:pPr>
-    </w:p>
-    <w:p>
-      <w:pPr>
-        <w:spacing w:after="60"/>
-      </w:pPr>
-      <w:r>
-        <w:t>print(freq[1])  # 3</w:t>
+        <w:t xml:space="preserve">        </w:t>
+      </w:r>
+      <w:proofErr w:type="spellStart"/>
+      <w:r>
+        <w:t>freq</w:t>
+      </w:r>
+      <w:proofErr w:type="spellEnd"/>
+      <w:r>
+        <w:t>[</w:t>
+      </w:r>
+      <w:proofErr w:type="spellStart"/>
+      <w:r>
+        <w:t>num</w:t>
+      </w:r>
+      <w:proofErr w:type="spellEnd"/>
+      <w:r>
+        <w:t>] = 1</w:t>
+      </w:r>
+    </w:p>
+    <w:p>
+      <w:pPr>
+        <w:spacing w:after="60"/>
+      </w:pPr>
+    </w:p>
+    <w:p>
+      <w:pPr>
+        <w:spacing w:after="60"/>
+      </w:pPr>
+      <w:r>
+        <w:t>print(</w:t>
+      </w:r>
+      <w:proofErr w:type="spellStart"/>
+      <w:r>
+        <w:t>freq</w:t>
+      </w:r>
+      <w:proofErr w:type="spellEnd"/>
+      <w:r>
+        <w:t>[1])  # 3</w:t>
       </w:r>
     </w:p>
     <w:p>
@@ -5657,20 +6229,33 @@
         <w:spacing w:after="60"/>
       </w:pPr>
       <w:r>
-        <w:t>s = "abacaba"</w:t>
-      </w:r>
-    </w:p>
-    <w:p>
-      <w:pPr>
-        <w:spacing w:after="60"/>
-      </w:pPr>
-    </w:p>
-    <w:p>
-      <w:pPr>
-        <w:spacing w:after="60"/>
-      </w:pPr>
-      <w:r>
-        <w:t>freq = [0] * 26</w:t>
+        <w:t>s = "</w:t>
+      </w:r>
+      <w:proofErr w:type="spellStart"/>
+      <w:r>
+        <w:t>abacaba</w:t>
+      </w:r>
+      <w:proofErr w:type="spellEnd"/>
+      <w:r>
+        <w:t>"</w:t>
+      </w:r>
+    </w:p>
+    <w:p>
+      <w:pPr>
+        <w:spacing w:after="60"/>
+      </w:pPr>
+    </w:p>
+    <w:p>
+      <w:pPr>
+        <w:spacing w:after="60"/>
+      </w:pPr>
+      <w:proofErr w:type="spellStart"/>
+      <w:r>
+        <w:t>freq</w:t>
+      </w:r>
+      <w:proofErr w:type="spellEnd"/>
+      <w:r>
+        <w:t xml:space="preserve"> = [0] * 26</w:t>
       </w:r>
     </w:p>
     <w:p>
@@ -5691,44 +6276,108 @@
         <w:spacing w:after="60"/>
       </w:pPr>
       <w:r>
-        <w:t xml:space="preserve">    index = ord(ch) - ord('a')</w:t>
-      </w:r>
-    </w:p>
-    <w:p>
-      <w:pPr>
-        <w:spacing w:after="60"/>
-      </w:pPr>
-      <w:r>
-        <w:t xml:space="preserve">    freq[index] += 1</w:t>
-      </w:r>
-    </w:p>
-    <w:p>
-      <w:pPr>
-        <w:spacing w:after="60"/>
-      </w:pPr>
-    </w:p>
-    <w:p>
-      <w:pPr>
-        <w:spacing w:after="60"/>
-      </w:pPr>
-      <w:r>
-        <w:t>print(freq[0])  # frequency of 'a'</w:t>
-      </w:r>
-    </w:p>
-    <w:p>
-      <w:pPr>
-        <w:spacing w:after="60"/>
-        <w:rPr>
-          <w:b/>
-          <w:bCs/>
-        </w:rPr>
-      </w:pPr>
-      <w:r>
-        <w:rPr>
-          <w:b/>
-          <w:bCs/>
-        </w:rPr>
-        <w:t>Why ord(ch) - ord('a')?</w:t>
+        <w:t xml:space="preserve">    index = </w:t>
+      </w:r>
+      <w:proofErr w:type="spellStart"/>
+      <w:r>
+        <w:t>ord</w:t>
+      </w:r>
+      <w:proofErr w:type="spellEnd"/>
+      <w:r>
+        <w:t xml:space="preserve">(ch) - </w:t>
+      </w:r>
+      <w:proofErr w:type="spellStart"/>
+      <w:r>
+        <w:t>ord</w:t>
+      </w:r>
+      <w:proofErr w:type="spellEnd"/>
+      <w:r>
+        <w:t>('a')</w:t>
+      </w:r>
+    </w:p>
+    <w:p>
+      <w:pPr>
+        <w:spacing w:after="60"/>
+      </w:pPr>
+      <w:r>
+        <w:t xml:space="preserve">    </w:t>
+      </w:r>
+      <w:proofErr w:type="spellStart"/>
+      <w:r>
+        <w:t>freq</w:t>
+      </w:r>
+      <w:proofErr w:type="spellEnd"/>
+      <w:r>
+        <w:t>[index] += 1</w:t>
+      </w:r>
+    </w:p>
+    <w:p>
+      <w:pPr>
+        <w:spacing w:after="60"/>
+      </w:pPr>
+    </w:p>
+    <w:p>
+      <w:pPr>
+        <w:spacing w:after="60"/>
+      </w:pPr>
+      <w:r>
+        <w:t>print(</w:t>
+      </w:r>
+      <w:proofErr w:type="spellStart"/>
+      <w:r>
+        <w:t>freq</w:t>
+      </w:r>
+      <w:proofErr w:type="spellEnd"/>
+      <w:r>
+        <w:t>[0])  # frequency of 'a'</w:t>
+      </w:r>
+    </w:p>
+    <w:p>
+      <w:pPr>
+        <w:spacing w:after="60"/>
+        <w:rPr>
+          <w:b/>
+          <w:bCs/>
+        </w:rPr>
+      </w:pPr>
+      <w:r>
+        <w:rPr>
+          <w:b/>
+          <w:bCs/>
+        </w:rPr>
+        <w:t xml:space="preserve">Why </w:t>
+      </w:r>
+      <w:proofErr w:type="spellStart"/>
+      <w:r>
+        <w:rPr>
+          <w:b/>
+          <w:bCs/>
+        </w:rPr>
+        <w:t>ord</w:t>
+      </w:r>
+      <w:proofErr w:type="spellEnd"/>
+      <w:r>
+        <w:rPr>
+          <w:b/>
+          <w:bCs/>
+        </w:rPr>
+        <w:t xml:space="preserve">(ch) - </w:t>
+      </w:r>
+      <w:proofErr w:type="spellStart"/>
+      <w:r>
+        <w:rPr>
+          <w:b/>
+          <w:bCs/>
+        </w:rPr>
+        <w:t>ord</w:t>
+      </w:r>
+      <w:proofErr w:type="spellEnd"/>
+      <w:r>
+        <w:rPr>
+          <w:b/>
+          <w:bCs/>
+        </w:rPr>
+        <w:t>('a')?</w:t>
       </w:r>
     </w:p>
     <w:p>
@@ -5921,9 +6570,14 @@
       <w:pPr>
         <w:spacing w:after="60"/>
       </w:pPr>
+      <w:proofErr w:type="spellStart"/>
       <w:r>
         <w:lastRenderedPageBreak/>
-        <w:t>freq[x] += 1 → increase frequency</w:t>
+        <w:t>freq</w:t>
+      </w:r>
+      <w:proofErr w:type="spellEnd"/>
+      <w:r>
+        <w:t>[x] += 1 → increase frequency</w:t>
       </w:r>
     </w:p>
     <w:p>
@@ -6023,7 +6677,7 @@
       </w:pPr>
       <w:r>
         <w:pict w14:anchorId="2B054715">
-          <v:rect id="_x0000_i1087" style="width:0;height:1.5pt" o:hralign="center" o:hrstd="t" o:hr="t" fillcolor="#a0a0a0" stroked="f"/>
+          <v:rect id="_x0000_i1055" style="width:0;height:1.5pt" o:hralign="center" o:hrstd="t" o:hr="t" fillcolor="#a0a0a0" stroked="f"/>
         </w:pict>
       </w:r>
     </w:p>
@@ -6147,8 +6801,13 @@
       <w:pPr>
         <w:spacing w:after="60"/>
       </w:pPr>
-      <w:r>
-        <w:t>print_number(n - 1)</w:t>
+      <w:proofErr w:type="spellStart"/>
+      <w:r>
+        <w:t>print_number</w:t>
+      </w:r>
+      <w:proofErr w:type="spellEnd"/>
+      <w:r>
+        <w:t>(n - 1)</w:t>
       </w:r>
     </w:p>
     <w:p>
@@ -6157,7 +6816,7 @@
       </w:pPr>
       <w:r>
         <w:pict w14:anchorId="0484CC6C">
-          <v:rect id="_x0000_i1088" style="width:0;height:1.5pt" o:hralign="center" o:hrstd="t" o:hr="t" fillcolor="#a0a0a0" stroked="f"/>
+          <v:rect id="_x0000_i1056" style="width:0;height:1.5pt" o:hralign="center" o:hrstd="t" o:hr="t" fillcolor="#a0a0a0" stroked="f"/>
         </w:pict>
       </w:r>
     </w:p>
@@ -6182,7 +6841,15 @@
         <w:spacing w:after="60"/>
       </w:pPr>
       <w:r>
-        <w:t>def print_number(n):</w:t>
+        <w:t xml:space="preserve">def </w:t>
+      </w:r>
+      <w:proofErr w:type="spellStart"/>
+      <w:r>
+        <w:t>print_number</w:t>
+      </w:r>
+      <w:proofErr w:type="spellEnd"/>
+      <w:r>
+        <w:t>(n):</w:t>
       </w:r>
     </w:p>
     <w:p>
@@ -6224,20 +6891,33 @@
         <w:spacing w:after="60"/>
       </w:pPr>
       <w:r>
-        <w:t xml:space="preserve">    print_number(n - 1)</w:t>
-      </w:r>
-    </w:p>
-    <w:p>
-      <w:pPr>
-        <w:spacing w:after="60"/>
-      </w:pPr>
-    </w:p>
-    <w:p>
-      <w:pPr>
-        <w:spacing w:after="60"/>
-      </w:pPr>
-      <w:r>
-        <w:t>print_number(5)</w:t>
+        <w:t xml:space="preserve">    </w:t>
+      </w:r>
+      <w:proofErr w:type="spellStart"/>
+      <w:r>
+        <w:t>print_number</w:t>
+      </w:r>
+      <w:proofErr w:type="spellEnd"/>
+      <w:r>
+        <w:t>(n - 1)</w:t>
+      </w:r>
+    </w:p>
+    <w:p>
+      <w:pPr>
+        <w:spacing w:after="60"/>
+      </w:pPr>
+    </w:p>
+    <w:p>
+      <w:pPr>
+        <w:spacing w:after="60"/>
+      </w:pPr>
+      <w:proofErr w:type="spellStart"/>
+      <w:r>
+        <w:t>print_number</w:t>
+      </w:r>
+      <w:proofErr w:type="spellEnd"/>
+      <w:r>
+        <w:t>(5)</w:t>
       </w:r>
     </w:p>
     <w:p>
@@ -6294,7 +6974,7 @@
       </w:pPr>
       <w:r>
         <w:pict w14:anchorId="75A2EBE6">
-          <v:rect id="_x0000_i1089" style="width:0;height:1.5pt" o:hralign="center" o:hrstd="t" o:hr="t" fillcolor="#a0a0a0" stroked="f"/>
+          <v:rect id="_x0000_i1057" style="width:0;height:1.5pt" o:hralign="center" o:hrstd="t" o:hr="t" fillcolor="#a0a0a0" stroked="f"/>
         </w:pict>
       </w:r>
     </w:p>
@@ -6360,8 +7040,13 @@
       <w:pPr>
         <w:spacing w:after="60"/>
       </w:pPr>
-      <w:r>
-        <w:t>print_number(n - 1)</w:t>
+      <w:proofErr w:type="spellStart"/>
+      <w:r>
+        <w:t>print_number</w:t>
+      </w:r>
+      <w:proofErr w:type="spellEnd"/>
+      <w:r>
+        <w:t>(n - 1)</w:t>
       </w:r>
     </w:p>
     <w:p>
@@ -6403,8 +7088,13 @@
       <w:pPr>
         <w:spacing w:after="60"/>
       </w:pPr>
-      <w:r>
-        <w:t>print_number(n - 1)</w:t>
+      <w:proofErr w:type="spellStart"/>
+      <w:r>
+        <w:t>print_number</w:t>
+      </w:r>
+      <w:proofErr w:type="spellEnd"/>
+      <w:r>
+        <w:t>(n - 1)</w:t>
       </w:r>
     </w:p>
     <w:p>
@@ -6421,7 +7111,7 @@
       </w:pPr>
       <w:r>
         <w:pict w14:anchorId="0640DE41">
-          <v:rect id="_x0000_i1090" style="width:0;height:1.5pt" o:hralign="center" o:hrstd="t" o:hr="t" fillcolor="#a0a0a0" stroked="f"/>
+          <v:rect id="_x0000_i1058" style="width:0;height:1.5pt" o:hralign="center" o:hrstd="t" o:hr="t" fillcolor="#a0a0a0" stroked="f"/>
         </w:pict>
       </w:r>
     </w:p>
@@ -6563,7 +7253,7 @@
       </w:pPr>
       <w:r>
         <w:pict w14:anchorId="019B154B">
-          <v:rect id="_x0000_i1091" style="width:0;height:1.5pt" o:hralign="center" o:hrstd="t" o:hr="t" fillcolor="#a0a0a0" stroked="f"/>
+          <v:rect id="_x0000_i1059" style="width:0;height:1.5pt" o:hralign="center" o:hrstd="t" o:hr="t" fillcolor="#a0a0a0" stroked="f"/>
         </w:pict>
       </w:r>
     </w:p>
@@ -6656,12 +7346,2264 @@
     <w:p>
       <w:pPr>
         <w:spacing w:after="60"/>
-      </w:pPr>
-    </w:p>
-    <w:p>
-      <w:pPr>
-        <w:spacing w:after="60"/>
-      </w:pPr>
+        <w:rPr>
+          <w:b/>
+          <w:bCs/>
+        </w:rPr>
+      </w:pPr>
+      <w:r>
+        <w:rPr>
+          <w:b/>
+          <w:bCs/>
+          <w:highlight w:val="yellow"/>
+        </w:rPr>
+        <w:t>Sum of N Natural Numbers Using Recursion</w:t>
+      </w:r>
+      <w:r>
+        <w:rPr>
+          <w:b/>
+          <w:bCs/>
+        </w:rPr>
+        <w:t>:-</w:t>
+      </w:r>
+    </w:p>
+    <w:p>
+      <w:pPr>
+        <w:numPr>
+          <w:ilvl w:val="0"/>
+          <w:numId w:val="15"/>
+        </w:numPr>
+        <w:spacing w:after="60"/>
+      </w:pPr>
+      <w:r>
+        <w:rPr>
+          <w:b/>
+          <w:bCs/>
+        </w:rPr>
+        <w:t>Concept:</w:t>
+      </w:r>
+      <w:r>
+        <w:t xml:space="preserve"> Pass the current sum and initial values as parameters. </w:t>
+      </w:r>
+    </w:p>
+    <w:p>
+      <w:pPr>
+        <w:numPr>
+          <w:ilvl w:val="0"/>
+          <w:numId w:val="15"/>
+        </w:numPr>
+        <w:spacing w:after="60"/>
+      </w:pPr>
+      <w:r>
+        <w:rPr>
+          <w:b/>
+          <w:bCs/>
+        </w:rPr>
+        <w:t>Base Condition:</w:t>
+      </w:r>
+      <w:r>
+        <w:t xml:space="preserve"> When initial &gt; </w:t>
+      </w:r>
+      <w:proofErr w:type="spellStart"/>
+      <w:r>
+        <w:t>last_number</w:t>
+      </w:r>
+      <w:proofErr w:type="spellEnd"/>
+      <w:r>
+        <w:t xml:space="preserve">, stop and print the sum. </w:t>
+      </w:r>
+    </w:p>
+    <w:p>
+      <w:pPr>
+        <w:numPr>
+          <w:ilvl w:val="0"/>
+          <w:numId w:val="15"/>
+        </w:numPr>
+        <w:spacing w:after="60"/>
+      </w:pPr>
+      <w:r>
+        <w:rPr>
+          <w:b/>
+          <w:bCs/>
+        </w:rPr>
+        <w:t>Recursive Step:</w:t>
+      </w:r>
+      <w:r>
+        <w:t xml:space="preserve"> Add initial to sum, then call the function with initial + 1. </w:t>
+      </w:r>
+    </w:p>
+    <w:p>
+      <w:pPr>
+        <w:spacing w:after="60"/>
+      </w:pPr>
+      <w:r>
+        <w:t xml:space="preserve">def </w:t>
+      </w:r>
+      <w:proofErr w:type="spellStart"/>
+      <w:r>
+        <w:t>func</w:t>
+      </w:r>
+      <w:proofErr w:type="spellEnd"/>
+      <w:r>
+        <w:t xml:space="preserve">(sum, initial, </w:t>
+      </w:r>
+      <w:proofErr w:type="spellStart"/>
+      <w:r>
+        <w:t>last_number</w:t>
+      </w:r>
+      <w:proofErr w:type="spellEnd"/>
+      <w:r>
+        <w:t>):</w:t>
+      </w:r>
+    </w:p>
+    <w:p>
+      <w:pPr>
+        <w:spacing w:after="60"/>
+      </w:pPr>
+    </w:p>
+    <w:p>
+      <w:pPr>
+        <w:spacing w:after="60"/>
+      </w:pPr>
+      <w:r>
+        <w:t xml:space="preserve">    if initial &gt; </w:t>
+      </w:r>
+      <w:proofErr w:type="spellStart"/>
+      <w:r>
+        <w:t>last_number</w:t>
+      </w:r>
+      <w:proofErr w:type="spellEnd"/>
+      <w:r>
+        <w:t>:</w:t>
+      </w:r>
+    </w:p>
+    <w:p>
+      <w:pPr>
+        <w:spacing w:after="60"/>
+      </w:pPr>
+      <w:r>
+        <w:t xml:space="preserve">        print(sum)</w:t>
+      </w:r>
+    </w:p>
+    <w:p>
+      <w:pPr>
+        <w:spacing w:after="60"/>
+      </w:pPr>
+      <w:r>
+        <w:t xml:space="preserve">        return</w:t>
+      </w:r>
+    </w:p>
+    <w:p>
+      <w:pPr>
+        <w:spacing w:after="60"/>
+      </w:pPr>
+    </w:p>
+    <w:p>
+      <w:pPr>
+        <w:spacing w:after="60"/>
+      </w:pPr>
+      <w:r>
+        <w:t xml:space="preserve">    sum += initial</w:t>
+      </w:r>
+    </w:p>
+    <w:p>
+      <w:pPr>
+        <w:spacing w:after="60"/>
+      </w:pPr>
+      <w:r>
+        <w:t xml:space="preserve">    </w:t>
+      </w:r>
+      <w:proofErr w:type="spellStart"/>
+      <w:r>
+        <w:t>func</w:t>
+      </w:r>
+      <w:proofErr w:type="spellEnd"/>
+      <w:r>
+        <w:t xml:space="preserve">(sum, initial + 1, </w:t>
+      </w:r>
+      <w:proofErr w:type="spellStart"/>
+      <w:r>
+        <w:t>last_number</w:t>
+      </w:r>
+      <w:proofErr w:type="spellEnd"/>
+      <w:r>
+        <w:t>)</w:t>
+      </w:r>
+    </w:p>
+    <w:p>
+      <w:pPr>
+        <w:spacing w:after="60"/>
+      </w:pPr>
+    </w:p>
+    <w:p>
+      <w:pPr>
+        <w:spacing w:after="60"/>
+      </w:pPr>
+      <w:proofErr w:type="spellStart"/>
+      <w:r>
+        <w:t>func</w:t>
+      </w:r>
+      <w:proofErr w:type="spellEnd"/>
+      <w:r>
+        <w:t>(0, 1, 10)</w:t>
+      </w:r>
+    </w:p>
+    <w:p>
+      <w:pPr>
+        <w:spacing w:after="60"/>
+      </w:pPr>
+      <w:r>
+        <w:rPr>
+          <w:b/>
+          <w:bCs/>
+        </w:rPr>
+        <w:t>Output:</w:t>
+      </w:r>
+      <w:r>
+        <w:t xml:space="preserve"> 55</w:t>
+      </w:r>
+    </w:p>
+    <w:p>
+      <w:pPr>
+        <w:spacing w:after="60"/>
+        <w:rPr>
+          <w:b/>
+          <w:bCs/>
+        </w:rPr>
+      </w:pPr>
+      <w:r>
+        <w:rPr>
+          <w:rFonts w:ascii="Segoe UI Emoji" w:hAnsi="Segoe UI Emoji" w:cs="Segoe UI Emoji"/>
+          <w:b/>
+          <w:bCs/>
+        </w:rPr>
+        <w:t>⭐</w:t>
+      </w:r>
+      <w:r>
+        <w:rPr>
+          <w:b/>
+          <w:bCs/>
+        </w:rPr>
+        <w:t xml:space="preserve"> Remember</w:t>
+      </w:r>
+    </w:p>
+    <w:p>
+      <w:pPr>
+        <w:spacing w:after="60"/>
+      </w:pPr>
+      <w:r>
+        <w:t>sum += initial       → add number</w:t>
+      </w:r>
+    </w:p>
+    <w:p>
+      <w:pPr>
+        <w:spacing w:after="60"/>
+      </w:pPr>
+      <w:r>
+        <w:t>initial + 1         → next number</w:t>
+      </w:r>
+    </w:p>
+    <w:p>
+      <w:pPr>
+        <w:spacing w:after="60"/>
+      </w:pPr>
+      <w:r>
+        <w:t>initial &gt; last      → stop</w:t>
+      </w:r>
+    </w:p>
+    <w:p>
+      <w:pPr>
+        <w:spacing w:after="60"/>
+      </w:pPr>
+      <w:r>
+        <w:rPr>
+          <w:b/>
+          <w:bCs/>
+        </w:rPr>
+        <w:lastRenderedPageBreak/>
+        <w:t>Time:</w:t>
+      </w:r>
+      <w:r>
+        <w:t xml:space="preserve"> O(n)</w:t>
+      </w:r>
+      <w:r>
+        <w:br/>
+      </w:r>
+      <w:r>
+        <w:rPr>
+          <w:b/>
+          <w:bCs/>
+        </w:rPr>
+        <w:t>Space:</w:t>
+      </w:r>
+      <w:r>
+        <w:t xml:space="preserve"> O(n) → recursion stack</w:t>
+      </w:r>
+    </w:p>
+    <w:p>
+      <w:pPr>
+        <w:spacing w:after="60"/>
+      </w:pPr>
+    </w:p>
+    <w:p>
+      <w:pPr>
+        <w:spacing w:after="60"/>
+        <w:rPr>
+          <w:b/>
+          <w:bCs/>
+        </w:rPr>
+      </w:pPr>
+      <w:r>
+        <w:rPr>
+          <w:b/>
+          <w:bCs/>
+          <w:highlight w:val="yellow"/>
+        </w:rPr>
+        <w:t>Functional Recursion</w:t>
+      </w:r>
+    </w:p>
+    <w:p>
+      <w:pPr>
+        <w:spacing w:after="60"/>
+        <w:rPr>
+          <w:b/>
+          <w:bCs/>
+        </w:rPr>
+      </w:pPr>
+      <w:r>
+        <w:rPr>
+          <w:b/>
+          <w:bCs/>
+        </w:rPr>
+        <w:t>2 Steps to Create Functional Recursion</w:t>
+      </w:r>
+    </w:p>
+    <w:p>
+      <w:pPr>
+        <w:numPr>
+          <w:ilvl w:val="0"/>
+          <w:numId w:val="16"/>
+        </w:numPr>
+        <w:spacing w:after="60"/>
+      </w:pPr>
+      <w:r>
+        <w:rPr>
+          <w:b/>
+          <w:bCs/>
+        </w:rPr>
+        <w:t>Create the flow</w:t>
+      </w:r>
+      <w:r>
+        <w:t xml:space="preserve"> → Decide how the function should calculate the answer.</w:t>
+      </w:r>
+    </w:p>
+    <w:p>
+      <w:pPr>
+        <w:numPr>
+          <w:ilvl w:val="0"/>
+          <w:numId w:val="16"/>
+        </w:numPr>
+        <w:spacing w:after="60"/>
+      </w:pPr>
+      <w:r>
+        <w:rPr>
+          <w:b/>
+          <w:bCs/>
+        </w:rPr>
+        <w:t>Create the base condition</w:t>
+      </w:r>
+      <w:r>
+        <w:t xml:space="preserve"> → Decide when recursion should stop.</w:t>
+      </w:r>
+    </w:p>
+    <w:p>
+      <w:pPr>
+        <w:spacing w:after="60"/>
+        <w:rPr>
+          <w:b/>
+          <w:bCs/>
+        </w:rPr>
+      </w:pPr>
+      <w:r>
+        <w:rPr>
+          <w:b/>
+          <w:bCs/>
+        </w:rPr>
+        <w:t>Example</w:t>
+      </w:r>
+    </w:p>
+    <w:p>
+      <w:pPr>
+        <w:spacing w:after="60"/>
+      </w:pPr>
+      <w:r>
+        <w:t xml:space="preserve">def </w:t>
+      </w:r>
+      <w:proofErr w:type="spellStart"/>
+      <w:r>
+        <w:t>func</w:t>
+      </w:r>
+      <w:proofErr w:type="spellEnd"/>
+      <w:r>
+        <w:t>(n):</w:t>
+      </w:r>
+    </w:p>
+    <w:p>
+      <w:pPr>
+        <w:spacing w:after="60"/>
+      </w:pPr>
+    </w:p>
+    <w:p>
+      <w:pPr>
+        <w:spacing w:after="60"/>
+      </w:pPr>
+      <w:r>
+        <w:t xml:space="preserve">    if n == 1:</w:t>
+      </w:r>
+    </w:p>
+    <w:p>
+      <w:pPr>
+        <w:spacing w:after="60"/>
+      </w:pPr>
+      <w:r>
+        <w:t xml:space="preserve">        return 1</w:t>
+      </w:r>
+    </w:p>
+    <w:p>
+      <w:pPr>
+        <w:spacing w:after="60"/>
+      </w:pPr>
+    </w:p>
+    <w:p>
+      <w:pPr>
+        <w:spacing w:after="60"/>
+      </w:pPr>
+      <w:r>
+        <w:t xml:space="preserve">    return n + </w:t>
+      </w:r>
+      <w:proofErr w:type="spellStart"/>
+      <w:r>
+        <w:t>func</w:t>
+      </w:r>
+      <w:proofErr w:type="spellEnd"/>
+      <w:r>
+        <w:t>(n - 1)</w:t>
+      </w:r>
+    </w:p>
+    <w:p>
+      <w:pPr>
+        <w:spacing w:after="60"/>
+      </w:pPr>
+    </w:p>
+    <w:p>
+      <w:pPr>
+        <w:spacing w:after="60"/>
+      </w:pPr>
+      <w:r>
+        <w:t>print(</w:t>
+      </w:r>
+      <w:proofErr w:type="spellStart"/>
+      <w:r>
+        <w:t>func</w:t>
+      </w:r>
+      <w:proofErr w:type="spellEnd"/>
+      <w:r>
+        <w:t>(10))</w:t>
+      </w:r>
+    </w:p>
+    <w:p>
+      <w:pPr>
+        <w:spacing w:after="60"/>
+      </w:pPr>
+      <w:r>
+        <w:rPr>
+          <w:b/>
+          <w:bCs/>
+        </w:rPr>
+        <w:t>Output:</w:t>
+      </w:r>
+    </w:p>
+    <w:p>
+      <w:pPr>
+        <w:spacing w:after="60"/>
+      </w:pPr>
+      <w:r>
+        <w:t>55</w:t>
+      </w:r>
+    </w:p>
+    <w:p>
+      <w:pPr>
+        <w:spacing w:after="60"/>
+        <w:rPr>
+          <w:b/>
+          <w:bCs/>
+        </w:rPr>
+      </w:pPr>
+      <w:r>
+        <w:rPr>
+          <w:rFonts w:ascii="Segoe UI Emoji" w:hAnsi="Segoe UI Emoji" w:cs="Segoe UI Emoji"/>
+          <w:b/>
+          <w:bCs/>
+        </w:rPr>
+        <w:t>⭐</w:t>
+      </w:r>
+      <w:r>
+        <w:rPr>
+          <w:b/>
+          <w:bCs/>
+        </w:rPr>
+        <w:t xml:space="preserve"> Remember</w:t>
+      </w:r>
+    </w:p>
+    <w:p>
+      <w:pPr>
+        <w:spacing w:after="60"/>
+      </w:pPr>
+      <w:r>
+        <w:t>Flow → How to calculate</w:t>
+      </w:r>
+    </w:p>
+    <w:p>
+      <w:pPr>
+        <w:spacing w:after="60"/>
+      </w:pPr>
+      <w:r>
+        <w:t>Base Condition → When to stop</w:t>
+      </w:r>
+    </w:p>
+    <w:p>
+      <w:pPr>
+        <w:spacing w:after="60"/>
+      </w:pPr>
+      <w:r>
+        <w:t>Recursive Call → n - 1</w:t>
+      </w:r>
+    </w:p>
+    <w:p>
+      <w:pPr>
+        <w:spacing w:after="60"/>
+      </w:pPr>
+      <w:r>
+        <w:t>Return → Gives answer back</w:t>
+      </w:r>
+    </w:p>
+    <w:p>
+      <w:pPr>
+        <w:spacing w:after="60"/>
+      </w:pPr>
+      <w:r>
+        <w:t xml:space="preserve">For </w:t>
+      </w:r>
+      <w:proofErr w:type="spellStart"/>
+      <w:r>
+        <w:t>func</w:t>
+      </w:r>
+      <w:proofErr w:type="spellEnd"/>
+      <w:r>
+        <w:t>(10):</w:t>
+      </w:r>
+    </w:p>
+    <w:p>
+      <w:pPr>
+        <w:spacing w:after="60"/>
+      </w:pPr>
+      <w:r>
+        <w:t>10 + 9 + 8 + ... + 1 = 55</w:t>
+      </w:r>
+    </w:p>
+    <w:p>
+      <w:pPr>
+        <w:spacing w:after="60"/>
+      </w:pPr>
+      <w:r>
+        <w:rPr>
+          <w:b/>
+          <w:bCs/>
+        </w:rPr>
+        <w:t>Time:</w:t>
+      </w:r>
+      <w:r>
+        <w:t xml:space="preserve"> O(n)</w:t>
+      </w:r>
+      <w:r>
+        <w:br/>
+      </w:r>
+      <w:r>
+        <w:rPr>
+          <w:b/>
+          <w:bCs/>
+        </w:rPr>
+        <w:t>Space:</w:t>
+      </w:r>
+      <w:r>
+        <w:t xml:space="preserve"> O(n) → recursion stack</w:t>
+      </w:r>
+    </w:p>
+    <w:p>
+      <w:pPr>
+        <w:spacing w:after="60"/>
+      </w:pPr>
+    </w:p>
+    <w:p>
+      <w:pPr>
+        <w:spacing w:after="60"/>
+      </w:pPr>
+    </w:p>
+    <w:p>
+      <w:pPr>
+        <w:spacing w:after="60"/>
+        <w:rPr>
+          <w:b/>
+          <w:bCs/>
+        </w:rPr>
+      </w:pPr>
+      <w:r>
+        <w:rPr>
+          <w:b/>
+          <w:bCs/>
+        </w:rPr>
+        <w:t>Factorial</w:t>
+      </w:r>
+    </w:p>
+    <w:p>
+      <w:pPr>
+        <w:spacing w:after="60"/>
+      </w:pPr>
+      <w:r>
+        <w:rPr>
+          <w:b/>
+          <w:bCs/>
+        </w:rPr>
+        <w:t>Logic:</w:t>
+      </w:r>
+    </w:p>
+    <w:p>
+      <w:pPr>
+        <w:numPr>
+          <w:ilvl w:val="0"/>
+          <w:numId w:val="17"/>
+        </w:numPr>
+        <w:spacing w:after="60"/>
+      </w:pPr>
+      <w:r>
+        <w:t xml:space="preserve">Base condition: n == 1 → return 1 </w:t>
+      </w:r>
+    </w:p>
+    <w:p>
+      <w:pPr>
+        <w:numPr>
+          <w:ilvl w:val="0"/>
+          <w:numId w:val="17"/>
+        </w:numPr>
+        <w:spacing w:after="60"/>
+      </w:pPr>
+      <w:r>
+        <w:t xml:space="preserve">Recursive condition: n * </w:t>
+      </w:r>
+      <w:proofErr w:type="spellStart"/>
+      <w:r>
+        <w:t>func</w:t>
+      </w:r>
+      <w:proofErr w:type="spellEnd"/>
+      <w:r>
+        <w:t xml:space="preserve">(n-1) </w:t>
+      </w:r>
+    </w:p>
+    <w:p>
+      <w:pPr>
+        <w:spacing w:after="60"/>
+      </w:pPr>
+      <w:r>
+        <w:t xml:space="preserve">def </w:t>
+      </w:r>
+      <w:proofErr w:type="spellStart"/>
+      <w:r>
+        <w:t>func</w:t>
+      </w:r>
+      <w:proofErr w:type="spellEnd"/>
+      <w:r>
+        <w:t>(n):</w:t>
+      </w:r>
+    </w:p>
+    <w:p>
+      <w:pPr>
+        <w:spacing w:after="60"/>
+      </w:pPr>
+    </w:p>
+    <w:p>
+      <w:pPr>
+        <w:spacing w:after="60"/>
+      </w:pPr>
+      <w:r>
+        <w:t xml:space="preserve">    if n == 1:</w:t>
+      </w:r>
+    </w:p>
+    <w:p>
+      <w:pPr>
+        <w:spacing w:after="60"/>
+      </w:pPr>
+      <w:r>
+        <w:t xml:space="preserve">        return 1</w:t>
+      </w:r>
+    </w:p>
+    <w:p>
+      <w:pPr>
+        <w:spacing w:after="60"/>
+      </w:pPr>
+      <w:r>
+        <w:t xml:space="preserve">    else:</w:t>
+      </w:r>
+    </w:p>
+    <w:p>
+      <w:pPr>
+        <w:spacing w:after="60"/>
+      </w:pPr>
+      <w:r>
+        <w:t xml:space="preserve">        return n * </w:t>
+      </w:r>
+      <w:proofErr w:type="spellStart"/>
+      <w:r>
+        <w:t>func</w:t>
+      </w:r>
+      <w:proofErr w:type="spellEnd"/>
+      <w:r>
+        <w:t>(n-1)</w:t>
+      </w:r>
+    </w:p>
+    <w:p>
+      <w:pPr>
+        <w:spacing w:after="60"/>
+      </w:pPr>
+    </w:p>
+    <w:p>
+      <w:pPr>
+        <w:spacing w:after="60"/>
+      </w:pPr>
+      <w:r>
+        <w:t>print(</w:t>
+      </w:r>
+      <w:proofErr w:type="spellStart"/>
+      <w:r>
+        <w:t>func</w:t>
+      </w:r>
+      <w:proofErr w:type="spellEnd"/>
+      <w:r>
+        <w:t>(9))</w:t>
+      </w:r>
+    </w:p>
+    <w:p>
+      <w:pPr>
+        <w:spacing w:after="60"/>
+        <w:rPr>
+          <w:b/>
+          <w:bCs/>
+        </w:rPr>
+      </w:pPr>
+      <w:r>
+        <w:rPr>
+          <w:b/>
+          <w:bCs/>
+        </w:rPr>
+        <w:t>Dry Run</w:t>
+      </w:r>
+    </w:p>
+    <w:p>
+      <w:pPr>
+        <w:spacing w:after="60"/>
+      </w:pPr>
+      <w:proofErr w:type="spellStart"/>
+      <w:r>
+        <w:t>func</w:t>
+      </w:r>
+      <w:proofErr w:type="spellEnd"/>
+      <w:r>
+        <w:t>(9)</w:t>
+      </w:r>
+    </w:p>
+    <w:p>
+      <w:pPr>
+        <w:spacing w:after="60"/>
+      </w:pPr>
+      <w:r>
+        <w:t xml:space="preserve">= 9 × </w:t>
+      </w:r>
+      <w:proofErr w:type="spellStart"/>
+      <w:r>
+        <w:t>func</w:t>
+      </w:r>
+      <w:proofErr w:type="spellEnd"/>
+      <w:r>
+        <w:t>(8)</w:t>
+      </w:r>
+    </w:p>
+    <w:p>
+      <w:pPr>
+        <w:spacing w:after="60"/>
+      </w:pPr>
+      <w:r>
+        <w:t xml:space="preserve">= 9 × 8 × </w:t>
+      </w:r>
+      <w:proofErr w:type="spellStart"/>
+      <w:r>
+        <w:t>func</w:t>
+      </w:r>
+      <w:proofErr w:type="spellEnd"/>
+      <w:r>
+        <w:t>(7)</w:t>
+      </w:r>
+    </w:p>
+    <w:p>
+      <w:pPr>
+        <w:spacing w:after="60"/>
+      </w:pPr>
+      <w:r>
+        <w:lastRenderedPageBreak/>
+        <w:t>= ...</w:t>
+      </w:r>
+    </w:p>
+    <w:p>
+      <w:pPr>
+        <w:spacing w:after="60"/>
+      </w:pPr>
+      <w:r>
+        <w:t>= 9 × 8 × 7 × ... × 1</w:t>
+      </w:r>
+    </w:p>
+    <w:p>
+      <w:pPr>
+        <w:spacing w:after="60"/>
+      </w:pPr>
+      <w:r>
+        <w:t>= 362880</w:t>
+      </w:r>
+    </w:p>
+    <w:p>
+      <w:pPr>
+        <w:spacing w:after="60"/>
+      </w:pPr>
+      <w:r>
+        <w:rPr>
+          <w:b/>
+          <w:bCs/>
+        </w:rPr>
+        <w:t>Output:</w:t>
+      </w:r>
+    </w:p>
+    <w:p>
+      <w:pPr>
+        <w:spacing w:after="60"/>
+      </w:pPr>
+      <w:r>
+        <w:t>362880</w:t>
+      </w:r>
+    </w:p>
+    <w:p>
+      <w:pPr>
+        <w:spacing w:after="60"/>
+        <w:rPr>
+          <w:b/>
+          <w:bCs/>
+        </w:rPr>
+      </w:pPr>
+      <w:r>
+        <w:rPr>
+          <w:rFonts w:ascii="Segoe UI Emoji" w:hAnsi="Segoe UI Emoji" w:cs="Segoe UI Emoji"/>
+          <w:b/>
+          <w:bCs/>
+        </w:rPr>
+        <w:t>📌</w:t>
+      </w:r>
+      <w:r>
+        <w:rPr>
+          <w:b/>
+          <w:bCs/>
+        </w:rPr>
+        <w:t xml:space="preserve"> Short Note</w:t>
+      </w:r>
+    </w:p>
+    <w:p>
+      <w:pPr>
+        <w:spacing w:after="60"/>
+      </w:pPr>
+      <w:r>
+        <w:rPr>
+          <w:b/>
+          <w:bCs/>
+        </w:rPr>
+        <w:t>Factorial using functional recursion:</w:t>
+      </w:r>
+    </w:p>
+    <w:p>
+      <w:pPr>
+        <w:spacing w:after="60"/>
+      </w:pPr>
+      <w:r>
+        <w:t>n! = n × (n-1)!</w:t>
+      </w:r>
+    </w:p>
+    <w:p>
+      <w:pPr>
+        <w:numPr>
+          <w:ilvl w:val="0"/>
+          <w:numId w:val="18"/>
+        </w:numPr>
+        <w:spacing w:after="60"/>
+      </w:pPr>
+      <w:r>
+        <w:rPr>
+          <w:b/>
+          <w:bCs/>
+        </w:rPr>
+        <w:t>Base condition:</w:t>
+      </w:r>
+      <w:r>
+        <w:t xml:space="preserve"> n == 1 </w:t>
+      </w:r>
+    </w:p>
+    <w:p>
+      <w:pPr>
+        <w:numPr>
+          <w:ilvl w:val="0"/>
+          <w:numId w:val="18"/>
+        </w:numPr>
+        <w:spacing w:after="60"/>
+      </w:pPr>
+      <w:r>
+        <w:rPr>
+          <w:b/>
+          <w:bCs/>
+        </w:rPr>
+        <w:t>Recursive call:</w:t>
+      </w:r>
+      <w:r>
+        <w:t xml:space="preserve"> </w:t>
+      </w:r>
+      <w:proofErr w:type="spellStart"/>
+      <w:r>
+        <w:t>func</w:t>
+      </w:r>
+      <w:proofErr w:type="spellEnd"/>
+      <w:r>
+        <w:t xml:space="preserve">(n-1) </w:t>
+      </w:r>
+    </w:p>
+    <w:p>
+      <w:pPr>
+        <w:numPr>
+          <w:ilvl w:val="0"/>
+          <w:numId w:val="18"/>
+        </w:numPr>
+        <w:spacing w:after="60"/>
+      </w:pPr>
+      <w:r>
+        <w:rPr>
+          <w:b/>
+          <w:bCs/>
+        </w:rPr>
+        <w:t>Time Complexity:</w:t>
+      </w:r>
+      <w:r>
+        <w:t xml:space="preserve"> O(n) </w:t>
+      </w:r>
+    </w:p>
+    <w:p>
+      <w:pPr>
+        <w:numPr>
+          <w:ilvl w:val="0"/>
+          <w:numId w:val="18"/>
+        </w:numPr>
+        <w:spacing w:after="60"/>
+      </w:pPr>
+      <w:r>
+        <w:rPr>
+          <w:b/>
+          <w:bCs/>
+        </w:rPr>
+        <w:t>Space Complexity:</w:t>
+      </w:r>
+      <w:r>
+        <w:t xml:space="preserve"> O(n) — recursion stack </w:t>
+      </w:r>
+    </w:p>
+    <w:p>
+      <w:pPr>
+        <w:spacing w:after="60"/>
+      </w:pPr>
+    </w:p>
+    <w:p>
+      <w:pPr>
+        <w:spacing w:after="60"/>
+      </w:pPr>
+    </w:p>
+    <w:p>
+      <w:pPr>
+        <w:spacing w:after="60"/>
+      </w:pPr>
+    </w:p>
+    <w:p>
+      <w:pPr>
+        <w:spacing w:after="60"/>
+      </w:pPr>
+    </w:p>
+    <w:p>
+      <w:pPr>
+        <w:spacing w:after="60"/>
+      </w:pPr>
+    </w:p>
+    <w:p>
+      <w:pPr>
+        <w:spacing w:after="60"/>
+      </w:pPr>
+    </w:p>
+    <w:p>
+      <w:pPr>
+        <w:spacing w:after="60"/>
+      </w:pPr>
+    </w:p>
+    <w:p>
+      <w:pPr>
+        <w:spacing w:after="60"/>
+      </w:pPr>
+    </w:p>
+    <w:p>
+      <w:pPr>
+        <w:spacing w:after="60"/>
+      </w:pPr>
+    </w:p>
+    <w:p>
+      <w:pPr>
+        <w:spacing w:after="60"/>
+      </w:pPr>
+    </w:p>
+    <w:p>
+      <w:pPr>
+        <w:spacing w:after="60"/>
+      </w:pPr>
+    </w:p>
+    <w:p>
+      <w:pPr>
+        <w:spacing w:after="60"/>
+      </w:pPr>
+    </w:p>
+    <w:p>
+      <w:pPr>
+        <w:spacing w:after="60"/>
+      </w:pPr>
+    </w:p>
+    <w:p>
+      <w:pPr>
+        <w:spacing w:after="60"/>
+      </w:pPr>
+    </w:p>
+    <w:p>
+      <w:pPr>
+        <w:spacing w:after="60"/>
+      </w:pPr>
+    </w:p>
+    <w:p>
+      <w:pPr>
+        <w:spacing w:after="60"/>
+      </w:pPr>
+    </w:p>
+    <w:p>
+      <w:pPr>
+        <w:spacing w:after="60"/>
+      </w:pPr>
+    </w:p>
+    <w:p>
+      <w:pPr>
+        <w:spacing w:after="60"/>
+      </w:pPr>
+    </w:p>
+    <w:p>
+      <w:pPr>
+        <w:spacing w:after="60"/>
+      </w:pPr>
+    </w:p>
+    <w:p>
+      <w:pPr>
+        <w:spacing w:after="60"/>
+      </w:pPr>
+    </w:p>
+    <w:p>
+      <w:pPr>
+        <w:spacing w:after="60"/>
+      </w:pPr>
+    </w:p>
+    <w:p>
+      <w:pPr>
+        <w:spacing w:after="60"/>
+      </w:pPr>
+    </w:p>
+    <w:p>
+      <w:pPr>
+        <w:spacing w:after="60"/>
+      </w:pPr>
+    </w:p>
+    <w:p>
+      <w:pPr>
+        <w:spacing w:after="60"/>
+      </w:pPr>
+    </w:p>
+    <w:p>
+      <w:pPr>
+        <w:spacing w:after="60"/>
+      </w:pPr>
+    </w:p>
+    <w:p>
+      <w:pPr>
+        <w:spacing w:after="60"/>
+      </w:pPr>
+    </w:p>
+    <w:p>
+      <w:pPr>
+        <w:spacing w:after="60"/>
+      </w:pPr>
+    </w:p>
+    <w:p>
+      <w:pPr>
+        <w:spacing w:after="60"/>
+      </w:pPr>
+    </w:p>
+    <w:p>
+      <w:pPr>
+        <w:spacing w:after="60"/>
+      </w:pPr>
+    </w:p>
+    <w:p>
+      <w:pPr>
+        <w:spacing w:after="60"/>
+      </w:pPr>
+    </w:p>
+    <w:p>
+      <w:pPr>
+        <w:spacing w:after="60"/>
+      </w:pPr>
+    </w:p>
+    <w:p>
+      <w:pPr>
+        <w:spacing w:after="60"/>
+      </w:pPr>
+    </w:p>
+    <w:p>
+      <w:pPr>
+        <w:spacing w:after="60"/>
+      </w:pPr>
+    </w:p>
+    <w:p>
+      <w:pPr>
+        <w:spacing w:after="60"/>
+        <w:rPr>
+          <w:b/>
+          <w:bCs/>
+        </w:rPr>
+      </w:pPr>
+      <w:r>
+        <w:rPr>
+          <w:rFonts w:ascii="Segoe UI Emoji" w:hAnsi="Segoe UI Emoji" w:cs="Segoe UI Emoji"/>
+          <w:b/>
+          <w:bCs/>
+        </w:rPr>
+        <w:t>⛓️</w:t>
+      </w:r>
+      <w:r>
+        <w:rPr>
+          <w:b/>
+          <w:bCs/>
+        </w:rPr>
+        <w:t> Decentralized Web3 Transit Crowdfunding &amp; Merkle Audit Vault</w:t>
+      </w:r>
+    </w:p>
+    <w:p>
+      <w:pPr>
+        <w:spacing w:after="60"/>
+      </w:pPr>
+      <w:r>
+        <w:pict w14:anchorId="4EB93C24">
+          <v:rect id="_x0000_i1090" style="width:849.3pt;height:.75pt" o:hrpct="0" o:hralign="center" o:hrstd="t" o:hr="t" fillcolor="#a0a0a0" stroked="f"/>
+        </w:pict>
+      </w:r>
+    </w:p>
+    <w:p>
+      <w:pPr>
+        <w:spacing w:after="60"/>
+      </w:pPr>
+      <w:r>
+        <w:rPr>
+          <w:rFonts w:ascii="Segoe UI Emoji" w:hAnsi="Segoe UI Emoji" w:cs="Segoe UI Emoji"/>
+        </w:rPr>
+        <w:t>🎯</w:t>
+      </w:r>
+      <w:r>
+        <w:t xml:space="preserve"> 1. What is this module? (The Concept)</w:t>
+      </w:r>
+    </w:p>
+    <w:p>
+      <w:pPr>
+        <w:spacing w:after="60"/>
+      </w:pPr>
+      <w:r>
+        <w:rPr>
+          <w:i/>
+          <w:iCs/>
+        </w:rPr>
+        <w:t>"Ma'am, this module is a </w:t>
+      </w:r>
+      <w:r>
+        <w:rPr>
+          <w:b/>
+          <w:bCs/>
+          <w:i/>
+          <w:iCs/>
+        </w:rPr>
+        <w:t>Decentralized Crowdfunding Platform on the Ethereum Blockchain</w:t>
+      </w:r>
+      <w:r>
+        <w:rPr>
+          <w:i/>
+          <w:iCs/>
+        </w:rPr>
+        <w:t> for public transit infrastructure (such as station solar panels, wheelchair accessibility elevators, and clean drinking water units).</w:t>
+      </w:r>
+    </w:p>
+    <w:p>
+      <w:pPr>
+        <w:spacing w:after="60"/>
+      </w:pPr>
+      <w:r>
+        <w:rPr>
+          <w:i/>
+          <w:iCs/>
+        </w:rPr>
+        <w:t>Instead of relying on centralized banks or opaque municipal donation boxes, citizens can fund local transit upgrades directly using </w:t>
+      </w:r>
+      <w:r>
+        <w:rPr>
+          <w:b/>
+          <w:bCs/>
+          <w:i/>
+          <w:iCs/>
+        </w:rPr>
+        <w:t>Ethereum cryptocurrency</w:t>
+      </w:r>
+      <w:r>
+        <w:rPr>
+          <w:i/>
+          <w:iCs/>
+        </w:rPr>
+        <w:t> with </w:t>
+      </w:r>
+      <w:r>
+        <w:rPr>
+          <w:b/>
+          <w:bCs/>
+          <w:i/>
+          <w:iCs/>
+        </w:rPr>
+        <w:t>100% transparency and automated cryptographic audits</w:t>
+      </w:r>
+      <w:r>
+        <w:rPr>
+          <w:i/>
+          <w:iCs/>
+        </w:rPr>
+        <w:t>."</w:t>
+      </w:r>
+    </w:p>
+    <w:p>
+      <w:pPr>
+        <w:spacing w:after="60"/>
+      </w:pPr>
+      <w:r>
+        <w:pict w14:anchorId="33450812">
+          <v:rect id="_x0000_i1091" style="width:849.3pt;height:.75pt" o:hrpct="0" o:hralign="center" o:hrstd="t" o:hr="t" fillcolor="#a0a0a0" stroked="f"/>
+        </w:pict>
+      </w:r>
+    </w:p>
+    <w:p>
+      <w:pPr>
+        <w:spacing w:after="60"/>
+      </w:pPr>
+      <w:r>
+        <w:rPr>
+          <w:rFonts w:ascii="Segoe UI Emoji" w:hAnsi="Segoe UI Emoji" w:cs="Segoe UI Emoji"/>
+        </w:rPr>
+        <w:t>🔍</w:t>
+      </w:r>
+      <w:r>
+        <w:t xml:space="preserve"> 2. Why Blockchain? (The Core Problem &amp; Solution)</w:t>
+      </w:r>
+    </w:p>
+    <w:tbl>
+      <w:tblPr>
+        <w:tblW w:w="0" w:type="auto"/>
+        <w:tblCellSpacing w:w="15" w:type="dxa"/>
+        <w:tblBorders>
+          <w:top w:val="single" w:sz="2" w:space="0" w:color="auto"/>
+          <w:left w:val="single" w:sz="2" w:space="0" w:color="auto"/>
+          <w:bottom w:val="single" w:sz="2" w:space="0" w:color="auto"/>
+          <w:right w:val="single" w:sz="2" w:space="0" w:color="auto"/>
+        </w:tblBorders>
+        <w:tblCellMar>
+          <w:top w:w="15" w:type="dxa"/>
+          <w:left w:w="15" w:type="dxa"/>
+          <w:bottom w:w="15" w:type="dxa"/>
+          <w:right w:w="15" w:type="dxa"/>
+        </w:tblCellMar>
+        <w:tblLook w:val="04A0" w:firstRow="1" w:lastRow="0" w:firstColumn="1" w:lastColumn="0" w:noHBand="0" w:noVBand="1"/>
+      </w:tblPr>
+      <w:tblGrid>
+        <w:gridCol w:w="3894"/>
+        <w:gridCol w:w="5460"/>
+      </w:tblGrid>
+      <w:tr>
+        <w:trPr>
+          <w:tblHeader/>
+          <w:tblCellSpacing w:w="15" w:type="dxa"/>
+        </w:trPr>
+        <w:tc>
+          <w:tcPr>
+            <w:tcW w:w="0" w:type="auto"/>
+            <w:tcBorders>
+              <w:top w:val="single" w:sz="2" w:space="0" w:color="auto"/>
+              <w:left w:val="single" w:sz="2" w:space="0" w:color="auto"/>
+              <w:bottom w:val="single" w:sz="6" w:space="0" w:color="auto"/>
+              <w:right w:val="single" w:sz="6" w:space="0" w:color="auto"/>
+            </w:tcBorders>
+            <w:vAlign w:val="center"/>
+            <w:hideMark/>
+          </w:tcPr>
+          <w:p>
+            <w:pPr>
+              <w:spacing w:after="60"/>
+            </w:pPr>
+            <w:r>
+              <w:t>Traditional Crowdfunding (GoFundMe / Centralized)</w:t>
+            </w:r>
+          </w:p>
+        </w:tc>
+        <w:tc>
+          <w:tcPr>
+            <w:tcW w:w="0" w:type="auto"/>
+            <w:tcBorders>
+              <w:top w:val="single" w:sz="2" w:space="0" w:color="auto"/>
+              <w:left w:val="single" w:sz="6" w:space="0" w:color="auto"/>
+              <w:bottom w:val="single" w:sz="6" w:space="0" w:color="auto"/>
+              <w:right w:val="single" w:sz="2" w:space="0" w:color="auto"/>
+            </w:tcBorders>
+            <w:vAlign w:val="center"/>
+            <w:hideMark/>
+          </w:tcPr>
+          <w:p>
+            <w:pPr>
+              <w:spacing w:after="60"/>
+            </w:pPr>
+            <w:r>
+              <w:t>Our Web3 Blockchain Crowdfunding</w:t>
+            </w:r>
+          </w:p>
+        </w:tc>
+      </w:tr>
+      <w:tr>
+        <w:trPr>
+          <w:tblCellSpacing w:w="15" w:type="dxa"/>
+        </w:trPr>
+        <w:tc>
+          <w:tcPr>
+            <w:tcW w:w="0" w:type="auto"/>
+            <w:tcBorders>
+              <w:top w:val="single" w:sz="6" w:space="0" w:color="auto"/>
+              <w:left w:val="single" w:sz="2" w:space="0" w:color="auto"/>
+              <w:bottom w:val="single" w:sz="6" w:space="0" w:color="auto"/>
+              <w:right w:val="single" w:sz="6" w:space="0" w:color="auto"/>
+            </w:tcBorders>
+            <w:vAlign w:val="center"/>
+            <w:hideMark/>
+          </w:tcPr>
+          <w:p>
+            <w:pPr>
+              <w:spacing w:after="60"/>
+            </w:pPr>
+            <w:r>
+              <w:rPr>
+                <w:rFonts w:ascii="Segoe UI Emoji" w:hAnsi="Segoe UI Emoji" w:cs="Segoe UI Emoji"/>
+              </w:rPr>
+              <w:t>❌</w:t>
+            </w:r>
+            <w:r>
+              <w:t xml:space="preserve"> High intermediary fees (5–10% bank/platform cuts)</w:t>
+            </w:r>
+          </w:p>
+        </w:tc>
+        <w:tc>
+          <w:tcPr>
+            <w:tcW w:w="0" w:type="auto"/>
+            <w:tcBorders>
+              <w:top w:val="single" w:sz="6" w:space="0" w:color="auto"/>
+              <w:left w:val="single" w:sz="6" w:space="0" w:color="auto"/>
+              <w:bottom w:val="single" w:sz="6" w:space="0" w:color="auto"/>
+              <w:right w:val="single" w:sz="2" w:space="0" w:color="auto"/>
+            </w:tcBorders>
+            <w:vAlign w:val="center"/>
+            <w:hideMark/>
+          </w:tcPr>
+          <w:p>
+            <w:pPr>
+              <w:spacing w:after="60"/>
+            </w:pPr>
+            <w:r>
+              <w:rPr>
+                <w:rFonts w:ascii="Segoe UI Emoji" w:hAnsi="Segoe UI Emoji" w:cs="Segoe UI Emoji"/>
+              </w:rPr>
+              <w:t>✅</w:t>
+            </w:r>
+            <w:r>
+              <w:t> </w:t>
+            </w:r>
+            <w:r>
+              <w:rPr>
+                <w:b/>
+                <w:bCs/>
+              </w:rPr>
+              <w:t>Peer-to-Peer:</w:t>
+            </w:r>
+            <w:r>
+              <w:t> Direct crypto transfer without middlemen</w:t>
+            </w:r>
+          </w:p>
+        </w:tc>
+      </w:tr>
+      <w:tr>
+        <w:trPr>
+          <w:tblCellSpacing w:w="15" w:type="dxa"/>
+        </w:trPr>
+        <w:tc>
+          <w:tcPr>
+            <w:tcW w:w="0" w:type="auto"/>
+            <w:tcBorders>
+              <w:top w:val="single" w:sz="6" w:space="0" w:color="auto"/>
+              <w:left w:val="single" w:sz="2" w:space="0" w:color="auto"/>
+              <w:bottom w:val="single" w:sz="6" w:space="0" w:color="auto"/>
+              <w:right w:val="single" w:sz="6" w:space="0" w:color="auto"/>
+            </w:tcBorders>
+            <w:vAlign w:val="center"/>
+            <w:hideMark/>
+          </w:tcPr>
+          <w:p>
+            <w:pPr>
+              <w:spacing w:after="60"/>
+            </w:pPr>
+            <w:r>
+              <w:rPr>
+                <w:rFonts w:ascii="Segoe UI Emoji" w:hAnsi="Segoe UI Emoji" w:cs="Segoe UI Emoji"/>
+              </w:rPr>
+              <w:t>❌</w:t>
+            </w:r>
+            <w:r>
+              <w:t xml:space="preserve"> Funds can be misused by corrupt admins</w:t>
+            </w:r>
+          </w:p>
+        </w:tc>
+        <w:tc>
+          <w:tcPr>
+            <w:tcW w:w="0" w:type="auto"/>
+            <w:tcBorders>
+              <w:top w:val="single" w:sz="6" w:space="0" w:color="auto"/>
+              <w:left w:val="single" w:sz="6" w:space="0" w:color="auto"/>
+              <w:bottom w:val="single" w:sz="6" w:space="0" w:color="auto"/>
+              <w:right w:val="single" w:sz="2" w:space="0" w:color="auto"/>
+            </w:tcBorders>
+            <w:vAlign w:val="center"/>
+            <w:hideMark/>
+          </w:tcPr>
+          <w:p>
+            <w:pPr>
+              <w:spacing w:after="60"/>
+            </w:pPr>
+            <w:r>
+              <w:rPr>
+                <w:rFonts w:ascii="Segoe UI Emoji" w:hAnsi="Segoe UI Emoji" w:cs="Segoe UI Emoji"/>
+              </w:rPr>
+              <w:t>✅</w:t>
+            </w:r>
+            <w:r>
+              <w:t> </w:t>
+            </w:r>
+            <w:r>
+              <w:rPr>
+                <w:b/>
+                <w:bCs/>
+              </w:rPr>
+              <w:t>Smart Contract Escrow:</w:t>
+            </w:r>
+            <w:r>
+              <w:t> Funds are locked by code, not humans</w:t>
+            </w:r>
+          </w:p>
+        </w:tc>
+      </w:tr>
+      <w:tr>
+        <w:trPr>
+          <w:tblCellSpacing w:w="15" w:type="dxa"/>
+        </w:trPr>
+        <w:tc>
+          <w:tcPr>
+            <w:tcW w:w="0" w:type="auto"/>
+            <w:tcBorders>
+              <w:top w:val="single" w:sz="6" w:space="0" w:color="auto"/>
+              <w:left w:val="single" w:sz="2" w:space="0" w:color="auto"/>
+              <w:bottom w:val="single" w:sz="6" w:space="0" w:color="auto"/>
+              <w:right w:val="single" w:sz="6" w:space="0" w:color="auto"/>
+            </w:tcBorders>
+            <w:vAlign w:val="center"/>
+            <w:hideMark/>
+          </w:tcPr>
+          <w:p>
+            <w:pPr>
+              <w:spacing w:after="60"/>
+            </w:pPr>
+            <w:r>
+              <w:rPr>
+                <w:rFonts w:ascii="Segoe UI Emoji" w:hAnsi="Segoe UI Emoji" w:cs="Segoe UI Emoji"/>
+              </w:rPr>
+              <w:t>❌</w:t>
+            </w:r>
+            <w:r>
+              <w:t xml:space="preserve"> No proof if target is missed</w:t>
+            </w:r>
+          </w:p>
+        </w:tc>
+        <w:tc>
+          <w:tcPr>
+            <w:tcW w:w="0" w:type="auto"/>
+            <w:tcBorders>
+              <w:top w:val="single" w:sz="6" w:space="0" w:color="auto"/>
+              <w:left w:val="single" w:sz="6" w:space="0" w:color="auto"/>
+              <w:bottom w:val="single" w:sz="6" w:space="0" w:color="auto"/>
+              <w:right w:val="single" w:sz="2" w:space="0" w:color="auto"/>
+            </w:tcBorders>
+            <w:vAlign w:val="center"/>
+            <w:hideMark/>
+          </w:tcPr>
+          <w:p>
+            <w:pPr>
+              <w:spacing w:after="60"/>
+            </w:pPr>
+            <w:r>
+              <w:rPr>
+                <w:rFonts w:ascii="Segoe UI Emoji" w:hAnsi="Segoe UI Emoji" w:cs="Segoe UI Emoji"/>
+              </w:rPr>
+              <w:t>✅</w:t>
+            </w:r>
+            <w:r>
+              <w:t> </w:t>
+            </w:r>
+            <w:r>
+              <w:rPr>
+                <w:b/>
+                <w:bCs/>
+              </w:rPr>
+              <w:t>Automatic Refunds:</w:t>
+            </w:r>
+            <w:r>
+              <w:t> If target goal isn't met, donors can claim 100% refund</w:t>
+            </w:r>
+          </w:p>
+        </w:tc>
+      </w:tr>
+      <w:tr>
+        <w:trPr>
+          <w:tblCellSpacing w:w="15" w:type="dxa"/>
+        </w:trPr>
+        <w:tc>
+          <w:tcPr>
+            <w:tcW w:w="0" w:type="auto"/>
+            <w:tcBorders>
+              <w:top w:val="single" w:sz="6" w:space="0" w:color="auto"/>
+              <w:left w:val="single" w:sz="2" w:space="0" w:color="auto"/>
+              <w:bottom w:val="single" w:sz="2" w:space="0" w:color="auto"/>
+              <w:right w:val="single" w:sz="6" w:space="0" w:color="auto"/>
+            </w:tcBorders>
+            <w:vAlign w:val="center"/>
+            <w:hideMark/>
+          </w:tcPr>
+          <w:p>
+            <w:pPr>
+              <w:spacing w:after="60"/>
+            </w:pPr>
+            <w:r>
+              <w:rPr>
+                <w:rFonts w:ascii="Segoe UI Emoji" w:hAnsi="Segoe UI Emoji" w:cs="Segoe UI Emoji"/>
+              </w:rPr>
+              <w:t>❌</w:t>
+            </w:r>
+            <w:r>
+              <w:t xml:space="preserve"> Opaque database that can be edited</w:t>
+            </w:r>
+          </w:p>
+        </w:tc>
+        <w:tc>
+          <w:tcPr>
+            <w:tcW w:w="0" w:type="auto"/>
+            <w:tcBorders>
+              <w:top w:val="single" w:sz="6" w:space="0" w:color="auto"/>
+              <w:left w:val="single" w:sz="6" w:space="0" w:color="auto"/>
+              <w:bottom w:val="single" w:sz="2" w:space="0" w:color="auto"/>
+              <w:right w:val="single" w:sz="2" w:space="0" w:color="auto"/>
+            </w:tcBorders>
+            <w:vAlign w:val="center"/>
+            <w:hideMark/>
+          </w:tcPr>
+          <w:p>
+            <w:pPr>
+              <w:spacing w:after="60"/>
+            </w:pPr>
+            <w:r>
+              <w:rPr>
+                <w:rFonts w:ascii="Segoe UI Emoji" w:hAnsi="Segoe UI Emoji" w:cs="Segoe UI Emoji"/>
+              </w:rPr>
+              <w:t>✅</w:t>
+            </w:r>
+            <w:r>
+              <w:t> </w:t>
+            </w:r>
+            <w:r>
+              <w:rPr>
+                <w:b/>
+                <w:bCs/>
+              </w:rPr>
+              <w:t>Immutable Ledger:</w:t>
+            </w:r>
+            <w:r>
+              <w:t> Every donation is publicly verifiable forever</w:t>
+            </w:r>
+          </w:p>
+        </w:tc>
+      </w:tr>
+    </w:tbl>
+    <w:p>
+      <w:pPr>
+        <w:spacing w:after="60"/>
+      </w:pPr>
+      <w:r>
+        <w:pict w14:anchorId="7A536FF4">
+          <v:rect id="_x0000_i1092" style="width:849.3pt;height:.75pt" o:hrpct="0" o:hralign="center" o:hrstd="t" o:hr="t" fillcolor="#a0a0a0" stroked="f"/>
+        </w:pict>
+      </w:r>
+    </w:p>
+    <w:p>
+      <w:pPr>
+        <w:spacing w:after="60"/>
+      </w:pPr>
+      <w:r>
+        <w:rPr>
+          <w:rFonts w:ascii="Segoe UI Emoji" w:hAnsi="Segoe UI Emoji" w:cs="Segoe UI Emoji"/>
+        </w:rPr>
+        <w:t>🔄</w:t>
+      </w:r>
+      <w:r>
+        <w:t xml:space="preserve"> 3. How It Works (Step-by-Step Workflow)</w:t>
+      </w:r>
+    </w:p>
+    <w:p>
+      <w:pPr>
+        <w:numPr>
+          <w:ilvl w:val="0"/>
+          <w:numId w:val="19"/>
+        </w:numPr>
+        <w:spacing w:after="60"/>
+      </w:pPr>
+      <w:r>
+        <w:rPr>
+          <w:b/>
+          <w:bCs/>
+        </w:rPr>
+        <w:t>MetaMask Wallet Connection:</w:t>
+      </w:r>
+    </w:p>
+    <w:p>
+      <w:pPr>
+        <w:numPr>
+          <w:ilvl w:val="1"/>
+          <w:numId w:val="19"/>
+        </w:numPr>
+        <w:spacing w:after="60"/>
+      </w:pPr>
+      <w:r>
+        <w:t>The user connects their non-custodial crypto wallet (</w:t>
+      </w:r>
+      <w:r>
+        <w:rPr>
+          <w:b/>
+          <w:bCs/>
+        </w:rPr>
+        <w:t>MetaMask</w:t>
+      </w:r>
+      <w:r>
+        <w:t> on the </w:t>
+      </w:r>
+      <w:r>
+        <w:rPr>
+          <w:b/>
+          <w:bCs/>
+        </w:rPr>
+        <w:t xml:space="preserve">Ethereum </w:t>
+      </w:r>
+      <w:proofErr w:type="spellStart"/>
+      <w:r>
+        <w:rPr>
+          <w:b/>
+          <w:bCs/>
+        </w:rPr>
+        <w:t>Sepolia</w:t>
+      </w:r>
+      <w:proofErr w:type="spellEnd"/>
+      <w:r>
+        <w:rPr>
+          <w:b/>
+          <w:bCs/>
+        </w:rPr>
+        <w:t xml:space="preserve"> </w:t>
+      </w:r>
+      <w:proofErr w:type="spellStart"/>
+      <w:r>
+        <w:rPr>
+          <w:b/>
+          <w:bCs/>
+        </w:rPr>
+        <w:t>Testnet</w:t>
+      </w:r>
+      <w:proofErr w:type="spellEnd"/>
+      <w:r>
+        <w:t>).</w:t>
+      </w:r>
+    </w:p>
+    <w:p>
+      <w:pPr>
+        <w:numPr>
+          <w:ilvl w:val="1"/>
+          <w:numId w:val="19"/>
+        </w:numPr>
+        <w:spacing w:after="60"/>
+      </w:pPr>
+      <w:r>
+        <w:t>The frontend interacts with </w:t>
+      </w:r>
+      <w:proofErr w:type="spellStart"/>
+      <w:r>
+        <w:t>window.ethereum</w:t>
+      </w:r>
+      <w:proofErr w:type="spellEnd"/>
+      <w:r>
+        <w:t> to fetch the user's public address (e.g. 0xA51B...) and live </w:t>
+      </w:r>
+      <w:proofErr w:type="spellStart"/>
+      <w:r>
+        <w:rPr>
+          <w:b/>
+          <w:bCs/>
+        </w:rPr>
+        <w:t>SepoliaETH</w:t>
+      </w:r>
+      <w:proofErr w:type="spellEnd"/>
+      <w:r>
+        <w:rPr>
+          <w:b/>
+          <w:bCs/>
+        </w:rPr>
+        <w:t xml:space="preserve"> balance</w:t>
+      </w:r>
+      <w:r>
+        <w:t>.</w:t>
+      </w:r>
+    </w:p>
+    <w:p>
+      <w:pPr>
+        <w:numPr>
+          <w:ilvl w:val="0"/>
+          <w:numId w:val="19"/>
+        </w:numPr>
+        <w:spacing w:after="60"/>
+      </w:pPr>
+      <w:r>
+        <w:rPr>
+          <w:b/>
+          <w:bCs/>
+        </w:rPr>
+        <w:t>Selecting a Campaign &amp; Donating:</w:t>
+      </w:r>
+    </w:p>
+    <w:p>
+      <w:pPr>
+        <w:numPr>
+          <w:ilvl w:val="1"/>
+          <w:numId w:val="19"/>
+        </w:numPr>
+        <w:spacing w:after="60"/>
+      </w:pPr>
+      <w:r>
+        <w:t>The user selects a specific station project (e.g. </w:t>
+      </w:r>
+      <w:r>
+        <w:rPr>
+          <w:i/>
+          <w:iCs/>
+        </w:rPr>
+        <w:t>Dadar Solar Roof</w:t>
+      </w:r>
+      <w:r>
+        <w:t> or </w:t>
+      </w:r>
+      <w:r>
+        <w:rPr>
+          <w:i/>
+          <w:iCs/>
+        </w:rPr>
+        <w:t>Andheri Accessibility Ramps</w:t>
+      </w:r>
+      <w:r>
+        <w:t>).</w:t>
+      </w:r>
+    </w:p>
+    <w:p>
+      <w:pPr>
+        <w:numPr>
+          <w:ilvl w:val="1"/>
+          <w:numId w:val="19"/>
+        </w:numPr>
+        <w:spacing w:after="60"/>
+      </w:pPr>
+      <w:r>
+        <w:t>They input the amount in </w:t>
+      </w:r>
+      <w:r>
+        <w:rPr>
+          <w:b/>
+          <w:bCs/>
+        </w:rPr>
+        <w:t>ETH</w:t>
+      </w:r>
+      <w:r>
+        <w:t> (e.g. 0.01 ETH) and click </w:t>
+      </w:r>
+      <w:r>
+        <w:rPr>
+          <w:b/>
+          <w:bCs/>
+        </w:rPr>
+        <w:t>"Donate via MetaMask"</w:t>
+      </w:r>
+      <w:r>
+        <w:t>.</w:t>
+      </w:r>
+    </w:p>
+    <w:p>
+      <w:pPr>
+        <w:numPr>
+          <w:ilvl w:val="1"/>
+          <w:numId w:val="19"/>
+        </w:numPr>
+        <w:spacing w:after="60"/>
+      </w:pPr>
+      <w:r>
+        <w:t>A real </w:t>
+      </w:r>
+      <w:r>
+        <w:rPr>
+          <w:b/>
+          <w:bCs/>
+        </w:rPr>
+        <w:t>MetaMask signing popup</w:t>
+      </w:r>
+      <w:r>
+        <w:t> opens, requesting the user's cryptographic signature to approve the transfer.</w:t>
+      </w:r>
+    </w:p>
+    <w:p>
+      <w:pPr>
+        <w:numPr>
+          <w:ilvl w:val="0"/>
+          <w:numId w:val="19"/>
+        </w:numPr>
+        <w:spacing w:after="60"/>
+      </w:pPr>
+      <w:r>
+        <w:rPr>
+          <w:b/>
+          <w:bCs/>
+        </w:rPr>
+        <w:t>Smart Contract Escrow &amp; Refund Logic:</w:t>
+      </w:r>
+    </w:p>
+    <w:p>
+      <w:pPr>
+        <w:numPr>
+          <w:ilvl w:val="1"/>
+          <w:numId w:val="19"/>
+        </w:numPr>
+        <w:spacing w:after="60"/>
+      </w:pPr>
+      <w:r>
+        <w:rPr>
+          <w:b/>
+          <w:bCs/>
+        </w:rPr>
+        <w:t>Target Reached:</w:t>
+      </w:r>
+      <w:r>
+        <w:t> If the campaign reaches 100% of its goal before the deadline, funds are released to the verified contractor.</w:t>
+      </w:r>
+    </w:p>
+    <w:p>
+      <w:pPr>
+        <w:numPr>
+          <w:ilvl w:val="1"/>
+          <w:numId w:val="19"/>
+        </w:numPr>
+        <w:spacing w:after="60"/>
+      </w:pPr>
+      <w:r>
+        <w:rPr>
+          <w:b/>
+          <w:bCs/>
+        </w:rPr>
+        <w:t>Target Missed:</w:t>
+      </w:r>
+      <w:r>
+        <w:t> If the goal is not reached, the contract triggers an </w:t>
+      </w:r>
+      <w:r>
+        <w:rPr>
+          <w:b/>
+          <w:bCs/>
+        </w:rPr>
+        <w:t>All-or-Nothing Refund</w:t>
+      </w:r>
+      <w:r>
+        <w:t>, allowing donors to safely withdraw their ETH back to MetaMask.</w:t>
+      </w:r>
+    </w:p>
+    <w:p>
+      <w:pPr>
+        <w:numPr>
+          <w:ilvl w:val="0"/>
+          <w:numId w:val="19"/>
+        </w:numPr>
+        <w:spacing w:after="60"/>
+      </w:pPr>
+      <w:r>
+        <w:rPr>
+          <w:b/>
+          <w:bCs/>
+        </w:rPr>
+        <w:t>Cryptographic Merkle Tree Audit:</w:t>
+      </w:r>
+    </w:p>
+    <w:p>
+      <w:pPr>
+        <w:numPr>
+          <w:ilvl w:val="1"/>
+          <w:numId w:val="19"/>
+        </w:numPr>
+        <w:spacing w:after="60"/>
+      </w:pPr>
+      <w:r>
+        <w:t>Each transaction is hashed using </w:t>
+      </w:r>
+      <w:r>
+        <w:rPr>
+          <w:b/>
+          <w:bCs/>
+        </w:rPr>
+        <w:t>SHA-256</w:t>
+      </w:r>
+      <w:r>
+        <w:t> into a </w:t>
+      </w:r>
+      <w:r>
+        <w:rPr>
+          <w:b/>
+          <w:bCs/>
+        </w:rPr>
+        <w:t>Merkle Tree</w:t>
+      </w:r>
+      <w:r>
+        <w:t>.</w:t>
+      </w:r>
+    </w:p>
+    <w:p>
+      <w:pPr>
+        <w:numPr>
+          <w:ilvl w:val="1"/>
+          <w:numId w:val="19"/>
+        </w:numPr>
+        <w:spacing w:after="60"/>
+      </w:pPr>
+      <w:r>
+        <w:t>The system computes a single </w:t>
+      </w:r>
+      <w:r>
+        <w:rPr>
+          <w:b/>
+          <w:bCs/>
+        </w:rPr>
+        <w:t>Merkle Root Hash</w:t>
+      </w:r>
+      <w:r>
+        <w:t>.</w:t>
+      </w:r>
+    </w:p>
+    <w:p>
+      <w:pPr>
+        <w:numPr>
+          <w:ilvl w:val="1"/>
+          <w:numId w:val="19"/>
+        </w:numPr>
+        <w:spacing w:after="60"/>
+      </w:pPr>
+      <w:r>
+        <w:t>Any citizen or auditor can mathematically verify that their transaction exists in the block </w:t>
+      </w:r>
+      <w:r>
+        <w:rPr>
+          <w:b/>
+          <w:bCs/>
+        </w:rPr>
+        <w:t>without needing any third-party audit agency</w:t>
+      </w:r>
+      <w:r>
+        <w:t>.</w:t>
+      </w:r>
+    </w:p>
+    <w:p>
+      <w:pPr>
+        <w:spacing w:after="60"/>
+      </w:pPr>
+      <w:r>
+        <w:pict w14:anchorId="6DFAE68A">
+          <v:rect id="_x0000_i1093" style="width:849.3pt;height:.75pt" o:hrpct="0" o:hralign="center" o:hrstd="t" o:hr="t" fillcolor="#a0a0a0" stroked="f"/>
+        </w:pict>
+      </w:r>
+    </w:p>
+    <w:p>
+      <w:pPr>
+        <w:spacing w:after="60"/>
+      </w:pPr>
+      <w:r>
+        <w:rPr>
+          <w:rFonts w:ascii="Segoe UI Emoji" w:hAnsi="Segoe UI Emoji" w:cs="Segoe UI Emoji"/>
+        </w:rPr>
+        <w:t>💻</w:t>
+      </w:r>
+      <w:r>
+        <w:t xml:space="preserve"> 4. Technical Stack Used</w:t>
+      </w:r>
+    </w:p>
+    <w:p>
+      <w:pPr>
+        <w:numPr>
+          <w:ilvl w:val="0"/>
+          <w:numId w:val="20"/>
+        </w:numPr>
+        <w:spacing w:after="60"/>
+      </w:pPr>
+      <w:r>
+        <w:rPr>
+          <w:b/>
+          <w:bCs/>
+        </w:rPr>
+        <w:lastRenderedPageBreak/>
+        <w:t>Blockchain Network:</w:t>
+      </w:r>
+      <w:r>
+        <w:t xml:space="preserve"> Ethereum </w:t>
+      </w:r>
+      <w:proofErr w:type="spellStart"/>
+      <w:r>
+        <w:t>Sepolia</w:t>
+      </w:r>
+      <w:proofErr w:type="spellEnd"/>
+      <w:r>
+        <w:t xml:space="preserve"> </w:t>
+      </w:r>
+      <w:proofErr w:type="spellStart"/>
+      <w:r>
+        <w:t>Testnet</w:t>
+      </w:r>
+      <w:proofErr w:type="spellEnd"/>
+    </w:p>
+    <w:p>
+      <w:pPr>
+        <w:numPr>
+          <w:ilvl w:val="0"/>
+          <w:numId w:val="20"/>
+        </w:numPr>
+        <w:spacing w:after="60"/>
+      </w:pPr>
+      <w:r>
+        <w:rPr>
+          <w:b/>
+          <w:bCs/>
+        </w:rPr>
+        <w:t>Web3 Integration:</w:t>
+      </w:r>
+      <w:r>
+        <w:t> MetaMask Provider (</w:t>
+      </w:r>
+      <w:proofErr w:type="spellStart"/>
+      <w:r>
+        <w:t>window.ethereum</w:t>
+      </w:r>
+      <w:proofErr w:type="spellEnd"/>
+      <w:r>
+        <w:t>) + Ethers.js</w:t>
+      </w:r>
+    </w:p>
+    <w:p>
+      <w:pPr>
+        <w:numPr>
+          <w:ilvl w:val="0"/>
+          <w:numId w:val="20"/>
+        </w:numPr>
+        <w:spacing w:after="60"/>
+      </w:pPr>
+      <w:r>
+        <w:rPr>
+          <w:b/>
+          <w:bCs/>
+        </w:rPr>
+        <w:t>Cryptographic Proofs:</w:t>
+      </w:r>
+      <w:r>
+        <w:t> Merkle Tree Hashing (SHA-256)</w:t>
+      </w:r>
+    </w:p>
+    <w:p>
+      <w:pPr>
+        <w:numPr>
+          <w:ilvl w:val="0"/>
+          <w:numId w:val="20"/>
+        </w:numPr>
+        <w:spacing w:after="60"/>
+      </w:pPr>
+      <w:r>
+        <w:rPr>
+          <w:b/>
+          <w:bCs/>
+        </w:rPr>
+        <w:t>Frontend UI:</w:t>
+      </w:r>
+      <w:r>
+        <w:t xml:space="preserve"> React + </w:t>
+      </w:r>
+      <w:proofErr w:type="spellStart"/>
+      <w:r>
+        <w:t>TailwindCSS</w:t>
+      </w:r>
+      <w:proofErr w:type="spellEnd"/>
+      <w:r>
+        <w:t xml:space="preserve"> + </w:t>
+      </w:r>
+      <w:proofErr w:type="spellStart"/>
+      <w:r>
+        <w:t>Lucide</w:t>
+      </w:r>
+      <w:proofErr w:type="spellEnd"/>
+      <w:r>
+        <w:t xml:space="preserve"> Icons</w:t>
+      </w:r>
+    </w:p>
+    <w:p>
+      <w:pPr>
+        <w:spacing w:after="60"/>
+      </w:pPr>
+      <w:r>
+        <w:pict w14:anchorId="4D6B228F">
+          <v:rect id="_x0000_i1094" style="width:849.3pt;height:.75pt" o:hrpct="0" o:hralign="center" o:hrstd="t" o:hr="t" fillcolor="#a0a0a0" stroked="f"/>
+        </w:pict>
+      </w:r>
+    </w:p>
+    <w:p>
+      <w:pPr>
+        <w:spacing w:after="60"/>
+      </w:pPr>
+      <w:r>
+        <w:rPr>
+          <w:rFonts w:ascii="Segoe UI Emoji" w:hAnsi="Segoe UI Emoji" w:cs="Segoe UI Emoji"/>
+        </w:rPr>
+        <w:t>🎙️</w:t>
+      </w:r>
+      <w:r>
+        <w:t xml:space="preserve"> 5. What to Say in 1 Minute (Viva Pitch)</w:t>
+      </w:r>
+    </w:p>
+    <w:p>
+      <w:pPr>
+        <w:spacing w:after="60"/>
+      </w:pPr>
+      <w:r>
+        <w:rPr>
+          <w:i/>
+          <w:iCs/>
+        </w:rPr>
+        <w:t>"Ma'am, in this project, I built a decentralized Web3 crowdfunding system for public transit infrastructure.</w:t>
+      </w:r>
+    </w:p>
+    <w:p>
+      <w:pPr>
+        <w:spacing w:after="60"/>
+      </w:pPr>
+      <w:r>
+        <w:rPr>
+          <w:i/>
+          <w:iCs/>
+        </w:rPr>
+        <w:t xml:space="preserve">It connects to the user's MetaMask wallet on the Ethereum </w:t>
+      </w:r>
+      <w:proofErr w:type="spellStart"/>
+      <w:r>
+        <w:rPr>
+          <w:i/>
+          <w:iCs/>
+        </w:rPr>
+        <w:t>Sepolia</w:t>
+      </w:r>
+      <w:proofErr w:type="spellEnd"/>
+      <w:r>
+        <w:rPr>
+          <w:i/>
+          <w:iCs/>
+        </w:rPr>
+        <w:t xml:space="preserve"> network. When a user donates ETH to a station upgrade project, the transaction is processed through a </w:t>
+      </w:r>
+      <w:proofErr w:type="spellStart"/>
+      <w:r>
+        <w:rPr>
+          <w:i/>
+          <w:iCs/>
+        </w:rPr>
+        <w:t>trustless</w:t>
+      </w:r>
+      <w:proofErr w:type="spellEnd"/>
+      <w:r>
+        <w:rPr>
+          <w:i/>
+          <w:iCs/>
+        </w:rPr>
+        <w:t xml:space="preserve"> escrow model with automatic refund protection if the funding goal is not met.</w:t>
+      </w:r>
+    </w:p>
+    <w:p>
+      <w:pPr>
+        <w:spacing w:after="60"/>
+      </w:pPr>
+      <w:r>
+        <w:rPr>
+          <w:i/>
+          <w:iCs/>
+        </w:rPr>
+        <w:t>To guarantee zero fraud, all donations are verified using a Merkle Tree cryptographic audit log that produces a tamper-proof root hash on the blockchain."</w:t>
+      </w:r>
     </w:p>
     <w:p>
       <w:pPr>
@@ -7248,6 +10190,155 @@
     </w:lvl>
   </w:abstractNum>
   <w:abstractNum w:abstractNumId="3" w15:restartNumberingAfterBreak="0">
+    <w:nsid w:val="1A77710E"/>
+    <w:multiLevelType w:val="multilevel"/>
+    <w:tmpl w:val="EF344CAC"/>
+    <w:lvl w:ilvl="0">
+      <w:start w:val="1"/>
+      <w:numFmt w:val="bullet"/>
+      <w:lvlText w:val=""/>
+      <w:lvlJc w:val="left"/>
+      <w:pPr>
+        <w:tabs>
+          <w:tab w:val="num" w:pos="720"/>
+        </w:tabs>
+        <w:ind w:left="720" w:hanging="360"/>
+      </w:pPr>
+      <w:rPr>
+        <w:rFonts w:ascii="Symbol" w:hAnsi="Symbol" w:hint="default"/>
+        <w:sz w:val="20"/>
+      </w:rPr>
+    </w:lvl>
+    <w:lvl w:ilvl="1" w:tentative="1">
+      <w:start w:val="1"/>
+      <w:numFmt w:val="bullet"/>
+      <w:lvlText w:val="o"/>
+      <w:lvlJc w:val="left"/>
+      <w:pPr>
+        <w:tabs>
+          <w:tab w:val="num" w:pos="1440"/>
+        </w:tabs>
+        <w:ind w:left="1440" w:hanging="360"/>
+      </w:pPr>
+      <w:rPr>
+        <w:rFonts w:ascii="Courier New" w:hAnsi="Courier New" w:hint="default"/>
+        <w:sz w:val="20"/>
+      </w:rPr>
+    </w:lvl>
+    <w:lvl w:ilvl="2" w:tentative="1">
+      <w:start w:val="1"/>
+      <w:numFmt w:val="bullet"/>
+      <w:lvlText w:val=""/>
+      <w:lvlJc w:val="left"/>
+      <w:pPr>
+        <w:tabs>
+          <w:tab w:val="num" w:pos="2160"/>
+        </w:tabs>
+        <w:ind w:left="2160" w:hanging="360"/>
+      </w:pPr>
+      <w:rPr>
+        <w:rFonts w:ascii="Wingdings" w:hAnsi="Wingdings" w:hint="default"/>
+        <w:sz w:val="20"/>
+      </w:rPr>
+    </w:lvl>
+    <w:lvl w:ilvl="3" w:tentative="1">
+      <w:start w:val="1"/>
+      <w:numFmt w:val="bullet"/>
+      <w:lvlText w:val=""/>
+      <w:lvlJc w:val="left"/>
+      <w:pPr>
+        <w:tabs>
+          <w:tab w:val="num" w:pos="2880"/>
+        </w:tabs>
+        <w:ind w:left="2880" w:hanging="360"/>
+      </w:pPr>
+      <w:rPr>
+        <w:rFonts w:ascii="Wingdings" w:hAnsi="Wingdings" w:hint="default"/>
+        <w:sz w:val="20"/>
+      </w:rPr>
+    </w:lvl>
+    <w:lvl w:ilvl="4" w:tentative="1">
+      <w:start w:val="1"/>
+      <w:numFmt w:val="bullet"/>
+      <w:lvlText w:val=""/>
+      <w:lvlJc w:val="left"/>
+      <w:pPr>
+        <w:tabs>
+          <w:tab w:val="num" w:pos="3600"/>
+        </w:tabs>
+        <w:ind w:left="3600" w:hanging="360"/>
+      </w:pPr>
+      <w:rPr>
+        <w:rFonts w:ascii="Wingdings" w:hAnsi="Wingdings" w:hint="default"/>
+        <w:sz w:val="20"/>
+      </w:rPr>
+    </w:lvl>
+    <w:lvl w:ilvl="5" w:tentative="1">
+      <w:start w:val="1"/>
+      <w:numFmt w:val="bullet"/>
+      <w:lvlText w:val=""/>
+      <w:lvlJc w:val="left"/>
+      <w:pPr>
+        <w:tabs>
+          <w:tab w:val="num" w:pos="4320"/>
+        </w:tabs>
+        <w:ind w:left="4320" w:hanging="360"/>
+      </w:pPr>
+      <w:rPr>
+        <w:rFonts w:ascii="Wingdings" w:hAnsi="Wingdings" w:hint="default"/>
+        <w:sz w:val="20"/>
+      </w:rPr>
+    </w:lvl>
+    <w:lvl w:ilvl="6" w:tentative="1">
+      <w:start w:val="1"/>
+      <w:numFmt w:val="bullet"/>
+      <w:lvlText w:val=""/>
+      <w:lvlJc w:val="left"/>
+      <w:pPr>
+        <w:tabs>
+          <w:tab w:val="num" w:pos="5040"/>
+        </w:tabs>
+        <w:ind w:left="5040" w:hanging="360"/>
+      </w:pPr>
+      <w:rPr>
+        <w:rFonts w:ascii="Wingdings" w:hAnsi="Wingdings" w:hint="default"/>
+        <w:sz w:val="20"/>
+      </w:rPr>
+    </w:lvl>
+    <w:lvl w:ilvl="7" w:tentative="1">
+      <w:start w:val="1"/>
+      <w:numFmt w:val="bullet"/>
+      <w:lvlText w:val=""/>
+      <w:lvlJc w:val="left"/>
+      <w:pPr>
+        <w:tabs>
+          <w:tab w:val="num" w:pos="5760"/>
+        </w:tabs>
+        <w:ind w:left="5760" w:hanging="360"/>
+      </w:pPr>
+      <w:rPr>
+        <w:rFonts w:ascii="Wingdings" w:hAnsi="Wingdings" w:hint="default"/>
+        <w:sz w:val="20"/>
+      </w:rPr>
+    </w:lvl>
+    <w:lvl w:ilvl="8" w:tentative="1">
+      <w:start w:val="1"/>
+      <w:numFmt w:val="bullet"/>
+      <w:lvlText w:val=""/>
+      <w:lvlJc w:val="left"/>
+      <w:pPr>
+        <w:tabs>
+          <w:tab w:val="num" w:pos="6480"/>
+        </w:tabs>
+        <w:ind w:left="6480" w:hanging="360"/>
+      </w:pPr>
+      <w:rPr>
+        <w:rFonts w:ascii="Wingdings" w:hAnsi="Wingdings" w:hint="default"/>
+        <w:sz w:val="20"/>
+      </w:rPr>
+    </w:lvl>
+  </w:abstractNum>
+  <w:abstractNum w:abstractNumId="4" w15:restartNumberingAfterBreak="0">
     <w:nsid w:val="1AFE49FF"/>
     <w:multiLevelType w:val="multilevel"/>
     <w:tmpl w:val="2482E7E0"/>
@@ -7396,7 +10487,7 @@
       </w:rPr>
     </w:lvl>
   </w:abstractNum>
-  <w:abstractNum w:abstractNumId="4" w15:restartNumberingAfterBreak="0">
+  <w:abstractNum w:abstractNumId="5" w15:restartNumberingAfterBreak="0">
     <w:nsid w:val="20AB0357"/>
     <w:multiLevelType w:val="multilevel"/>
     <w:tmpl w:val="C526B858"/>
@@ -7545,7 +10636,7 @@
       </w:rPr>
     </w:lvl>
   </w:abstractNum>
-  <w:abstractNum w:abstractNumId="5" w15:restartNumberingAfterBreak="0">
+  <w:abstractNum w:abstractNumId="6" w15:restartNumberingAfterBreak="0">
     <w:nsid w:val="2F0F14B2"/>
     <w:multiLevelType w:val="multilevel"/>
     <w:tmpl w:val="62946078"/>
@@ -7694,7 +10785,7 @@
       </w:rPr>
     </w:lvl>
   </w:abstractNum>
-  <w:abstractNum w:abstractNumId="6" w15:restartNumberingAfterBreak="0">
+  <w:abstractNum w:abstractNumId="7" w15:restartNumberingAfterBreak="0">
     <w:nsid w:val="2F4514E0"/>
     <w:multiLevelType w:val="multilevel"/>
     <w:tmpl w:val="2E7A6A3C"/>
@@ -7843,7 +10934,7 @@
       </w:rPr>
     </w:lvl>
   </w:abstractNum>
-  <w:abstractNum w:abstractNumId="7" w15:restartNumberingAfterBreak="0">
+  <w:abstractNum w:abstractNumId="8" w15:restartNumberingAfterBreak="0">
     <w:nsid w:val="34B828ED"/>
     <w:multiLevelType w:val="multilevel"/>
     <w:tmpl w:val="8D543D5A"/>
@@ -7956,7 +11047,7 @@
       </w:pPr>
     </w:lvl>
   </w:abstractNum>
-  <w:abstractNum w:abstractNumId="8" w15:restartNumberingAfterBreak="0">
+  <w:abstractNum w:abstractNumId="9" w15:restartNumberingAfterBreak="0">
     <w:nsid w:val="353610AD"/>
     <w:multiLevelType w:val="hybridMultilevel"/>
     <w:tmpl w:val="F2400432"/>
@@ -8007,7 +11098,7 @@
       <w:lvlJc w:val="left"/>
     </w:lvl>
   </w:abstractNum>
-  <w:abstractNum w:abstractNumId="9" w15:restartNumberingAfterBreak="0">
+  <w:abstractNum w:abstractNumId="10" w15:restartNumberingAfterBreak="0">
     <w:nsid w:val="39040ACD"/>
     <w:multiLevelType w:val="multilevel"/>
     <w:tmpl w:val="29365C8A"/>
@@ -8156,7 +11247,305 @@
       </w:rPr>
     </w:lvl>
   </w:abstractNum>
-  <w:abstractNum w:abstractNumId="10" w15:restartNumberingAfterBreak="0">
+  <w:abstractNum w:abstractNumId="11" w15:restartNumberingAfterBreak="0">
+    <w:nsid w:val="39216609"/>
+    <w:multiLevelType w:val="multilevel"/>
+    <w:tmpl w:val="4740EA3E"/>
+    <w:lvl w:ilvl="0">
+      <w:start w:val="1"/>
+      <w:numFmt w:val="bullet"/>
+      <w:lvlText w:val=""/>
+      <w:lvlJc w:val="left"/>
+      <w:pPr>
+        <w:tabs>
+          <w:tab w:val="num" w:pos="720"/>
+        </w:tabs>
+        <w:ind w:left="720" w:hanging="360"/>
+      </w:pPr>
+      <w:rPr>
+        <w:rFonts w:ascii="Symbol" w:hAnsi="Symbol" w:hint="default"/>
+        <w:sz w:val="20"/>
+      </w:rPr>
+    </w:lvl>
+    <w:lvl w:ilvl="1" w:tentative="1">
+      <w:start w:val="1"/>
+      <w:numFmt w:val="bullet"/>
+      <w:lvlText w:val="o"/>
+      <w:lvlJc w:val="left"/>
+      <w:pPr>
+        <w:tabs>
+          <w:tab w:val="num" w:pos="1440"/>
+        </w:tabs>
+        <w:ind w:left="1440" w:hanging="360"/>
+      </w:pPr>
+      <w:rPr>
+        <w:rFonts w:ascii="Courier New" w:hAnsi="Courier New" w:hint="default"/>
+        <w:sz w:val="20"/>
+      </w:rPr>
+    </w:lvl>
+    <w:lvl w:ilvl="2" w:tentative="1">
+      <w:start w:val="1"/>
+      <w:numFmt w:val="bullet"/>
+      <w:lvlText w:val=""/>
+      <w:lvlJc w:val="left"/>
+      <w:pPr>
+        <w:tabs>
+          <w:tab w:val="num" w:pos="2160"/>
+        </w:tabs>
+        <w:ind w:left="2160" w:hanging="360"/>
+      </w:pPr>
+      <w:rPr>
+        <w:rFonts w:ascii="Wingdings" w:hAnsi="Wingdings" w:hint="default"/>
+        <w:sz w:val="20"/>
+      </w:rPr>
+    </w:lvl>
+    <w:lvl w:ilvl="3" w:tentative="1">
+      <w:start w:val="1"/>
+      <w:numFmt w:val="bullet"/>
+      <w:lvlText w:val=""/>
+      <w:lvlJc w:val="left"/>
+      <w:pPr>
+        <w:tabs>
+          <w:tab w:val="num" w:pos="2880"/>
+        </w:tabs>
+        <w:ind w:left="2880" w:hanging="360"/>
+      </w:pPr>
+      <w:rPr>
+        <w:rFonts w:ascii="Wingdings" w:hAnsi="Wingdings" w:hint="default"/>
+        <w:sz w:val="20"/>
+      </w:rPr>
+    </w:lvl>
+    <w:lvl w:ilvl="4" w:tentative="1">
+      <w:start w:val="1"/>
+      <w:numFmt w:val="bullet"/>
+      <w:lvlText w:val=""/>
+      <w:lvlJc w:val="left"/>
+      <w:pPr>
+        <w:tabs>
+          <w:tab w:val="num" w:pos="3600"/>
+        </w:tabs>
+        <w:ind w:left="3600" w:hanging="360"/>
+      </w:pPr>
+      <w:rPr>
+        <w:rFonts w:ascii="Wingdings" w:hAnsi="Wingdings" w:hint="default"/>
+        <w:sz w:val="20"/>
+      </w:rPr>
+    </w:lvl>
+    <w:lvl w:ilvl="5" w:tentative="1">
+      <w:start w:val="1"/>
+      <w:numFmt w:val="bullet"/>
+      <w:lvlText w:val=""/>
+      <w:lvlJc w:val="left"/>
+      <w:pPr>
+        <w:tabs>
+          <w:tab w:val="num" w:pos="4320"/>
+        </w:tabs>
+        <w:ind w:left="4320" w:hanging="360"/>
+      </w:pPr>
+      <w:rPr>
+        <w:rFonts w:ascii="Wingdings" w:hAnsi="Wingdings" w:hint="default"/>
+        <w:sz w:val="20"/>
+      </w:rPr>
+    </w:lvl>
+    <w:lvl w:ilvl="6" w:tentative="1">
+      <w:start w:val="1"/>
+      <w:numFmt w:val="bullet"/>
+      <w:lvlText w:val=""/>
+      <w:lvlJc w:val="left"/>
+      <w:pPr>
+        <w:tabs>
+          <w:tab w:val="num" w:pos="5040"/>
+        </w:tabs>
+        <w:ind w:left="5040" w:hanging="360"/>
+      </w:pPr>
+      <w:rPr>
+        <w:rFonts w:ascii="Wingdings" w:hAnsi="Wingdings" w:hint="default"/>
+        <w:sz w:val="20"/>
+      </w:rPr>
+    </w:lvl>
+    <w:lvl w:ilvl="7" w:tentative="1">
+      <w:start w:val="1"/>
+      <w:numFmt w:val="bullet"/>
+      <w:lvlText w:val=""/>
+      <w:lvlJc w:val="left"/>
+      <w:pPr>
+        <w:tabs>
+          <w:tab w:val="num" w:pos="5760"/>
+        </w:tabs>
+        <w:ind w:left="5760" w:hanging="360"/>
+      </w:pPr>
+      <w:rPr>
+        <w:rFonts w:ascii="Wingdings" w:hAnsi="Wingdings" w:hint="default"/>
+        <w:sz w:val="20"/>
+      </w:rPr>
+    </w:lvl>
+    <w:lvl w:ilvl="8" w:tentative="1">
+      <w:start w:val="1"/>
+      <w:numFmt w:val="bullet"/>
+      <w:lvlText w:val=""/>
+      <w:lvlJc w:val="left"/>
+      <w:pPr>
+        <w:tabs>
+          <w:tab w:val="num" w:pos="6480"/>
+        </w:tabs>
+        <w:ind w:left="6480" w:hanging="360"/>
+      </w:pPr>
+      <w:rPr>
+        <w:rFonts w:ascii="Wingdings" w:hAnsi="Wingdings" w:hint="default"/>
+        <w:sz w:val="20"/>
+      </w:rPr>
+    </w:lvl>
+  </w:abstractNum>
+  <w:abstractNum w:abstractNumId="12" w15:restartNumberingAfterBreak="0">
+    <w:nsid w:val="3C997CDA"/>
+    <w:multiLevelType w:val="multilevel"/>
+    <w:tmpl w:val="2A126E8A"/>
+    <w:lvl w:ilvl="0">
+      <w:start w:val="1"/>
+      <w:numFmt w:val="bullet"/>
+      <w:lvlText w:val=""/>
+      <w:lvlJc w:val="left"/>
+      <w:pPr>
+        <w:tabs>
+          <w:tab w:val="num" w:pos="720"/>
+        </w:tabs>
+        <w:ind w:left="720" w:hanging="360"/>
+      </w:pPr>
+      <w:rPr>
+        <w:rFonts w:ascii="Symbol" w:hAnsi="Symbol" w:hint="default"/>
+        <w:sz w:val="20"/>
+      </w:rPr>
+    </w:lvl>
+    <w:lvl w:ilvl="1" w:tentative="1">
+      <w:start w:val="1"/>
+      <w:numFmt w:val="bullet"/>
+      <w:lvlText w:val=""/>
+      <w:lvlJc w:val="left"/>
+      <w:pPr>
+        <w:tabs>
+          <w:tab w:val="num" w:pos="1440"/>
+        </w:tabs>
+        <w:ind w:left="1440" w:hanging="360"/>
+      </w:pPr>
+      <w:rPr>
+        <w:rFonts w:ascii="Symbol" w:hAnsi="Symbol" w:hint="default"/>
+        <w:sz w:val="20"/>
+      </w:rPr>
+    </w:lvl>
+    <w:lvl w:ilvl="2" w:tentative="1">
+      <w:start w:val="1"/>
+      <w:numFmt w:val="bullet"/>
+      <w:lvlText w:val=""/>
+      <w:lvlJc w:val="left"/>
+      <w:pPr>
+        <w:tabs>
+          <w:tab w:val="num" w:pos="2160"/>
+        </w:tabs>
+        <w:ind w:left="2160" w:hanging="360"/>
+      </w:pPr>
+      <w:rPr>
+        <w:rFonts w:ascii="Symbol" w:hAnsi="Symbol" w:hint="default"/>
+        <w:sz w:val="20"/>
+      </w:rPr>
+    </w:lvl>
+    <w:lvl w:ilvl="3" w:tentative="1">
+      <w:start w:val="1"/>
+      <w:numFmt w:val="bullet"/>
+      <w:lvlText w:val=""/>
+      <w:lvlJc w:val="left"/>
+      <w:pPr>
+        <w:tabs>
+          <w:tab w:val="num" w:pos="2880"/>
+        </w:tabs>
+        <w:ind w:left="2880" w:hanging="360"/>
+      </w:pPr>
+      <w:rPr>
+        <w:rFonts w:ascii="Symbol" w:hAnsi="Symbol" w:hint="default"/>
+        <w:sz w:val="20"/>
+      </w:rPr>
+    </w:lvl>
+    <w:lvl w:ilvl="4" w:tentative="1">
+      <w:start w:val="1"/>
+      <w:numFmt w:val="bullet"/>
+      <w:lvlText w:val=""/>
+      <w:lvlJc w:val="left"/>
+      <w:pPr>
+        <w:tabs>
+          <w:tab w:val="num" w:pos="3600"/>
+        </w:tabs>
+        <w:ind w:left="3600" w:hanging="360"/>
+      </w:pPr>
+      <w:rPr>
+        <w:rFonts w:ascii="Symbol" w:hAnsi="Symbol" w:hint="default"/>
+        <w:sz w:val="20"/>
+      </w:rPr>
+    </w:lvl>
+    <w:lvl w:ilvl="5" w:tentative="1">
+      <w:start w:val="1"/>
+      <w:numFmt w:val="bullet"/>
+      <w:lvlText w:val=""/>
+      <w:lvlJc w:val="left"/>
+      <w:pPr>
+        <w:tabs>
+          <w:tab w:val="num" w:pos="4320"/>
+        </w:tabs>
+        <w:ind w:left="4320" w:hanging="360"/>
+      </w:pPr>
+      <w:rPr>
+        <w:rFonts w:ascii="Symbol" w:hAnsi="Symbol" w:hint="default"/>
+        <w:sz w:val="20"/>
+      </w:rPr>
+    </w:lvl>
+    <w:lvl w:ilvl="6" w:tentative="1">
+      <w:start w:val="1"/>
+      <w:numFmt w:val="bullet"/>
+      <w:lvlText w:val=""/>
+      <w:lvlJc w:val="left"/>
+      <w:pPr>
+        <w:tabs>
+          <w:tab w:val="num" w:pos="5040"/>
+        </w:tabs>
+        <w:ind w:left="5040" w:hanging="360"/>
+      </w:pPr>
+      <w:rPr>
+        <w:rFonts w:ascii="Symbol" w:hAnsi="Symbol" w:hint="default"/>
+        <w:sz w:val="20"/>
+      </w:rPr>
+    </w:lvl>
+    <w:lvl w:ilvl="7" w:tentative="1">
+      <w:start w:val="1"/>
+      <w:numFmt w:val="bullet"/>
+      <w:lvlText w:val=""/>
+      <w:lvlJc w:val="left"/>
+      <w:pPr>
+        <w:tabs>
+          <w:tab w:val="num" w:pos="5760"/>
+        </w:tabs>
+        <w:ind w:left="5760" w:hanging="360"/>
+      </w:pPr>
+      <w:rPr>
+        <w:rFonts w:ascii="Symbol" w:hAnsi="Symbol" w:hint="default"/>
+        <w:sz w:val="20"/>
+      </w:rPr>
+    </w:lvl>
+    <w:lvl w:ilvl="8" w:tentative="1">
+      <w:start w:val="1"/>
+      <w:numFmt w:val="bullet"/>
+      <w:lvlText w:val=""/>
+      <w:lvlJc w:val="left"/>
+      <w:pPr>
+        <w:tabs>
+          <w:tab w:val="num" w:pos="6480"/>
+        </w:tabs>
+        <w:ind w:left="6480" w:hanging="360"/>
+      </w:pPr>
+      <w:rPr>
+        <w:rFonts w:ascii="Symbol" w:hAnsi="Symbol" w:hint="default"/>
+        <w:sz w:val="20"/>
+      </w:rPr>
+    </w:lvl>
+  </w:abstractNum>
+  <w:abstractNum w:abstractNumId="13" w15:restartNumberingAfterBreak="0">
     <w:nsid w:val="4AAD03CE"/>
     <w:multiLevelType w:val="multilevel"/>
     <w:tmpl w:val="652A6F6A"/>
@@ -8269,7 +11658,120 @@
       </w:pPr>
     </w:lvl>
   </w:abstractNum>
-  <w:abstractNum w:abstractNumId="11" w15:restartNumberingAfterBreak="0">
+  <w:abstractNum w:abstractNumId="14" w15:restartNumberingAfterBreak="0">
+    <w:nsid w:val="5E9A0D90"/>
+    <w:multiLevelType w:val="multilevel"/>
+    <w:tmpl w:val="DFFC8362"/>
+    <w:lvl w:ilvl="0">
+      <w:start w:val="1"/>
+      <w:numFmt w:val="decimal"/>
+      <w:lvlText w:val="%1."/>
+      <w:lvlJc w:val="left"/>
+      <w:pPr>
+        <w:tabs>
+          <w:tab w:val="num" w:pos="720"/>
+        </w:tabs>
+        <w:ind w:left="720" w:hanging="360"/>
+      </w:pPr>
+    </w:lvl>
+    <w:lvl w:ilvl="1" w:tentative="1">
+      <w:start w:val="1"/>
+      <w:numFmt w:val="decimal"/>
+      <w:lvlText w:val="%2."/>
+      <w:lvlJc w:val="left"/>
+      <w:pPr>
+        <w:tabs>
+          <w:tab w:val="num" w:pos="1440"/>
+        </w:tabs>
+        <w:ind w:left="1440" w:hanging="360"/>
+      </w:pPr>
+    </w:lvl>
+    <w:lvl w:ilvl="2" w:tentative="1">
+      <w:start w:val="1"/>
+      <w:numFmt w:val="decimal"/>
+      <w:lvlText w:val="%3."/>
+      <w:lvlJc w:val="left"/>
+      <w:pPr>
+        <w:tabs>
+          <w:tab w:val="num" w:pos="2160"/>
+        </w:tabs>
+        <w:ind w:left="2160" w:hanging="360"/>
+      </w:pPr>
+    </w:lvl>
+    <w:lvl w:ilvl="3" w:tentative="1">
+      <w:start w:val="1"/>
+      <w:numFmt w:val="decimal"/>
+      <w:lvlText w:val="%4."/>
+      <w:lvlJc w:val="left"/>
+      <w:pPr>
+        <w:tabs>
+          <w:tab w:val="num" w:pos="2880"/>
+        </w:tabs>
+        <w:ind w:left="2880" w:hanging="360"/>
+      </w:pPr>
+    </w:lvl>
+    <w:lvl w:ilvl="4" w:tentative="1">
+      <w:start w:val="1"/>
+      <w:numFmt w:val="decimal"/>
+      <w:lvlText w:val="%5."/>
+      <w:lvlJc w:val="left"/>
+      <w:pPr>
+        <w:tabs>
+          <w:tab w:val="num" w:pos="3600"/>
+        </w:tabs>
+        <w:ind w:left="3600" w:hanging="360"/>
+      </w:pPr>
+    </w:lvl>
+    <w:lvl w:ilvl="5" w:tentative="1">
+      <w:start w:val="1"/>
+      <w:numFmt w:val="decimal"/>
+      <w:lvlText w:val="%6."/>
+      <w:lvlJc w:val="left"/>
+      <w:pPr>
+        <w:tabs>
+          <w:tab w:val="num" w:pos="4320"/>
+        </w:tabs>
+        <w:ind w:left="4320" w:hanging="360"/>
+      </w:pPr>
+    </w:lvl>
+    <w:lvl w:ilvl="6" w:tentative="1">
+      <w:start w:val="1"/>
+      <w:numFmt w:val="decimal"/>
+      <w:lvlText w:val="%7."/>
+      <w:lvlJc w:val="left"/>
+      <w:pPr>
+        <w:tabs>
+          <w:tab w:val="num" w:pos="5040"/>
+        </w:tabs>
+        <w:ind w:left="5040" w:hanging="360"/>
+      </w:pPr>
+    </w:lvl>
+    <w:lvl w:ilvl="7" w:tentative="1">
+      <w:start w:val="1"/>
+      <w:numFmt w:val="decimal"/>
+      <w:lvlText w:val="%8."/>
+      <w:lvlJc w:val="left"/>
+      <w:pPr>
+        <w:tabs>
+          <w:tab w:val="num" w:pos="5760"/>
+        </w:tabs>
+        <w:ind w:left="5760" w:hanging="360"/>
+      </w:pPr>
+    </w:lvl>
+    <w:lvl w:ilvl="8" w:tentative="1">
+      <w:start w:val="1"/>
+      <w:numFmt w:val="decimal"/>
+      <w:lvlText w:val="%9."/>
+      <w:lvlJc w:val="left"/>
+      <w:pPr>
+        <w:tabs>
+          <w:tab w:val="num" w:pos="6480"/>
+        </w:tabs>
+        <w:ind w:left="6480" w:hanging="360"/>
+      </w:pPr>
+    </w:lvl>
+  </w:abstractNum>
+  <w:abstractNum w:abstractNumId="15" w15:restartNumberingAfterBreak="0">
     <w:nsid w:val="626C051F"/>
     <w:multiLevelType w:val="multilevel"/>
     <w:tmpl w:val="6F8E3D48"/>
@@ -8418,7 +11920,7 @@
       </w:rPr>
     </w:lvl>
   </w:abstractNum>
-  <w:abstractNum w:abstractNumId="12" w15:restartNumberingAfterBreak="0">
+  <w:abstractNum w:abstractNumId="16" w15:restartNumberingAfterBreak="0">
     <w:nsid w:val="68804AC4"/>
     <w:multiLevelType w:val="multilevel"/>
     <w:tmpl w:val="23BEA346"/>
@@ -8531,7 +12033,7 @@
       </w:pPr>
     </w:lvl>
   </w:abstractNum>
-  <w:abstractNum w:abstractNumId="13" w15:restartNumberingAfterBreak="0">
+  <w:abstractNum w:abstractNumId="17" w15:restartNumberingAfterBreak="0">
     <w:nsid w:val="6C4F6565"/>
     <w:multiLevelType w:val="hybridMultilevel"/>
     <w:tmpl w:val="50289C5E"/>
@@ -8617,53 +12119,337 @@
       </w:pPr>
     </w:lvl>
   </w:abstractNum>
+  <w:abstractNum w:abstractNumId="18" w15:restartNumberingAfterBreak="0">
+    <w:nsid w:val="6EAB6140"/>
+    <w:multiLevelType w:val="multilevel"/>
+    <w:tmpl w:val="1F4AA1D8"/>
+    <w:lvl w:ilvl="0">
+      <w:start w:val="1"/>
+      <w:numFmt w:val="bullet"/>
+      <w:lvlText w:val=""/>
+      <w:lvlJc w:val="left"/>
+      <w:pPr>
+        <w:tabs>
+          <w:tab w:val="num" w:pos="720"/>
+        </w:tabs>
+        <w:ind w:left="720" w:hanging="360"/>
+      </w:pPr>
+      <w:rPr>
+        <w:rFonts w:ascii="Symbol" w:hAnsi="Symbol" w:hint="default"/>
+        <w:sz w:val="20"/>
+      </w:rPr>
+    </w:lvl>
+    <w:lvl w:ilvl="1" w:tentative="1">
+      <w:start w:val="1"/>
+      <w:numFmt w:val="bullet"/>
+      <w:lvlText w:val="o"/>
+      <w:lvlJc w:val="left"/>
+      <w:pPr>
+        <w:tabs>
+          <w:tab w:val="num" w:pos="1440"/>
+        </w:tabs>
+        <w:ind w:left="1440" w:hanging="360"/>
+      </w:pPr>
+      <w:rPr>
+        <w:rFonts w:ascii="Courier New" w:hAnsi="Courier New" w:hint="default"/>
+        <w:sz w:val="20"/>
+      </w:rPr>
+    </w:lvl>
+    <w:lvl w:ilvl="2" w:tentative="1">
+      <w:start w:val="1"/>
+      <w:numFmt w:val="bullet"/>
+      <w:lvlText w:val=""/>
+      <w:lvlJc w:val="left"/>
+      <w:pPr>
+        <w:tabs>
+          <w:tab w:val="num" w:pos="2160"/>
+        </w:tabs>
+        <w:ind w:left="2160" w:hanging="360"/>
+      </w:pPr>
+      <w:rPr>
+        <w:rFonts w:ascii="Wingdings" w:hAnsi="Wingdings" w:hint="default"/>
+        <w:sz w:val="20"/>
+      </w:rPr>
+    </w:lvl>
+    <w:lvl w:ilvl="3" w:tentative="1">
+      <w:start w:val="1"/>
+      <w:numFmt w:val="bullet"/>
+      <w:lvlText w:val=""/>
+      <w:lvlJc w:val="left"/>
+      <w:pPr>
+        <w:tabs>
+          <w:tab w:val="num" w:pos="2880"/>
+        </w:tabs>
+        <w:ind w:left="2880" w:hanging="360"/>
+      </w:pPr>
+      <w:rPr>
+        <w:rFonts w:ascii="Wingdings" w:hAnsi="Wingdings" w:hint="default"/>
+        <w:sz w:val="20"/>
+      </w:rPr>
+    </w:lvl>
+    <w:lvl w:ilvl="4" w:tentative="1">
+      <w:start w:val="1"/>
+      <w:numFmt w:val="bullet"/>
+      <w:lvlText w:val=""/>
+      <w:lvlJc w:val="left"/>
+      <w:pPr>
+        <w:tabs>
+          <w:tab w:val="num" w:pos="3600"/>
+        </w:tabs>
+        <w:ind w:left="3600" w:hanging="360"/>
+      </w:pPr>
+      <w:rPr>
+        <w:rFonts w:ascii="Wingdings" w:hAnsi="Wingdings" w:hint="default"/>
+        <w:sz w:val="20"/>
+      </w:rPr>
+    </w:lvl>
+    <w:lvl w:ilvl="5" w:tentative="1">
+      <w:start w:val="1"/>
+      <w:numFmt w:val="bullet"/>
+      <w:lvlText w:val=""/>
+      <w:lvlJc w:val="left"/>
+      <w:pPr>
+        <w:tabs>
+          <w:tab w:val="num" w:pos="4320"/>
+        </w:tabs>
+        <w:ind w:left="4320" w:hanging="360"/>
+      </w:pPr>
+      <w:rPr>
+        <w:rFonts w:ascii="Wingdings" w:hAnsi="Wingdings" w:hint="default"/>
+        <w:sz w:val="20"/>
+      </w:rPr>
+    </w:lvl>
+    <w:lvl w:ilvl="6" w:tentative="1">
+      <w:start w:val="1"/>
+      <w:numFmt w:val="bullet"/>
+      <w:lvlText w:val=""/>
+      <w:lvlJc w:val="left"/>
+      <w:pPr>
+        <w:tabs>
+          <w:tab w:val="num" w:pos="5040"/>
+        </w:tabs>
+        <w:ind w:left="5040" w:hanging="360"/>
+      </w:pPr>
+      <w:rPr>
+        <w:rFonts w:ascii="Wingdings" w:hAnsi="Wingdings" w:hint="default"/>
+        <w:sz w:val="20"/>
+      </w:rPr>
+    </w:lvl>
+    <w:lvl w:ilvl="7" w:tentative="1">
+      <w:start w:val="1"/>
+      <w:numFmt w:val="bullet"/>
+      <w:lvlText w:val=""/>
+      <w:lvlJc w:val="left"/>
+      <w:pPr>
+        <w:tabs>
+          <w:tab w:val="num" w:pos="5760"/>
+        </w:tabs>
+        <w:ind w:left="5760" w:hanging="360"/>
+      </w:pPr>
+      <w:rPr>
+        <w:rFonts w:ascii="Wingdings" w:hAnsi="Wingdings" w:hint="default"/>
+        <w:sz w:val="20"/>
+      </w:rPr>
+    </w:lvl>
+    <w:lvl w:ilvl="8" w:tentative="1">
+      <w:start w:val="1"/>
+      <w:numFmt w:val="bullet"/>
+      <w:lvlText w:val=""/>
+      <w:lvlJc w:val="left"/>
+      <w:pPr>
+        <w:tabs>
+          <w:tab w:val="num" w:pos="6480"/>
+        </w:tabs>
+        <w:ind w:left="6480" w:hanging="360"/>
+      </w:pPr>
+      <w:rPr>
+        <w:rFonts w:ascii="Wingdings" w:hAnsi="Wingdings" w:hint="default"/>
+        <w:sz w:val="20"/>
+      </w:rPr>
+    </w:lvl>
+  </w:abstractNum>
+  <w:abstractNum w:abstractNumId="19" w15:restartNumberingAfterBreak="0">
+    <w:nsid w:val="708A38D0"/>
+    <w:multiLevelType w:val="multilevel"/>
+    <w:tmpl w:val="7680793E"/>
+    <w:lvl w:ilvl="0">
+      <w:start w:val="1"/>
+      <w:numFmt w:val="decimal"/>
+      <w:lvlText w:val="%1."/>
+      <w:lvlJc w:val="left"/>
+      <w:pPr>
+        <w:tabs>
+          <w:tab w:val="num" w:pos="720"/>
+        </w:tabs>
+        <w:ind w:left="720" w:hanging="360"/>
+      </w:pPr>
+    </w:lvl>
+    <w:lvl w:ilvl="1">
+      <w:start w:val="1"/>
+      <w:numFmt w:val="bullet"/>
+      <w:lvlText w:val=""/>
+      <w:lvlJc w:val="left"/>
+      <w:pPr>
+        <w:tabs>
+          <w:tab w:val="num" w:pos="1440"/>
+        </w:tabs>
+        <w:ind w:left="1440" w:hanging="360"/>
+      </w:pPr>
+      <w:rPr>
+        <w:rFonts w:ascii="Symbol" w:hAnsi="Symbol" w:hint="default"/>
+        <w:sz w:val="20"/>
+      </w:rPr>
+    </w:lvl>
+    <w:lvl w:ilvl="2" w:tentative="1">
+      <w:start w:val="1"/>
+      <w:numFmt w:val="decimal"/>
+      <w:lvlText w:val="%3."/>
+      <w:lvlJc w:val="left"/>
+      <w:pPr>
+        <w:tabs>
+          <w:tab w:val="num" w:pos="2160"/>
+        </w:tabs>
+        <w:ind w:left="2160" w:hanging="360"/>
+      </w:pPr>
+    </w:lvl>
+    <w:lvl w:ilvl="3" w:tentative="1">
+      <w:start w:val="1"/>
+      <w:numFmt w:val="decimal"/>
+      <w:lvlText w:val="%4."/>
+      <w:lvlJc w:val="left"/>
+      <w:pPr>
+        <w:tabs>
+          <w:tab w:val="num" w:pos="2880"/>
+        </w:tabs>
+        <w:ind w:left="2880" w:hanging="360"/>
+      </w:pPr>
+    </w:lvl>
+    <w:lvl w:ilvl="4" w:tentative="1">
+      <w:start w:val="1"/>
+      <w:numFmt w:val="decimal"/>
+      <w:lvlText w:val="%5."/>
+      <w:lvlJc w:val="left"/>
+      <w:pPr>
+        <w:tabs>
+          <w:tab w:val="num" w:pos="3600"/>
+        </w:tabs>
+        <w:ind w:left="3600" w:hanging="360"/>
+      </w:pPr>
+    </w:lvl>
+    <w:lvl w:ilvl="5" w:tentative="1">
+      <w:start w:val="1"/>
+      <w:numFmt w:val="decimal"/>
+      <w:lvlText w:val="%6."/>
+      <w:lvlJc w:val="left"/>
+      <w:pPr>
+        <w:tabs>
+          <w:tab w:val="num" w:pos="4320"/>
+        </w:tabs>
+        <w:ind w:left="4320" w:hanging="360"/>
+      </w:pPr>
+    </w:lvl>
+    <w:lvl w:ilvl="6" w:tentative="1">
+      <w:start w:val="1"/>
+      <w:numFmt w:val="decimal"/>
+      <w:lvlText w:val="%7."/>
+      <w:lvlJc w:val="left"/>
+      <w:pPr>
+        <w:tabs>
+          <w:tab w:val="num" w:pos="5040"/>
+        </w:tabs>
+        <w:ind w:left="5040" w:hanging="360"/>
+      </w:pPr>
+    </w:lvl>
+    <w:lvl w:ilvl="7" w:tentative="1">
+      <w:start w:val="1"/>
+      <w:numFmt w:val="decimal"/>
+      <w:lvlText w:val="%8."/>
+      <w:lvlJc w:val="left"/>
+      <w:pPr>
+        <w:tabs>
+          <w:tab w:val="num" w:pos="5760"/>
+        </w:tabs>
+        <w:ind w:left="5760" w:hanging="360"/>
+      </w:pPr>
+    </w:lvl>
+    <w:lvl w:ilvl="8" w:tentative="1">
+      <w:start w:val="1"/>
+      <w:numFmt w:val="decimal"/>
+      <w:lvlText w:val="%9."/>
+      <w:lvlJc w:val="left"/>
+      <w:pPr>
+        <w:tabs>
+          <w:tab w:val="num" w:pos="6480"/>
+        </w:tabs>
+        <w:ind w:left="6480" w:hanging="360"/>
+      </w:pPr>
+    </w:lvl>
+  </w:abstractNum>
   <w:num w:numId="1" w16cid:durableId="1783449798">
-    <w:abstractNumId w:val="13"/>
+    <w:abstractNumId w:val="17"/>
     <w:lvlOverride w:ilvl="0">
       <w:startOverride w:val="1"/>
     </w:lvlOverride>
   </w:num>
   <w:num w:numId="2" w16cid:durableId="1096562278">
-    <w:abstractNumId w:val="8"/>
+    <w:abstractNumId w:val="9"/>
     <w:lvlOverride w:ilvl="0">
       <w:startOverride w:val="1"/>
     </w:lvlOverride>
   </w:num>
   <w:num w:numId="3" w16cid:durableId="481047305">
-    <w:abstractNumId w:val="3"/>
+    <w:abstractNumId w:val="4"/>
   </w:num>
   <w:num w:numId="4" w16cid:durableId="1500316488">
-    <w:abstractNumId w:val="10"/>
+    <w:abstractNumId w:val="13"/>
   </w:num>
   <w:num w:numId="5" w16cid:durableId="580137692">
-    <w:abstractNumId w:val="5"/>
+    <w:abstractNumId w:val="6"/>
   </w:num>
   <w:num w:numId="6" w16cid:durableId="528177687">
-    <w:abstractNumId w:val="12"/>
+    <w:abstractNumId w:val="16"/>
   </w:num>
   <w:num w:numId="7" w16cid:durableId="723411298">
     <w:abstractNumId w:val="0"/>
   </w:num>
   <w:num w:numId="8" w16cid:durableId="1546715531">
-    <w:abstractNumId w:val="4"/>
+    <w:abstractNumId w:val="5"/>
   </w:num>
   <w:num w:numId="9" w16cid:durableId="1511069461">
-    <w:abstractNumId w:val="9"/>
+    <w:abstractNumId w:val="10"/>
   </w:num>
   <w:num w:numId="10" w16cid:durableId="117073308">
-    <w:abstractNumId w:val="7"/>
+    <w:abstractNumId w:val="8"/>
   </w:num>
   <w:num w:numId="11" w16cid:durableId="1098408958">
-    <w:abstractNumId w:val="11"/>
+    <w:abstractNumId w:val="15"/>
   </w:num>
   <w:num w:numId="12" w16cid:durableId="46299004">
-    <w:abstractNumId w:val="6"/>
+    <w:abstractNumId w:val="7"/>
   </w:num>
   <w:num w:numId="13" w16cid:durableId="155456859">
     <w:abstractNumId w:val="1"/>
   </w:num>
   <w:num w:numId="14" w16cid:durableId="632637020">
     <w:abstractNumId w:val="2"/>
+  </w:num>
+  <w:num w:numId="15" w16cid:durableId="2099329702">
+    <w:abstractNumId w:val="11"/>
+  </w:num>
+  <w:num w:numId="16" w16cid:durableId="1987582208">
+    <w:abstractNumId w:val="14"/>
+  </w:num>
+  <w:num w:numId="17" w16cid:durableId="1663310104">
+    <w:abstractNumId w:val="3"/>
+  </w:num>
+  <w:num w:numId="18" w16cid:durableId="1093278055">
+    <w:abstractNumId w:val="18"/>
+  </w:num>
+  <w:num w:numId="19" w16cid:durableId="1702247532">
+    <w:abstractNumId w:val="19"/>
+  </w:num>
+  <w:num w:numId="20" w16cid:durableId="499079301">
+    <w:abstractNumId w:val="12"/>
   </w:num>
 </w:numbering>
 </file>

--- a/L1.docx
+++ b/L1.docx
@@ -233,8 +233,13 @@
       <w:pPr>
         <w:spacing w:after="60"/>
       </w:pPr>
-      <w:r>
-        <w:t>O(n² + n + 10) → O(n²)</w:t>
+      <w:proofErr w:type="gramStart"/>
+      <w:r>
+        <w:t>O(</w:t>
+      </w:r>
+      <w:proofErr w:type="gramEnd"/>
+      <w:r>
+        <w:t>n² + n + 10) → O(n²)</w:t>
       </w:r>
     </w:p>
     <w:p>
@@ -347,9 +352,14 @@
         <w:spacing w:after="60"/>
       </w:pPr>
       <w:r>
-        <w:t xml:space="preserve">        print(</w:t>
+        <w:t xml:space="preserve">        </w:t>
+      </w:r>
+      <w:proofErr w:type="gramStart"/>
+      <w:r>
+        <w:t>print(</w:t>
       </w:r>
       <w:proofErr w:type="spellStart"/>
+      <w:proofErr w:type="gramEnd"/>
       <w:r>
         <w:t>i</w:t>
       </w:r>
@@ -362,8 +372,13 @@
       <w:pPr>
         <w:spacing w:after="60"/>
       </w:pPr>
-      <w:r>
-        <w:t>O(n × n) = O(n²)</w:t>
+      <w:proofErr w:type="gramStart"/>
+      <w:r>
+        <w:t>O(</w:t>
+      </w:r>
+      <w:proofErr w:type="gramEnd"/>
+      <w:r>
+        <w:t>n × n) = O(n²)</w:t>
       </w:r>
     </w:p>
     <w:p>
@@ -576,8 +591,13 @@
             <w:pPr>
               <w:spacing w:after="60"/>
             </w:pPr>
+            <w:proofErr w:type="gramStart"/>
             <w:r>
-              <w:t>O(1)</w:t>
+              <w:t>O(</w:t>
+            </w:r>
+            <w:proofErr w:type="gramEnd"/>
+            <w:r>
+              <w:t>1)</w:t>
             </w:r>
           </w:p>
         </w:tc>
@@ -610,12 +630,17 @@
               <w:t xml:space="preserve">Access </w:t>
             </w:r>
             <w:proofErr w:type="spellStart"/>
+            <w:proofErr w:type="gramStart"/>
             <w:r>
               <w:t>arr</w:t>
             </w:r>
             <w:proofErr w:type="spellEnd"/>
             <w:r>
-              <w:t>[5]</w:t>
+              <w:t>[</w:t>
+            </w:r>
+            <w:proofErr w:type="gramEnd"/>
+            <w:r>
+              <w:t>5]</w:t>
             </w:r>
           </w:p>
         </w:tc>
@@ -634,8 +659,13 @@
             <w:pPr>
               <w:spacing w:after="60"/>
             </w:pPr>
+            <w:proofErr w:type="gramStart"/>
             <w:r>
-              <w:t>O(log n)</w:t>
+              <w:t>O(</w:t>
+            </w:r>
+            <w:proofErr w:type="gramEnd"/>
+            <w:r>
+              <w:t>log n)</w:t>
             </w:r>
           </w:p>
         </w:tc>
@@ -734,8 +764,13 @@
             <w:pPr>
               <w:spacing w:after="60"/>
             </w:pPr>
+            <w:proofErr w:type="gramStart"/>
             <w:r>
-              <w:t>O(n log n)</w:t>
+              <w:t>O(</w:t>
+            </w:r>
+            <w:proofErr w:type="gramEnd"/>
+            <w:r>
+              <w:t>n log n)</w:t>
             </w:r>
           </w:p>
         </w:tc>
@@ -981,12 +1016,53 @@
       <w:pPr>
         <w:spacing w:after="60"/>
       </w:pPr>
-      <w:r>
-        <w:rPr>
-          <w:b/>
-          <w:bCs/>
-        </w:rPr>
-        <w:t>O(1) &lt; O(log n) &lt; O(n) &lt; O(n log n) &lt; O(n²) &lt; O(2ⁿ) &lt; O(n!)</w:t>
+      <w:proofErr w:type="gramStart"/>
+      <w:r>
+        <w:rPr>
+          <w:b/>
+          <w:bCs/>
+        </w:rPr>
+        <w:t>O(</w:t>
+      </w:r>
+      <w:proofErr w:type="gramEnd"/>
+      <w:r>
+        <w:rPr>
+          <w:b/>
+          <w:bCs/>
+        </w:rPr>
+        <w:t xml:space="preserve">1) &lt; </w:t>
+      </w:r>
+      <w:proofErr w:type="gramStart"/>
+      <w:r>
+        <w:rPr>
+          <w:b/>
+          <w:bCs/>
+        </w:rPr>
+        <w:t>O(</w:t>
+      </w:r>
+      <w:proofErr w:type="gramEnd"/>
+      <w:r>
+        <w:rPr>
+          <w:b/>
+          <w:bCs/>
+        </w:rPr>
+        <w:t xml:space="preserve">log n) &lt; O(n) &lt; </w:t>
+      </w:r>
+      <w:proofErr w:type="gramStart"/>
+      <w:r>
+        <w:rPr>
+          <w:b/>
+          <w:bCs/>
+        </w:rPr>
+        <w:t>O(</w:t>
+      </w:r>
+      <w:proofErr w:type="gramEnd"/>
+      <w:r>
+        <w:rPr>
+          <w:b/>
+          <w:bCs/>
+        </w:rPr>
+        <w:t>n log n) &lt; O(n²) &lt; O(2ⁿ) &lt; O(n!)</w:t>
       </w:r>
     </w:p>
     <w:p>
@@ -1012,23 +1088,87 @@
           <w:b/>
           <w:bCs/>
         </w:rPr>
-        <w:t>4. O(), Ω(), Θ()</w:t>
-      </w:r>
-    </w:p>
-    <w:p>
-      <w:pPr>
-        <w:spacing w:after="60"/>
-        <w:rPr>
-          <w:b/>
-          <w:bCs/>
-        </w:rPr>
-      </w:pPr>
-      <w:r>
-        <w:rPr>
-          <w:b/>
-          <w:bCs/>
-        </w:rPr>
-        <w:t>Big O — O()</w:t>
+        <w:t xml:space="preserve">4. </w:t>
+      </w:r>
+      <w:proofErr w:type="gramStart"/>
+      <w:r>
+        <w:rPr>
+          <w:b/>
+          <w:bCs/>
+        </w:rPr>
+        <w:t>O(</w:t>
+      </w:r>
+      <w:proofErr w:type="gramEnd"/>
+      <w:r>
+        <w:rPr>
+          <w:b/>
+          <w:bCs/>
+        </w:rPr>
+        <w:t xml:space="preserve">), </w:t>
+      </w:r>
+      <w:proofErr w:type="gramStart"/>
+      <w:r>
+        <w:rPr>
+          <w:b/>
+          <w:bCs/>
+        </w:rPr>
+        <w:t>Ω(</w:t>
+      </w:r>
+      <w:proofErr w:type="gramEnd"/>
+      <w:r>
+        <w:rPr>
+          <w:b/>
+          <w:bCs/>
+        </w:rPr>
+        <w:t xml:space="preserve">), </w:t>
+      </w:r>
+      <w:proofErr w:type="gramStart"/>
+      <w:r>
+        <w:rPr>
+          <w:b/>
+          <w:bCs/>
+        </w:rPr>
+        <w:t>Θ(</w:t>
+      </w:r>
+      <w:proofErr w:type="gramEnd"/>
+      <w:r>
+        <w:rPr>
+          <w:b/>
+          <w:bCs/>
+        </w:rPr>
+        <w:t>)</w:t>
+      </w:r>
+    </w:p>
+    <w:p>
+      <w:pPr>
+        <w:spacing w:after="60"/>
+        <w:rPr>
+          <w:b/>
+          <w:bCs/>
+        </w:rPr>
+      </w:pPr>
+      <w:r>
+        <w:rPr>
+          <w:b/>
+          <w:bCs/>
+        </w:rPr>
+        <w:t xml:space="preserve">Big O — </w:t>
+      </w:r>
+      <w:proofErr w:type="gramStart"/>
+      <w:r>
+        <w:rPr>
+          <w:b/>
+          <w:bCs/>
+        </w:rPr>
+        <w:t>O(</w:t>
+      </w:r>
+      <w:proofErr w:type="gramEnd"/>
+      <w:r>
+        <w:rPr>
+          <w:b/>
+          <w:bCs/>
+        </w:rPr>
+        <w:t>)</w:t>
       </w:r>
     </w:p>
     <w:p>
@@ -1052,7 +1192,23 @@
           <w:b/>
           <w:bCs/>
         </w:rPr>
-        <w:t>Omega — Ω()</w:t>
+        <w:t xml:space="preserve">Omega — </w:t>
+      </w:r>
+      <w:proofErr w:type="gramStart"/>
+      <w:r>
+        <w:rPr>
+          <w:b/>
+          <w:bCs/>
+        </w:rPr>
+        <w:t>Ω(</w:t>
+      </w:r>
+      <w:proofErr w:type="gramEnd"/>
+      <w:r>
+        <w:rPr>
+          <w:b/>
+          <w:bCs/>
+        </w:rPr>
+        <w:t>)</w:t>
       </w:r>
     </w:p>
     <w:p>
@@ -1076,7 +1232,23 @@
           <w:b/>
           <w:bCs/>
         </w:rPr>
-        <w:t>Theta — Θ()</w:t>
+        <w:t xml:space="preserve">Theta — </w:t>
+      </w:r>
+      <w:proofErr w:type="gramStart"/>
+      <w:r>
+        <w:rPr>
+          <w:b/>
+          <w:bCs/>
+        </w:rPr>
+        <w:t>Θ(</w:t>
+      </w:r>
+      <w:proofErr w:type="gramEnd"/>
+      <w:r>
+        <w:rPr>
+          <w:b/>
+          <w:bCs/>
+        </w:rPr>
+        <w:t>)</w:t>
       </w:r>
     </w:p>
     <w:p>
@@ -1248,10 +1420,12 @@
         <w:t xml:space="preserve">        </w:t>
       </w:r>
       <w:proofErr w:type="spellStart"/>
+      <w:proofErr w:type="gramStart"/>
       <w:r>
         <w:t>result.append</w:t>
       </w:r>
       <w:proofErr w:type="spellEnd"/>
+      <w:proofErr w:type="gramEnd"/>
       <w:r>
         <w:t>(x * 2)</w:t>
       </w:r>
@@ -1423,12 +1597,21 @@
         <w:br/>
         <w:t xml:space="preserve">Space = </w:t>
       </w:r>
-      <w:r>
-        <w:rPr>
-          <w:b/>
-          <w:bCs/>
-        </w:rPr>
-        <w:t>O(1)</w:t>
+      <w:proofErr w:type="gramStart"/>
+      <w:r>
+        <w:rPr>
+          <w:b/>
+          <w:bCs/>
+        </w:rPr>
+        <w:t>O(</w:t>
+      </w:r>
+      <w:proofErr w:type="gramEnd"/>
+      <w:r>
+        <w:rPr>
+          <w:b/>
+          <w:bCs/>
+        </w:rPr>
+        <w:t>1)</w:t>
       </w:r>
     </w:p>
     <w:p>
@@ -1476,9 +1659,14 @@
         <w:spacing w:after="60"/>
       </w:pPr>
       <w:r>
-        <w:t xml:space="preserve">        print(</w:t>
+        <w:t xml:space="preserve">        </w:t>
+      </w:r>
+      <w:proofErr w:type="gramStart"/>
+      <w:r>
+        <w:t>print(</w:t>
       </w:r>
       <w:proofErr w:type="spellStart"/>
+      <w:proofErr w:type="gramEnd"/>
       <w:r>
         <w:t>i</w:t>
       </w:r>
@@ -1505,12 +1693,21 @@
         <w:br/>
         <w:t xml:space="preserve">Space = </w:t>
       </w:r>
-      <w:r>
-        <w:rPr>
-          <w:b/>
-          <w:bCs/>
-        </w:rPr>
-        <w:t>O(1)</w:t>
+      <w:proofErr w:type="gramStart"/>
+      <w:r>
+        <w:rPr>
+          <w:b/>
+          <w:bCs/>
+        </w:rPr>
+        <w:t>O(</w:t>
+      </w:r>
+      <w:proofErr w:type="gramEnd"/>
+      <w:r>
+        <w:rPr>
+          <w:b/>
+          <w:bCs/>
+        </w:rPr>
+        <w:t>1)</w:t>
       </w:r>
     </w:p>
     <w:p>
@@ -1572,9 +1769,14 @@
       </w:r>
       <w:proofErr w:type="spellStart"/>
       <w:r>
-        <w:t>new_arr.append</w:t>
+        <w:t>new_</w:t>
+      </w:r>
+      <w:proofErr w:type="gramStart"/>
+      <w:r>
+        <w:t>arr.append</w:t>
       </w:r>
       <w:proofErr w:type="spellEnd"/>
+      <w:proofErr w:type="gramEnd"/>
       <w:r>
         <w:t>(x)</w:t>
       </w:r>
@@ -1806,8 +2008,9 @@
             <w14:round/>
           </w14:textOutline>
         </w:rPr>
-        <w:t>TLE — Time Limit Exceeded</w:t>
-      </w:r>
+        <w:t xml:space="preserve">TLE — Time Limit </w:t>
+      </w:r>
+      <w:proofErr w:type="gramStart"/>
       <w:r>
         <w:rPr>
           <w:bCs/>
@@ -1823,7 +2026,7 @@
             <w14:round/>
           </w14:textOutline>
         </w:rPr>
-        <w:t xml:space="preserve"> </w:t>
+        <w:t>Exceeded</w:t>
       </w:r>
       <w:r>
         <w:rPr>
@@ -1840,7 +2043,42 @@
             <w14:round/>
           </w14:textOutline>
         </w:rPr>
-        <w:t>:-</w:t>
+        <w:t xml:space="preserve"> </w:t>
+      </w:r>
+      <w:r>
+        <w:rPr>
+          <w:bCs/>
+          <w:color w:val="4C94D8" w:themeColor="text2" w:themeTint="80"/>
+          <w14:shadow w14:blurRad="38100" w14:dist="19050" w14:dir="2700000" w14:sx="100000" w14:sy="100000" w14:kx="0" w14:ky="0" w14:algn="tl">
+            <w14:schemeClr w14:val="dk1">
+              <w14:alpha w14:val="60000"/>
+            </w14:schemeClr>
+          </w14:shadow>
+          <w14:textOutline w14:w="0" w14:cap="flat" w14:cmpd="sng" w14:algn="ctr">
+            <w14:noFill/>
+            <w14:prstDash w14:val="solid"/>
+            <w14:round/>
+          </w14:textOutline>
+        </w:rPr>
+        <w:t>:</w:t>
+      </w:r>
+      <w:proofErr w:type="gramEnd"/>
+      <w:r>
+        <w:rPr>
+          <w:bCs/>
+          <w:color w:val="4C94D8" w:themeColor="text2" w:themeTint="80"/>
+          <w14:shadow w14:blurRad="38100" w14:dist="19050" w14:dir="2700000" w14:sx="100000" w14:sy="100000" w14:kx="0" w14:ky="0" w14:algn="tl">
+            <w14:schemeClr w14:val="dk1">
+              <w14:alpha w14:val="60000"/>
+            </w14:schemeClr>
+          </w14:shadow>
+          <w14:textOutline w14:w="0" w14:cap="flat" w14:cmpd="sng" w14:algn="ctr">
+            <w14:noFill/>
+            <w14:prstDash w14:val="solid"/>
+            <w14:round/>
+          </w14:textOutline>
+        </w:rPr>
+        <w:t>-</w:t>
       </w:r>
     </w:p>
     <w:p>
@@ -1976,7 +2214,15 @@
         <w:spacing w:after="60"/>
       </w:pPr>
       <w:r>
-        <w:t>Very large n → usually need O(n) or O(log n)-type solutions</w:t>
+        <w:t xml:space="preserve">Very large n → usually need O(n) or </w:t>
+      </w:r>
+      <w:proofErr w:type="gramStart"/>
+      <w:r>
+        <w:t>O(</w:t>
+      </w:r>
+      <w:proofErr w:type="gramEnd"/>
+      <w:r>
+        <w:t>log n)-type solutions</w:t>
       </w:r>
     </w:p>
     <w:p>
@@ -2711,12 +2957,21 @@
       <w:r>
         <w:t xml:space="preserve">Set uses hashing, so these are generally </w:t>
       </w:r>
-      <w:r>
-        <w:rPr>
-          <w:b/>
-          <w:bCs/>
-        </w:rPr>
-        <w:t>O(1) average-case</w:t>
+      <w:proofErr w:type="gramStart"/>
+      <w:r>
+        <w:rPr>
+          <w:b/>
+          <w:bCs/>
+        </w:rPr>
+        <w:t>O(</w:t>
+      </w:r>
+      <w:proofErr w:type="gramEnd"/>
+      <w:r>
+        <w:rPr>
+          <w:b/>
+          <w:bCs/>
+        </w:rPr>
+        <w:t>1) average-case</w:t>
       </w:r>
       <w:r>
         <w:t>:</w:t>
@@ -2780,12 +3035,21 @@
       <w:r>
         <w:t xml:space="preserve"> Worst-case hashing can be worse, but </w:t>
       </w:r>
-      <w:r>
-        <w:rPr>
-          <w:b/>
-          <w:bCs/>
-        </w:rPr>
-        <w:t>O(1) average</w:t>
+      <w:proofErr w:type="gramStart"/>
+      <w:r>
+        <w:rPr>
+          <w:b/>
+          <w:bCs/>
+        </w:rPr>
+        <w:t>O(</w:t>
+      </w:r>
+      <w:proofErr w:type="gramEnd"/>
+      <w:r>
+        <w:rPr>
+          <w:b/>
+          <w:bCs/>
+        </w:rPr>
+        <w:t>1) average</w:t>
       </w:r>
       <w:r>
         <w:t xml:space="preserve"> is what you normally use in DSA analysis.</w:t>
@@ -2841,23 +3105,47 @@
       </w:pPr>
       <w:r>
         <w:lastRenderedPageBreak/>
-        <w:t>d[key]          # lookup</w:t>
-      </w:r>
-    </w:p>
-    <w:p>
-      <w:pPr>
-        <w:spacing w:after="60"/>
-      </w:pPr>
-      <w:r>
-        <w:t>d[key] = value  # insertion/update</w:t>
-      </w:r>
-    </w:p>
-    <w:p>
-      <w:pPr>
-        <w:spacing w:after="60"/>
-      </w:pPr>
-      <w:r>
-        <w:t>del d[key]      # deletion</w:t>
+        <w:t>d[</w:t>
+      </w:r>
+      <w:proofErr w:type="gramStart"/>
+      <w:r>
+        <w:t xml:space="preserve">key]   </w:t>
+      </w:r>
+      <w:proofErr w:type="gramEnd"/>
+      <w:r>
+        <w:t xml:space="preserve">       # lookup</w:t>
+      </w:r>
+    </w:p>
+    <w:p>
+      <w:pPr>
+        <w:spacing w:after="60"/>
+      </w:pPr>
+      <w:r>
+        <w:t xml:space="preserve">d[key] = </w:t>
+      </w:r>
+      <w:proofErr w:type="gramStart"/>
+      <w:r>
+        <w:t>value  #</w:t>
+      </w:r>
+      <w:proofErr w:type="gramEnd"/>
+      <w:r>
+        <w:t xml:space="preserve"> insertion/update</w:t>
+      </w:r>
+    </w:p>
+    <w:p>
+      <w:pPr>
+        <w:spacing w:after="60"/>
+      </w:pPr>
+      <w:r>
+        <w:t>del d[</w:t>
+      </w:r>
+      <w:proofErr w:type="gramStart"/>
+      <w:r>
+        <w:t xml:space="preserve">key]   </w:t>
+      </w:r>
+      <w:proofErr w:type="gramEnd"/>
+      <w:r>
+        <w:t xml:space="preserve">   # deletion</w:t>
       </w:r>
     </w:p>
     <w:p>
@@ -2983,7 +3271,15 @@
       </w:r>
       <w:proofErr w:type="spellEnd"/>
       <w:r>
-        <w:t>]       → O(1)</w:t>
+        <w:t xml:space="preserve">]       → </w:t>
+      </w:r>
+      <w:proofErr w:type="gramStart"/>
+      <w:r>
+        <w:t>O(</w:t>
+      </w:r>
+      <w:proofErr w:type="gramEnd"/>
+      <w:r>
+        <w:t>1)</w:t>
       </w:r>
     </w:p>
     <w:p>
@@ -3007,15 +3303,36 @@
         <w:spacing w:after="60"/>
       </w:pPr>
       <w:r>
-        <w:t>append       → O(1) amortized</w:t>
-      </w:r>
-    </w:p>
-    <w:p>
-      <w:pPr>
-        <w:spacing w:after="60"/>
-      </w:pPr>
-      <w:r>
-        <w:t>pop()        → O(1)</w:t>
+        <w:t xml:space="preserve">append       → </w:t>
+      </w:r>
+      <w:proofErr w:type="gramStart"/>
+      <w:r>
+        <w:t>O(</w:t>
+      </w:r>
+      <w:proofErr w:type="gramEnd"/>
+      <w:r>
+        <w:t>1) amortized</w:t>
+      </w:r>
+    </w:p>
+    <w:p>
+      <w:pPr>
+        <w:spacing w:after="60"/>
+      </w:pPr>
+      <w:proofErr w:type="gramStart"/>
+      <w:r>
+        <w:t>pop(</w:t>
+      </w:r>
+      <w:proofErr w:type="gramEnd"/>
+      <w:r>
+        <w:t xml:space="preserve">)        → </w:t>
+      </w:r>
+      <w:proofErr w:type="gramStart"/>
+      <w:r>
+        <w:t>O(</w:t>
+      </w:r>
+      <w:proofErr w:type="gramEnd"/>
+      <w:r>
+        <w:t>1)</w:t>
       </w:r>
     </w:p>
     <w:p>
@@ -3046,7 +3363,15 @@
         <w:spacing w:after="60"/>
       </w:pPr>
       <w:r>
-        <w:t>x in set     → O(1) average</w:t>
+        <w:t xml:space="preserve">x in set     → </w:t>
+      </w:r>
+      <w:proofErr w:type="gramStart"/>
+      <w:r>
+        <w:t>O(</w:t>
+      </w:r>
+      <w:proofErr w:type="gramEnd"/>
+      <w:r>
+        <w:t>1) average</w:t>
       </w:r>
     </w:p>
     <w:p>
@@ -3082,7 +3407,23 @@
         <w:spacing w:after="60"/>
       </w:pPr>
       <w:r>
-        <w:t>d[key]       → O(1) average</w:t>
+        <w:t>d[</w:t>
+      </w:r>
+      <w:proofErr w:type="gramStart"/>
+      <w:r>
+        <w:t xml:space="preserve">key]   </w:t>
+      </w:r>
+      <w:proofErr w:type="gramEnd"/>
+      <w:r>
+        <w:t xml:space="preserve">    → </w:t>
+      </w:r>
+      <w:proofErr w:type="gramStart"/>
+      <w:r>
+        <w:t>O(</w:t>
+      </w:r>
+      <w:proofErr w:type="gramEnd"/>
+      <w:r>
+        <w:t>1) average</w:t>
       </w:r>
     </w:p>
     <w:p>
@@ -3117,8 +3458,21 @@
       <w:pPr>
         <w:spacing w:after="60"/>
       </w:pPr>
-      <w:r>
-        <w:t>sort()       → O(n log n)</w:t>
+      <w:proofErr w:type="gramStart"/>
+      <w:r>
+        <w:t>sort(</w:t>
+      </w:r>
+      <w:proofErr w:type="gramEnd"/>
+      <w:r>
+        <w:t xml:space="preserve">)       → </w:t>
+      </w:r>
+      <w:proofErr w:type="gramStart"/>
+      <w:r>
+        <w:t>O(</w:t>
+      </w:r>
+      <w:proofErr w:type="gramEnd"/>
+      <w:r>
+        <w:t>n log n)</w:t>
       </w:r>
     </w:p>
     <w:p>
@@ -3207,12 +3561,21 @@
       <w:r>
         <w:t xml:space="preserve">→ </w:t>
       </w:r>
-      <w:r>
-        <w:rPr>
-          <w:b/>
-          <w:bCs/>
-        </w:rPr>
-        <w:t>O(1) average</w:t>
+      <w:proofErr w:type="gramStart"/>
+      <w:r>
+        <w:rPr>
+          <w:b/>
+          <w:bCs/>
+        </w:rPr>
+        <w:t>O(</w:t>
+      </w:r>
+      <w:proofErr w:type="gramEnd"/>
+      <w:r>
+        <w:rPr>
+          <w:b/>
+          <w:bCs/>
+        </w:rPr>
+        <w:t>1) average</w:t>
       </w:r>
     </w:p>
     <w:p>
@@ -3575,8 +3938,13 @@
       <w:pPr>
         <w:spacing w:after="60"/>
       </w:pPr>
-      <w:r>
-        <w:t>123  → digit 3</w:t>
+      <w:proofErr w:type="gramStart"/>
+      <w:r>
+        <w:t>123  →</w:t>
+      </w:r>
+      <w:proofErr w:type="gramEnd"/>
+      <w:r>
+        <w:t xml:space="preserve"> digit 3</w:t>
       </w:r>
     </w:p>
     <w:p>
@@ -3816,6 +4184,7 @@
           <w:bCs/>
         </w:rPr>
       </w:pPr>
+      <w:proofErr w:type="gramStart"/>
       <w:r>
         <w:rPr>
           <w:b/>
@@ -3830,6 +4199,7 @@
         </w:rPr>
         <w:t>:-</w:t>
       </w:r>
+      <w:proofErr w:type="gramEnd"/>
     </w:p>
     <w:p>
       <w:pPr>
@@ -3865,7 +4235,15 @@
         <w:t>Space:</w:t>
       </w:r>
       <w:r>
-        <w:t xml:space="preserve"> O(1)</w:t>
+        <w:t xml:space="preserve"> </w:t>
+      </w:r>
+      <w:proofErr w:type="gramStart"/>
+      <w:r>
+        <w:t>O(</w:t>
+      </w:r>
+      <w:proofErr w:type="gramEnd"/>
+      <w:r>
+        <w:t>1)</w:t>
       </w:r>
     </w:p>
     <w:p>
@@ -3885,7 +4263,23 @@
           <w:b/>
           <w:bCs/>
         </w:rPr>
-        <w:t>Time: O(log n)</w:t>
+        <w:t xml:space="preserve">Time: </w:t>
+      </w:r>
+      <w:proofErr w:type="gramStart"/>
+      <w:r>
+        <w:rPr>
+          <w:b/>
+          <w:bCs/>
+        </w:rPr>
+        <w:t>O(</w:t>
+      </w:r>
+      <w:proofErr w:type="gramEnd"/>
+      <w:r>
+        <w:rPr>
+          <w:b/>
+          <w:bCs/>
+        </w:rPr>
+        <w:t>log n)</w:t>
       </w:r>
     </w:p>
     <w:p>
@@ -3927,7 +4321,15 @@
         <w:spacing w:after="60"/>
       </w:pPr>
       <w:r>
-        <w:t>% 10  → GET last digit</w:t>
+        <w:t xml:space="preserve">% </w:t>
+      </w:r>
+      <w:proofErr w:type="gramStart"/>
+      <w:r>
+        <w:t>10  →</w:t>
+      </w:r>
+      <w:proofErr w:type="gramEnd"/>
+      <w:r>
+        <w:t xml:space="preserve"> GET last digit</w:t>
       </w:r>
     </w:p>
     <w:p>
@@ -4047,8 +4449,17 @@
           <w:b/>
           <w:bCs/>
         </w:rPr>
-        <w:t>Count the number of element:-</w:t>
-      </w:r>
+        <w:t xml:space="preserve">Count the number of </w:t>
+      </w:r>
+      <w:proofErr w:type="gramStart"/>
+      <w:r>
+        <w:rPr>
+          <w:b/>
+          <w:bCs/>
+        </w:rPr>
+        <w:t>element:-</w:t>
+      </w:r>
+      <w:proofErr w:type="gramEnd"/>
     </w:p>
     <w:p>
       <w:pPr>
@@ -4110,8 +4521,13 @@
       </w:pPr>
       <w:r>
         <w:lastRenderedPageBreak/>
-        <w:t>Time and space complexity:-</w:t>
-      </w:r>
+        <w:t xml:space="preserve">Time and space </w:t>
+      </w:r>
+      <w:proofErr w:type="gramStart"/>
+      <w:r>
+        <w:t>complexity:-</w:t>
+      </w:r>
+      <w:proofErr w:type="gramEnd"/>
       <w:r>
         <w:rPr>
           <w:noProof/>
@@ -4174,10 +4590,18 @@
         <w:spacing w:after="60"/>
       </w:pPr>
       <w:r>
-        <w:t>2) you can do with log10()</w:t>
-      </w:r>
-      <w:r>
-        <w:t xml:space="preserve"> :-</w:t>
+        <w:t>2) you can do with log10(</w:t>
+      </w:r>
+      <w:proofErr w:type="gramStart"/>
+      <w:r>
+        <w:t>)</w:t>
+      </w:r>
+      <w:r>
+        <w:t xml:space="preserve"> :</w:t>
+      </w:r>
+      <w:proofErr w:type="gramEnd"/>
+      <w:r>
+        <w:t>-</w:t>
       </w:r>
     </w:p>
     <w:p>
@@ -4289,7 +4713,16 @@
           <w:bCs/>
           <w:highlight w:val="yellow"/>
         </w:rPr>
-        <w:t>Palindrome Number</w:t>
+        <w:t xml:space="preserve">Palindrome </w:t>
+      </w:r>
+      <w:proofErr w:type="gramStart"/>
+      <w:r>
+        <w:rPr>
+          <w:b/>
+          <w:bCs/>
+          <w:highlight w:val="yellow"/>
+        </w:rPr>
+        <w:t>Number</w:t>
       </w:r>
       <w:r>
         <w:rPr>
@@ -4298,6 +4731,7 @@
         </w:rPr>
         <w:t>:-</w:t>
       </w:r>
+      <w:proofErr w:type="gramEnd"/>
     </w:p>
     <w:p>
       <w:pPr>
@@ -4559,7 +4993,15 @@
           <w:b/>
           <w:bCs/>
         </w:rPr>
-        <w:t>Code Structure</w:t>
+        <w:t xml:space="preserve">Code </w:t>
+      </w:r>
+      <w:proofErr w:type="gramStart"/>
+      <w:r>
+        <w:rPr>
+          <w:b/>
+          <w:bCs/>
+        </w:rPr>
+        <w:t>Structure</w:t>
       </w:r>
       <w:r>
         <w:rPr>
@@ -4568,6 +5010,7 @@
         </w:rPr>
         <w:t>:-</w:t>
       </w:r>
+      <w:proofErr w:type="gramEnd"/>
     </w:p>
     <w:p>
       <w:pPr>
@@ -4698,7 +5141,15 @@
         <w:spacing w:after="60"/>
       </w:pPr>
       <w:r>
-        <w:t xml:space="preserve">    print("Not Palindrome")</w:t>
+        <w:t xml:space="preserve">    </w:t>
+      </w:r>
+      <w:proofErr w:type="gramStart"/>
+      <w:r>
+        <w:t>print(</w:t>
+      </w:r>
+      <w:proofErr w:type="gramEnd"/>
+      <w:r>
+        <w:t>"Not Palindrome")</w:t>
       </w:r>
     </w:p>
     <w:p>
@@ -4729,8 +5180,13 @@
       <w:pPr>
         <w:spacing w:after="60"/>
       </w:pPr>
-      <w:r>
-        <w:t>12  → digit 2 → result = 12</w:t>
+      <w:proofErr w:type="gramStart"/>
+      <w:r>
+        <w:t>12  →</w:t>
+      </w:r>
+      <w:proofErr w:type="gramEnd"/>
+      <w:r>
+        <w:t xml:space="preserve"> digit 2 → result = 12</w:t>
       </w:r>
     </w:p>
     <w:p>
@@ -4831,12 +5287,21 @@
       <w:r>
         <w:t xml:space="preserve"> O(d) or </w:t>
       </w:r>
-      <w:r>
-        <w:rPr>
-          <w:b/>
-          <w:bCs/>
-        </w:rPr>
-        <w:t>O(log n)</w:t>
+      <w:proofErr w:type="gramStart"/>
+      <w:r>
+        <w:rPr>
+          <w:b/>
+          <w:bCs/>
+        </w:rPr>
+        <w:t>O(</w:t>
+      </w:r>
+      <w:proofErr w:type="gramEnd"/>
+      <w:r>
+        <w:rPr>
+          <w:b/>
+          <w:bCs/>
+        </w:rPr>
+        <w:t>log n)</w:t>
       </w:r>
       <w:r>
         <w:t xml:space="preserve"> </w:t>
@@ -4858,7 +5323,15 @@
         <w:t>Space Complexity:</w:t>
       </w:r>
       <w:r>
-        <w:t xml:space="preserve"> O(1) — Constant space </w:t>
+        <w:t xml:space="preserve"> </w:t>
+      </w:r>
+      <w:proofErr w:type="gramStart"/>
+      <w:r>
+        <w:t>O(</w:t>
+      </w:r>
+      <w:proofErr w:type="gramEnd"/>
+      <w:r>
+        <w:t xml:space="preserve">1) — Constant space </w:t>
       </w:r>
     </w:p>
     <w:p>
@@ -4982,8 +5455,18 @@
           <w:bCs/>
           <w:highlight w:val="yellow"/>
         </w:rPr>
-        <w:t>Armstrong Number:-</w:t>
-      </w:r>
+        <w:t xml:space="preserve">Armstrong </w:t>
+      </w:r>
+      <w:proofErr w:type="gramStart"/>
+      <w:r>
+        <w:rPr>
+          <w:b/>
+          <w:bCs/>
+          <w:highlight w:val="yellow"/>
+        </w:rPr>
+        <w:t>Number:-</w:t>
+      </w:r>
+      <w:proofErr w:type="gramEnd"/>
     </w:p>
     <w:p>
       <w:pPr>
@@ -5389,7 +5872,15 @@
         <w:spacing w:after="60"/>
       </w:pPr>
       <w:r>
-        <w:t xml:space="preserve">    print("Armstrong Number")</w:t>
+        <w:t xml:space="preserve">    </w:t>
+      </w:r>
+      <w:proofErr w:type="gramStart"/>
+      <w:r>
+        <w:t>print(</w:t>
+      </w:r>
+      <w:proofErr w:type="gramEnd"/>
+      <w:r>
+        <w:t>"Armstrong Number")</w:t>
       </w:r>
     </w:p>
     <w:p>
@@ -5405,7 +5896,15 @@
         <w:spacing w:after="60"/>
       </w:pPr>
       <w:r>
-        <w:t xml:space="preserve">    print("Not Armstrong Number")</w:t>
+        <w:t xml:space="preserve">    </w:t>
+      </w:r>
+      <w:proofErr w:type="gramStart"/>
+      <w:r>
+        <w:t>print(</w:t>
+      </w:r>
+      <w:proofErr w:type="gramEnd"/>
+      <w:r>
+        <w:t>"Not Armstrong Number")</w:t>
       </w:r>
     </w:p>
     <w:p>
@@ -5436,8 +5935,13 @@
       <w:pPr>
         <w:spacing w:after="60"/>
       </w:pPr>
-      <w:r>
-        <w:t>15  → digit 5 → 5³ = 125</w:t>
+      <w:proofErr w:type="gramStart"/>
+      <w:r>
+        <w:t>15  →</w:t>
+      </w:r>
+      <w:proofErr w:type="gramEnd"/>
+      <w:r>
+        <w:t xml:space="preserve"> digit 5 → 5³ = 125</w:t>
       </w:r>
     </w:p>
     <w:p>
@@ -5558,7 +6062,15 @@
         <w:t>Space Complexity:</w:t>
       </w:r>
       <w:r>
-        <w:t xml:space="preserve"> O(1)</w:t>
+        <w:t xml:space="preserve"> </w:t>
+      </w:r>
+      <w:proofErr w:type="gramStart"/>
+      <w:r>
+        <w:t>O(</w:t>
+      </w:r>
+      <w:proofErr w:type="gramEnd"/>
+      <w:r>
+        <w:t>1)</w:t>
       </w:r>
     </w:p>
     <w:p>
@@ -5931,12 +6443,25 @@
         <w:t>print(</w:t>
       </w:r>
       <w:proofErr w:type="spellStart"/>
+      <w:proofErr w:type="gramStart"/>
       <w:r>
         <w:t>freq</w:t>
       </w:r>
       <w:proofErr w:type="spellEnd"/>
       <w:r>
-        <w:t>[1])  # 3</w:t>
+        <w:t>[</w:t>
+      </w:r>
+      <w:proofErr w:type="gramEnd"/>
+      <w:r>
+        <w:t>1</w:t>
+      </w:r>
+      <w:proofErr w:type="gramStart"/>
+      <w:r>
+        <w:t>])  #</w:t>
+      </w:r>
+      <w:proofErr w:type="gramEnd"/>
+      <w:r>
+        <w:t xml:space="preserve"> 3</w:t>
       </w:r>
     </w:p>
     <w:p>
@@ -5947,12 +6472,25 @@
         <w:t>print(</w:t>
       </w:r>
       <w:proofErr w:type="spellStart"/>
+      <w:proofErr w:type="gramStart"/>
       <w:r>
         <w:t>freq</w:t>
       </w:r>
       <w:proofErr w:type="spellEnd"/>
       <w:r>
-        <w:t>[2])  # 2</w:t>
+        <w:t>[</w:t>
+      </w:r>
+      <w:proofErr w:type="gramEnd"/>
+      <w:r>
+        <w:t>2</w:t>
+      </w:r>
+      <w:proofErr w:type="gramStart"/>
+      <w:r>
+        <w:t>])  #</w:t>
+      </w:r>
+      <w:proofErr w:type="gramEnd"/>
+      <w:r>
+        <w:t xml:space="preserve"> 2</w:t>
       </w:r>
     </w:p>
     <w:p>
@@ -5968,12 +6506,17 @@
         <w:spacing w:after="60"/>
       </w:pPr>
       <w:proofErr w:type="spellStart"/>
+      <w:proofErr w:type="gramStart"/>
       <w:r>
         <w:t>freq</w:t>
       </w:r>
       <w:proofErr w:type="spellEnd"/>
       <w:r>
-        <w:t>[1] → count of 1</w:t>
+        <w:t>[</w:t>
+      </w:r>
+      <w:proofErr w:type="gramEnd"/>
+      <w:r>
+        <w:t>1] → count of 1</w:t>
       </w:r>
     </w:p>
     <w:p>
@@ -5981,12 +6524,17 @@
         <w:spacing w:after="60"/>
       </w:pPr>
       <w:proofErr w:type="spellStart"/>
+      <w:proofErr w:type="gramStart"/>
       <w:r>
         <w:t>freq</w:t>
       </w:r>
       <w:proofErr w:type="spellEnd"/>
       <w:r>
-        <w:t>[2] → count of 2</w:t>
+        <w:t>[</w:t>
+      </w:r>
+      <w:proofErr w:type="gramEnd"/>
+      <w:r>
+        <w:t>2] → count of 2</w:t>
       </w:r>
     </w:p>
     <w:p>
@@ -5994,12 +6542,17 @@
         <w:spacing w:after="60"/>
       </w:pPr>
       <w:proofErr w:type="spellStart"/>
+      <w:proofErr w:type="gramStart"/>
       <w:r>
         <w:t>freq</w:t>
       </w:r>
       <w:proofErr w:type="spellEnd"/>
       <w:r>
-        <w:t>[3] → count of 3</w:t>
+        <w:t>[</w:t>
+      </w:r>
+      <w:proofErr w:type="gramEnd"/>
+      <w:r>
+        <w:t>3] → count of 3</w:t>
       </w:r>
     </w:p>
     <w:p>
@@ -6172,12 +6725,25 @@
         <w:t>print(</w:t>
       </w:r>
       <w:proofErr w:type="spellStart"/>
+      <w:proofErr w:type="gramStart"/>
       <w:r>
         <w:t>freq</w:t>
       </w:r>
       <w:proofErr w:type="spellEnd"/>
       <w:r>
-        <w:t>[1])  # 3</w:t>
+        <w:t>[</w:t>
+      </w:r>
+      <w:proofErr w:type="gramEnd"/>
+      <w:r>
+        <w:t>1</w:t>
+      </w:r>
+      <w:proofErr w:type="gramStart"/>
+      <w:r>
+        <w:t>])  #</w:t>
+      </w:r>
+      <w:proofErr w:type="gramEnd"/>
+      <w:r>
+        <w:t xml:space="preserve"> 3</w:t>
       </w:r>
     </w:p>
     <w:p>
@@ -6324,12 +6890,25 @@
         <w:t>print(</w:t>
       </w:r>
       <w:proofErr w:type="spellStart"/>
+      <w:proofErr w:type="gramStart"/>
       <w:r>
         <w:t>freq</w:t>
       </w:r>
       <w:proofErr w:type="spellEnd"/>
       <w:r>
-        <w:t>[0])  # frequency of 'a'</w:t>
+        <w:t>[</w:t>
+      </w:r>
+      <w:proofErr w:type="gramEnd"/>
+      <w:r>
+        <w:t>0</w:t>
+      </w:r>
+      <w:proofErr w:type="gramStart"/>
+      <w:r>
+        <w:t>])  #</w:t>
+      </w:r>
+      <w:proofErr w:type="gramEnd"/>
+      <w:r>
+        <w:t xml:space="preserve"> frequency of 'a'</w:t>
       </w:r>
     </w:p>
     <w:p>
@@ -6424,8 +7003,13 @@
       <w:pPr>
         <w:spacing w:after="60"/>
       </w:pPr>
-      <w:r>
-        <w:t>So each character gets a unique index.</w:t>
+      <w:proofErr w:type="gramStart"/>
+      <w:r>
+        <w:t>So</w:t>
+      </w:r>
+      <w:proofErr w:type="gramEnd"/>
+      <w:r>
+        <w:t xml:space="preserve"> each character gets a unique index.</w:t>
       </w:r>
     </w:p>
     <w:p>
@@ -6803,11 +7387,19 @@
       </w:pPr>
       <w:proofErr w:type="spellStart"/>
       <w:r>
-        <w:t>print_number</w:t>
+        <w:t>print_</w:t>
+      </w:r>
+      <w:proofErr w:type="gramStart"/>
+      <w:r>
+        <w:t>number</w:t>
       </w:r>
       <w:proofErr w:type="spellEnd"/>
       <w:r>
-        <w:t>(n - 1)</w:t>
+        <w:t>(</w:t>
+      </w:r>
+      <w:proofErr w:type="gramEnd"/>
+      <w:r>
+        <w:t>n - 1)</w:t>
       </w:r>
     </w:p>
     <w:p>
@@ -6895,11 +7487,19 @@
       </w:r>
       <w:proofErr w:type="spellStart"/>
       <w:r>
-        <w:t>print_number</w:t>
+        <w:t>print_</w:t>
+      </w:r>
+      <w:proofErr w:type="gramStart"/>
+      <w:r>
+        <w:t>number</w:t>
       </w:r>
       <w:proofErr w:type="spellEnd"/>
       <w:r>
-        <w:t>(n - 1)</w:t>
+        <w:t>(</w:t>
+      </w:r>
+      <w:proofErr w:type="gramEnd"/>
+      <w:r>
+        <w:t>n - 1)</w:t>
       </w:r>
     </w:p>
     <w:p>
@@ -6913,11 +7513,19 @@
       </w:pPr>
       <w:proofErr w:type="spellStart"/>
       <w:r>
-        <w:t>print_number</w:t>
+        <w:t>print_</w:t>
+      </w:r>
+      <w:proofErr w:type="gramStart"/>
+      <w:r>
+        <w:t>number</w:t>
       </w:r>
       <w:proofErr w:type="spellEnd"/>
       <w:r>
-        <w:t>(5)</w:t>
+        <w:t>(</w:t>
+      </w:r>
+      <w:proofErr w:type="gramEnd"/>
+      <w:r>
+        <w:t>5)</w:t>
       </w:r>
     </w:p>
     <w:p>
@@ -6991,8 +7599,17 @@
           <w:b/>
           <w:bCs/>
         </w:rPr>
-        <w:t>Types of Recursion</w:t>
-      </w:r>
+        <w:t xml:space="preserve">Types of </w:t>
+      </w:r>
+      <w:proofErr w:type="gramStart"/>
+      <w:r>
+        <w:rPr>
+          <w:b/>
+          <w:bCs/>
+        </w:rPr>
+        <w:t>Recursion</w:t>
+      </w:r>
+      <w:proofErr w:type="gramEnd"/>
     </w:p>
     <w:p>
       <w:pPr>
@@ -7042,11 +7659,19 @@
       </w:pPr>
       <w:proofErr w:type="spellStart"/>
       <w:r>
-        <w:t>print_number</w:t>
+        <w:t>print_</w:t>
+      </w:r>
+      <w:proofErr w:type="gramStart"/>
+      <w:r>
+        <w:t>number</w:t>
       </w:r>
       <w:proofErr w:type="spellEnd"/>
       <w:r>
-        <w:t>(n - 1)</w:t>
+        <w:t>(</w:t>
+      </w:r>
+      <w:proofErr w:type="gramEnd"/>
+      <w:r>
+        <w:t>n - 1)</w:t>
       </w:r>
     </w:p>
     <w:p>
@@ -7090,11 +7715,19 @@
       </w:pPr>
       <w:proofErr w:type="spellStart"/>
       <w:r>
-        <w:t>print_number</w:t>
+        <w:t>print_</w:t>
+      </w:r>
+      <w:proofErr w:type="gramStart"/>
+      <w:r>
+        <w:t>number</w:t>
       </w:r>
       <w:proofErr w:type="spellEnd"/>
       <w:r>
-        <w:t>(n - 1)</w:t>
+        <w:t>(</w:t>
+      </w:r>
+      <w:proofErr w:type="gramEnd"/>
+      <w:r>
+        <w:t>n - 1)</w:t>
       </w:r>
     </w:p>
     <w:p>
@@ -7357,7 +7990,16 @@
           <w:bCs/>
           <w:highlight w:val="yellow"/>
         </w:rPr>
-        <w:t>Sum of N Natural Numbers Using Recursion</w:t>
+        <w:t xml:space="preserve">Sum of N Natural Numbers Using </w:t>
+      </w:r>
+      <w:proofErr w:type="gramStart"/>
+      <w:r>
+        <w:rPr>
+          <w:b/>
+          <w:bCs/>
+          <w:highlight w:val="yellow"/>
+        </w:rPr>
+        <w:t>Recursion</w:t>
       </w:r>
       <w:r>
         <w:rPr>
@@ -7366,6 +8008,7 @@
         </w:rPr>
         <w:t>:-</w:t>
       </w:r>
+      <w:proofErr w:type="gramEnd"/>
     </w:p>
     <w:p>
       <w:pPr>
@@ -7440,12 +8083,17 @@
         <w:t xml:space="preserve">def </w:t>
       </w:r>
       <w:proofErr w:type="spellStart"/>
+      <w:proofErr w:type="gramStart"/>
       <w:r>
         <w:t>func</w:t>
       </w:r>
       <w:proofErr w:type="spellEnd"/>
       <w:r>
-        <w:t xml:space="preserve">(sum, initial, </w:t>
+        <w:t>(</w:t>
+      </w:r>
+      <w:proofErr w:type="gramEnd"/>
+      <w:r>
+        <w:t xml:space="preserve">sum, initial, </w:t>
       </w:r>
       <w:proofErr w:type="spellStart"/>
       <w:r>
@@ -7514,12 +8162,17 @@
         <w:t xml:space="preserve">    </w:t>
       </w:r>
       <w:proofErr w:type="spellStart"/>
+      <w:proofErr w:type="gramStart"/>
       <w:r>
         <w:t>func</w:t>
       </w:r>
       <w:proofErr w:type="spellEnd"/>
       <w:r>
-        <w:t xml:space="preserve">(sum, initial + 1, </w:t>
+        <w:t>(</w:t>
+      </w:r>
+      <w:proofErr w:type="gramEnd"/>
+      <w:r>
+        <w:t xml:space="preserve">sum, initial + 1, </w:t>
       </w:r>
       <w:proofErr w:type="spellStart"/>
       <w:r>
@@ -7540,12 +8193,17 @@
         <w:spacing w:after="60"/>
       </w:pPr>
       <w:proofErr w:type="spellStart"/>
+      <w:proofErr w:type="gramStart"/>
       <w:r>
         <w:t>func</w:t>
       </w:r>
       <w:proofErr w:type="spellEnd"/>
       <w:r>
-        <w:t>(0, 1, 10)</w:t>
+        <w:t>(</w:t>
+      </w:r>
+      <w:proofErr w:type="gramEnd"/>
+      <w:r>
+        <w:t>0, 1, 10)</w:t>
       </w:r>
     </w:p>
     <w:p>
@@ -7782,12 +8440,17 @@
         <w:t xml:space="preserve">    return n + </w:t>
       </w:r>
       <w:proofErr w:type="spellStart"/>
+      <w:proofErr w:type="gramStart"/>
       <w:r>
         <w:t>func</w:t>
       </w:r>
       <w:proofErr w:type="spellEnd"/>
       <w:r>
-        <w:t>(n - 1)</w:t>
+        <w:t>(</w:t>
+      </w:r>
+      <w:proofErr w:type="gramEnd"/>
+      <w:r>
+        <w:t>n - 1)</w:t>
       </w:r>
     </w:p>
     <w:p>
@@ -7803,12 +8466,17 @@
         <w:t>print(</w:t>
       </w:r>
       <w:proofErr w:type="spellStart"/>
+      <w:proofErr w:type="gramStart"/>
       <w:r>
         <w:t>func</w:t>
       </w:r>
       <w:proofErr w:type="spellEnd"/>
       <w:r>
-        <w:t>(10))</w:t>
+        <w:t>(</w:t>
+      </w:r>
+      <w:proofErr w:type="gramEnd"/>
+      <w:r>
+        <w:t>10))</w:t>
       </w:r>
     </w:p>
     <w:p>
@@ -7895,12 +8563,17 @@
         <w:t xml:space="preserve">For </w:t>
       </w:r>
       <w:proofErr w:type="spellStart"/>
+      <w:proofErr w:type="gramStart"/>
       <w:r>
         <w:t>func</w:t>
       </w:r>
       <w:proofErr w:type="spellEnd"/>
       <w:r>
-        <w:t>(10):</w:t>
+        <w:t>(</w:t>
+      </w:r>
+      <w:proofErr w:type="gramEnd"/>
+      <w:r>
+        <w:t>10):</w:t>
       </w:r>
     </w:p>
     <w:p>
@@ -8083,12 +8756,17 @@
         <w:t>print(</w:t>
       </w:r>
       <w:proofErr w:type="spellStart"/>
+      <w:proofErr w:type="gramStart"/>
       <w:r>
         <w:t>func</w:t>
       </w:r>
       <w:proofErr w:type="spellEnd"/>
       <w:r>
-        <w:t>(9))</w:t>
+        <w:t>(</w:t>
+      </w:r>
+      <w:proofErr w:type="gramEnd"/>
+      <w:r>
+        <w:t>9))</w:t>
       </w:r>
     </w:p>
     <w:p>
@@ -8112,12 +8790,17 @@
         <w:spacing w:after="60"/>
       </w:pPr>
       <w:proofErr w:type="spellStart"/>
+      <w:proofErr w:type="gramStart"/>
       <w:r>
         <w:t>func</w:t>
       </w:r>
       <w:proofErr w:type="spellEnd"/>
       <w:r>
-        <w:t>(9)</w:t>
+        <w:t>(</w:t>
+      </w:r>
+      <w:proofErr w:type="gramEnd"/>
+      <w:r>
+        <w:t>9)</w:t>
       </w:r>
     </w:p>
     <w:p>
@@ -8128,12 +8811,17 @@
         <w:t xml:space="preserve">= 9 × </w:t>
       </w:r>
       <w:proofErr w:type="spellStart"/>
+      <w:proofErr w:type="gramStart"/>
       <w:r>
         <w:t>func</w:t>
       </w:r>
       <w:proofErr w:type="spellEnd"/>
       <w:r>
-        <w:t>(8)</w:t>
+        <w:t>(</w:t>
+      </w:r>
+      <w:proofErr w:type="gramEnd"/>
+      <w:r>
+        <w:t>8)</w:t>
       </w:r>
     </w:p>
     <w:p>
@@ -8144,12 +8832,17 @@
         <w:t xml:space="preserve">= 9 × 8 × </w:t>
       </w:r>
       <w:proofErr w:type="spellStart"/>
+      <w:proofErr w:type="gramStart"/>
       <w:r>
         <w:t>func</w:t>
       </w:r>
       <w:proofErr w:type="spellEnd"/>
       <w:r>
-        <w:t>(7)</w:t>
+        <w:t>(</w:t>
+      </w:r>
+      <w:proofErr w:type="gramEnd"/>
+      <w:r>
+        <w:t>7)</w:t>
       </w:r>
     </w:p>
     <w:p>
@@ -8333,1277 +9026,467 @@
     <w:p>
       <w:pPr>
         <w:spacing w:after="60"/>
-      </w:pPr>
-    </w:p>
-    <w:p>
-      <w:pPr>
-        <w:spacing w:after="60"/>
-      </w:pPr>
-    </w:p>
-    <w:p>
-      <w:pPr>
-        <w:spacing w:after="60"/>
-      </w:pPr>
-    </w:p>
-    <w:p>
-      <w:pPr>
-        <w:spacing w:after="60"/>
-      </w:pPr>
-    </w:p>
-    <w:p>
-      <w:pPr>
-        <w:spacing w:after="60"/>
-      </w:pPr>
-    </w:p>
-    <w:p>
-      <w:pPr>
-        <w:spacing w:after="60"/>
-      </w:pPr>
-    </w:p>
-    <w:p>
-      <w:pPr>
-        <w:spacing w:after="60"/>
-      </w:pPr>
-    </w:p>
-    <w:p>
-      <w:pPr>
-        <w:spacing w:after="60"/>
-      </w:pPr>
-    </w:p>
-    <w:p>
-      <w:pPr>
-        <w:spacing w:after="60"/>
-      </w:pPr>
-    </w:p>
-    <w:p>
-      <w:pPr>
-        <w:spacing w:after="60"/>
-      </w:pPr>
-    </w:p>
-    <w:p>
-      <w:pPr>
-        <w:spacing w:after="60"/>
-      </w:pPr>
-    </w:p>
-    <w:p>
-      <w:pPr>
-        <w:spacing w:after="60"/>
-      </w:pPr>
-    </w:p>
-    <w:p>
-      <w:pPr>
-        <w:spacing w:after="60"/>
-      </w:pPr>
-    </w:p>
-    <w:p>
-      <w:pPr>
-        <w:spacing w:after="60"/>
-      </w:pPr>
-    </w:p>
-    <w:p>
-      <w:pPr>
-        <w:spacing w:after="60"/>
-      </w:pPr>
-    </w:p>
-    <w:p>
-      <w:pPr>
-        <w:spacing w:after="60"/>
-      </w:pPr>
-    </w:p>
-    <w:p>
-      <w:pPr>
-        <w:spacing w:after="60"/>
-      </w:pPr>
-    </w:p>
-    <w:p>
-      <w:pPr>
-        <w:spacing w:after="60"/>
-      </w:pPr>
-    </w:p>
-    <w:p>
-      <w:pPr>
-        <w:spacing w:after="60"/>
-      </w:pPr>
-    </w:p>
-    <w:p>
-      <w:pPr>
-        <w:spacing w:after="60"/>
-      </w:pPr>
-    </w:p>
-    <w:p>
-      <w:pPr>
-        <w:spacing w:after="60"/>
-      </w:pPr>
-    </w:p>
-    <w:p>
-      <w:pPr>
-        <w:spacing w:after="60"/>
-      </w:pPr>
-    </w:p>
-    <w:p>
-      <w:pPr>
-        <w:spacing w:after="60"/>
-      </w:pPr>
-    </w:p>
-    <w:p>
-      <w:pPr>
-        <w:spacing w:after="60"/>
-      </w:pPr>
-    </w:p>
-    <w:p>
-      <w:pPr>
-        <w:spacing w:after="60"/>
-      </w:pPr>
-    </w:p>
-    <w:p>
-      <w:pPr>
-        <w:spacing w:after="60"/>
-      </w:pPr>
-    </w:p>
-    <w:p>
-      <w:pPr>
-        <w:spacing w:after="60"/>
-      </w:pPr>
-    </w:p>
-    <w:p>
-      <w:pPr>
-        <w:spacing w:after="60"/>
-      </w:pPr>
-    </w:p>
-    <w:p>
-      <w:pPr>
-        <w:spacing w:after="60"/>
-      </w:pPr>
-    </w:p>
-    <w:p>
-      <w:pPr>
-        <w:spacing w:after="60"/>
-      </w:pPr>
-    </w:p>
-    <w:p>
-      <w:pPr>
-        <w:spacing w:after="60"/>
-      </w:pPr>
-    </w:p>
-    <w:p>
-      <w:pPr>
-        <w:spacing w:after="60"/>
-      </w:pPr>
-    </w:p>
-    <w:p>
-      <w:pPr>
-        <w:spacing w:after="60"/>
-        <w:rPr>
-          <w:b/>
-          <w:bCs/>
-        </w:rPr>
-      </w:pPr>
-      <w:r>
-        <w:rPr>
-          <w:rFonts w:ascii="Segoe UI Emoji" w:hAnsi="Segoe UI Emoji" w:cs="Segoe UI Emoji"/>
-          <w:b/>
-          <w:bCs/>
-        </w:rPr>
-        <w:t>⛓️</w:t>
-      </w:r>
-      <w:r>
-        <w:rPr>
-          <w:b/>
-          <w:bCs/>
-        </w:rPr>
-        <w:t> Decentralized Web3 Transit Crowdfunding &amp; Merkle Audit Vault</w:t>
-      </w:r>
-    </w:p>
-    <w:p>
-      <w:pPr>
-        <w:spacing w:after="60"/>
-      </w:pPr>
-      <w:r>
-        <w:pict w14:anchorId="4EB93C24">
-          <v:rect id="_x0000_i1090" style="width:849.3pt;height:.75pt" o:hrpct="0" o:hralign="center" o:hrstd="t" o:hr="t" fillcolor="#a0a0a0" stroked="f"/>
-        </w:pict>
-      </w:r>
-    </w:p>
-    <w:p>
-      <w:pPr>
-        <w:spacing w:after="60"/>
-      </w:pPr>
-      <w:r>
-        <w:rPr>
-          <w:rFonts w:ascii="Segoe UI Emoji" w:hAnsi="Segoe UI Emoji" w:cs="Segoe UI Emoji"/>
-        </w:rPr>
-        <w:t>🎯</w:t>
-      </w:r>
-      <w:r>
-        <w:t xml:space="preserve"> 1. What is this module? (The Concept)</w:t>
-      </w:r>
-    </w:p>
-    <w:p>
-      <w:pPr>
-        <w:spacing w:after="60"/>
-      </w:pPr>
-      <w:r>
-        <w:rPr>
-          <w:i/>
-          <w:iCs/>
-        </w:rPr>
-        <w:t>"Ma'am, this module is a </w:t>
-      </w:r>
-      <w:r>
-        <w:rPr>
-          <w:b/>
-          <w:bCs/>
-          <w:i/>
-          <w:iCs/>
-        </w:rPr>
-        <w:t>Decentralized Crowdfunding Platform on the Ethereum Blockchain</w:t>
-      </w:r>
-      <w:r>
-        <w:rPr>
-          <w:i/>
-          <w:iCs/>
-        </w:rPr>
-        <w:t> for public transit infrastructure (such as station solar panels, wheelchair accessibility elevators, and clean drinking water units).</w:t>
-      </w:r>
-    </w:p>
-    <w:p>
-      <w:pPr>
-        <w:spacing w:after="60"/>
-      </w:pPr>
-      <w:r>
-        <w:rPr>
-          <w:i/>
-          <w:iCs/>
-        </w:rPr>
-        <w:t>Instead of relying on centralized banks or opaque municipal donation boxes, citizens can fund local transit upgrades directly using </w:t>
-      </w:r>
-      <w:r>
-        <w:rPr>
-          <w:b/>
-          <w:bCs/>
-          <w:i/>
-          <w:iCs/>
-        </w:rPr>
-        <w:t>Ethereum cryptocurrency</w:t>
-      </w:r>
-      <w:r>
-        <w:rPr>
-          <w:i/>
-          <w:iCs/>
-        </w:rPr>
-        <w:t> with </w:t>
-      </w:r>
-      <w:r>
-        <w:rPr>
-          <w:b/>
-          <w:bCs/>
-          <w:i/>
-          <w:iCs/>
-        </w:rPr>
-        <w:t>100% transparency and automated cryptographic audits</w:t>
-      </w:r>
-      <w:r>
-        <w:rPr>
-          <w:i/>
-          <w:iCs/>
-        </w:rPr>
-        <w:t>."</w:t>
-      </w:r>
-    </w:p>
-    <w:p>
-      <w:pPr>
-        <w:spacing w:after="60"/>
-      </w:pPr>
-      <w:r>
-        <w:pict w14:anchorId="33450812">
-          <v:rect id="_x0000_i1091" style="width:849.3pt;height:.75pt" o:hrpct="0" o:hralign="center" o:hrstd="t" o:hr="t" fillcolor="#a0a0a0" stroked="f"/>
-        </w:pict>
-      </w:r>
-    </w:p>
-    <w:p>
-      <w:pPr>
-        <w:spacing w:after="60"/>
-      </w:pPr>
-      <w:r>
-        <w:rPr>
-          <w:rFonts w:ascii="Segoe UI Emoji" w:hAnsi="Segoe UI Emoji" w:cs="Segoe UI Emoji"/>
-        </w:rPr>
-        <w:t>🔍</w:t>
-      </w:r>
-      <w:r>
-        <w:t xml:space="preserve"> 2. Why Blockchain? (The Core Problem &amp; Solution)</w:t>
-      </w:r>
-    </w:p>
-    <w:tbl>
-      <w:tblPr>
-        <w:tblW w:w="0" w:type="auto"/>
-        <w:tblCellSpacing w:w="15" w:type="dxa"/>
-        <w:tblBorders>
-          <w:top w:val="single" w:sz="2" w:space="0" w:color="auto"/>
-          <w:left w:val="single" w:sz="2" w:space="0" w:color="auto"/>
-          <w:bottom w:val="single" w:sz="2" w:space="0" w:color="auto"/>
-          <w:right w:val="single" w:sz="2" w:space="0" w:color="auto"/>
-        </w:tblBorders>
-        <w:tblCellMar>
-          <w:top w:w="15" w:type="dxa"/>
-          <w:left w:w="15" w:type="dxa"/>
-          <w:bottom w:w="15" w:type="dxa"/>
-          <w:right w:w="15" w:type="dxa"/>
-        </w:tblCellMar>
-        <w:tblLook w:val="04A0" w:firstRow="1" w:lastRow="0" w:firstColumn="1" w:lastColumn="0" w:noHBand="0" w:noVBand="1"/>
-      </w:tblPr>
-      <w:tblGrid>
-        <w:gridCol w:w="3894"/>
-        <w:gridCol w:w="5460"/>
-      </w:tblGrid>
-      <w:tr>
-        <w:trPr>
-          <w:tblHeader/>
-          <w:tblCellSpacing w:w="15" w:type="dxa"/>
-        </w:trPr>
-        <w:tc>
-          <w:tcPr>
-            <w:tcW w:w="0" w:type="auto"/>
-            <w:tcBorders>
-              <w:top w:val="single" w:sz="2" w:space="0" w:color="auto"/>
-              <w:left w:val="single" w:sz="2" w:space="0" w:color="auto"/>
-              <w:bottom w:val="single" w:sz="6" w:space="0" w:color="auto"/>
-              <w:right w:val="single" w:sz="6" w:space="0" w:color="auto"/>
-            </w:tcBorders>
-            <w:vAlign w:val="center"/>
-            <w:hideMark/>
-          </w:tcPr>
-          <w:p>
-            <w:pPr>
-              <w:spacing w:after="60"/>
-            </w:pPr>
-            <w:r>
-              <w:t>Traditional Crowdfunding (GoFundMe / Centralized)</w:t>
-            </w:r>
-          </w:p>
-        </w:tc>
-        <w:tc>
-          <w:tcPr>
-            <w:tcW w:w="0" w:type="auto"/>
-            <w:tcBorders>
-              <w:top w:val="single" w:sz="2" w:space="0" w:color="auto"/>
-              <w:left w:val="single" w:sz="6" w:space="0" w:color="auto"/>
-              <w:bottom w:val="single" w:sz="6" w:space="0" w:color="auto"/>
-              <w:right w:val="single" w:sz="2" w:space="0" w:color="auto"/>
-            </w:tcBorders>
-            <w:vAlign w:val="center"/>
-            <w:hideMark/>
-          </w:tcPr>
-          <w:p>
-            <w:pPr>
-              <w:spacing w:after="60"/>
-            </w:pPr>
-            <w:r>
-              <w:t>Our Web3 Blockchain Crowdfunding</w:t>
-            </w:r>
-          </w:p>
-        </w:tc>
-      </w:tr>
-      <w:tr>
-        <w:trPr>
-          <w:tblCellSpacing w:w="15" w:type="dxa"/>
-        </w:trPr>
-        <w:tc>
-          <w:tcPr>
-            <w:tcW w:w="0" w:type="auto"/>
-            <w:tcBorders>
-              <w:top w:val="single" w:sz="6" w:space="0" w:color="auto"/>
-              <w:left w:val="single" w:sz="2" w:space="0" w:color="auto"/>
-              <w:bottom w:val="single" w:sz="6" w:space="0" w:color="auto"/>
-              <w:right w:val="single" w:sz="6" w:space="0" w:color="auto"/>
-            </w:tcBorders>
-            <w:vAlign w:val="center"/>
-            <w:hideMark/>
-          </w:tcPr>
-          <w:p>
-            <w:pPr>
-              <w:spacing w:after="60"/>
-            </w:pPr>
-            <w:r>
-              <w:rPr>
-                <w:rFonts w:ascii="Segoe UI Emoji" w:hAnsi="Segoe UI Emoji" w:cs="Segoe UI Emoji"/>
-              </w:rPr>
-              <w:t>❌</w:t>
-            </w:r>
-            <w:r>
-              <w:t xml:space="preserve"> High intermediary fees (5–10% bank/platform cuts)</w:t>
-            </w:r>
-          </w:p>
-        </w:tc>
-        <w:tc>
-          <w:tcPr>
-            <w:tcW w:w="0" w:type="auto"/>
-            <w:tcBorders>
-              <w:top w:val="single" w:sz="6" w:space="0" w:color="auto"/>
-              <w:left w:val="single" w:sz="6" w:space="0" w:color="auto"/>
-              <w:bottom w:val="single" w:sz="6" w:space="0" w:color="auto"/>
-              <w:right w:val="single" w:sz="2" w:space="0" w:color="auto"/>
-            </w:tcBorders>
-            <w:vAlign w:val="center"/>
-            <w:hideMark/>
-          </w:tcPr>
-          <w:p>
-            <w:pPr>
-              <w:spacing w:after="60"/>
-            </w:pPr>
-            <w:r>
-              <w:rPr>
-                <w:rFonts w:ascii="Segoe UI Emoji" w:hAnsi="Segoe UI Emoji" w:cs="Segoe UI Emoji"/>
-              </w:rPr>
-              <w:t>✅</w:t>
-            </w:r>
-            <w:r>
-              <w:t> </w:t>
-            </w:r>
-            <w:r>
-              <w:rPr>
-                <w:b/>
-                <w:bCs/>
-              </w:rPr>
-              <w:t>Peer-to-Peer:</w:t>
-            </w:r>
-            <w:r>
-              <w:t> Direct crypto transfer without middlemen</w:t>
-            </w:r>
-          </w:p>
-        </w:tc>
-      </w:tr>
-      <w:tr>
-        <w:trPr>
-          <w:tblCellSpacing w:w="15" w:type="dxa"/>
-        </w:trPr>
-        <w:tc>
-          <w:tcPr>
-            <w:tcW w:w="0" w:type="auto"/>
-            <w:tcBorders>
-              <w:top w:val="single" w:sz="6" w:space="0" w:color="auto"/>
-              <w:left w:val="single" w:sz="2" w:space="0" w:color="auto"/>
-              <w:bottom w:val="single" w:sz="6" w:space="0" w:color="auto"/>
-              <w:right w:val="single" w:sz="6" w:space="0" w:color="auto"/>
-            </w:tcBorders>
-            <w:vAlign w:val="center"/>
-            <w:hideMark/>
-          </w:tcPr>
-          <w:p>
-            <w:pPr>
-              <w:spacing w:after="60"/>
-            </w:pPr>
-            <w:r>
-              <w:rPr>
-                <w:rFonts w:ascii="Segoe UI Emoji" w:hAnsi="Segoe UI Emoji" w:cs="Segoe UI Emoji"/>
-              </w:rPr>
-              <w:t>❌</w:t>
-            </w:r>
-            <w:r>
-              <w:t xml:space="preserve"> Funds can be misused by corrupt admins</w:t>
-            </w:r>
-          </w:p>
-        </w:tc>
-        <w:tc>
-          <w:tcPr>
-            <w:tcW w:w="0" w:type="auto"/>
-            <w:tcBorders>
-              <w:top w:val="single" w:sz="6" w:space="0" w:color="auto"/>
-              <w:left w:val="single" w:sz="6" w:space="0" w:color="auto"/>
-              <w:bottom w:val="single" w:sz="6" w:space="0" w:color="auto"/>
-              <w:right w:val="single" w:sz="2" w:space="0" w:color="auto"/>
-            </w:tcBorders>
-            <w:vAlign w:val="center"/>
-            <w:hideMark/>
-          </w:tcPr>
-          <w:p>
-            <w:pPr>
-              <w:spacing w:after="60"/>
-            </w:pPr>
-            <w:r>
-              <w:rPr>
-                <w:rFonts w:ascii="Segoe UI Emoji" w:hAnsi="Segoe UI Emoji" w:cs="Segoe UI Emoji"/>
-              </w:rPr>
-              <w:t>✅</w:t>
-            </w:r>
-            <w:r>
-              <w:t> </w:t>
-            </w:r>
-            <w:r>
-              <w:rPr>
-                <w:b/>
-                <w:bCs/>
-              </w:rPr>
-              <w:t>Smart Contract Escrow:</w:t>
-            </w:r>
-            <w:r>
-              <w:t> Funds are locked by code, not humans</w:t>
-            </w:r>
-          </w:p>
-        </w:tc>
-      </w:tr>
-      <w:tr>
-        <w:trPr>
-          <w:tblCellSpacing w:w="15" w:type="dxa"/>
-        </w:trPr>
-        <w:tc>
-          <w:tcPr>
-            <w:tcW w:w="0" w:type="auto"/>
-            <w:tcBorders>
-              <w:top w:val="single" w:sz="6" w:space="0" w:color="auto"/>
-              <w:left w:val="single" w:sz="2" w:space="0" w:color="auto"/>
-              <w:bottom w:val="single" w:sz="6" w:space="0" w:color="auto"/>
-              <w:right w:val="single" w:sz="6" w:space="0" w:color="auto"/>
-            </w:tcBorders>
-            <w:vAlign w:val="center"/>
-            <w:hideMark/>
-          </w:tcPr>
-          <w:p>
-            <w:pPr>
-              <w:spacing w:after="60"/>
-            </w:pPr>
-            <w:r>
-              <w:rPr>
-                <w:rFonts w:ascii="Segoe UI Emoji" w:hAnsi="Segoe UI Emoji" w:cs="Segoe UI Emoji"/>
-              </w:rPr>
-              <w:t>❌</w:t>
-            </w:r>
-            <w:r>
-              <w:t xml:space="preserve"> No proof if target is missed</w:t>
-            </w:r>
-          </w:p>
-        </w:tc>
-        <w:tc>
-          <w:tcPr>
-            <w:tcW w:w="0" w:type="auto"/>
-            <w:tcBorders>
-              <w:top w:val="single" w:sz="6" w:space="0" w:color="auto"/>
-              <w:left w:val="single" w:sz="6" w:space="0" w:color="auto"/>
-              <w:bottom w:val="single" w:sz="6" w:space="0" w:color="auto"/>
-              <w:right w:val="single" w:sz="2" w:space="0" w:color="auto"/>
-            </w:tcBorders>
-            <w:vAlign w:val="center"/>
-            <w:hideMark/>
-          </w:tcPr>
-          <w:p>
-            <w:pPr>
-              <w:spacing w:after="60"/>
-            </w:pPr>
-            <w:r>
-              <w:rPr>
-                <w:rFonts w:ascii="Segoe UI Emoji" w:hAnsi="Segoe UI Emoji" w:cs="Segoe UI Emoji"/>
-              </w:rPr>
-              <w:t>✅</w:t>
-            </w:r>
-            <w:r>
-              <w:t> </w:t>
-            </w:r>
-            <w:r>
-              <w:rPr>
-                <w:b/>
-                <w:bCs/>
-              </w:rPr>
-              <w:t>Automatic Refunds:</w:t>
-            </w:r>
-            <w:r>
-              <w:t> If target goal isn't met, donors can claim 100% refund</w:t>
-            </w:r>
-          </w:p>
-        </w:tc>
-      </w:tr>
-      <w:tr>
-        <w:trPr>
-          <w:tblCellSpacing w:w="15" w:type="dxa"/>
-        </w:trPr>
-        <w:tc>
-          <w:tcPr>
-            <w:tcW w:w="0" w:type="auto"/>
-            <w:tcBorders>
-              <w:top w:val="single" w:sz="6" w:space="0" w:color="auto"/>
-              <w:left w:val="single" w:sz="2" w:space="0" w:color="auto"/>
-              <w:bottom w:val="single" w:sz="2" w:space="0" w:color="auto"/>
-              <w:right w:val="single" w:sz="6" w:space="0" w:color="auto"/>
-            </w:tcBorders>
-            <w:vAlign w:val="center"/>
-            <w:hideMark/>
-          </w:tcPr>
-          <w:p>
-            <w:pPr>
-              <w:spacing w:after="60"/>
-            </w:pPr>
-            <w:r>
-              <w:rPr>
-                <w:rFonts w:ascii="Segoe UI Emoji" w:hAnsi="Segoe UI Emoji" w:cs="Segoe UI Emoji"/>
-              </w:rPr>
-              <w:t>❌</w:t>
-            </w:r>
-            <w:r>
-              <w:t xml:space="preserve"> Opaque database that can be edited</w:t>
-            </w:r>
-          </w:p>
-        </w:tc>
-        <w:tc>
-          <w:tcPr>
-            <w:tcW w:w="0" w:type="auto"/>
-            <w:tcBorders>
-              <w:top w:val="single" w:sz="6" w:space="0" w:color="auto"/>
-              <w:left w:val="single" w:sz="6" w:space="0" w:color="auto"/>
-              <w:bottom w:val="single" w:sz="2" w:space="0" w:color="auto"/>
-              <w:right w:val="single" w:sz="2" w:space="0" w:color="auto"/>
-            </w:tcBorders>
-            <w:vAlign w:val="center"/>
-            <w:hideMark/>
-          </w:tcPr>
-          <w:p>
-            <w:pPr>
-              <w:spacing w:after="60"/>
-            </w:pPr>
-            <w:r>
-              <w:rPr>
-                <w:rFonts w:ascii="Segoe UI Emoji" w:hAnsi="Segoe UI Emoji" w:cs="Segoe UI Emoji"/>
-              </w:rPr>
-              <w:t>✅</w:t>
-            </w:r>
-            <w:r>
-              <w:t> </w:t>
-            </w:r>
-            <w:r>
-              <w:rPr>
-                <w:b/>
-                <w:bCs/>
-              </w:rPr>
-              <w:t>Immutable Ledger:</w:t>
-            </w:r>
-            <w:r>
-              <w:t> Every donation is publicly verifiable forever</w:t>
-            </w:r>
-          </w:p>
-        </w:tc>
-      </w:tr>
-    </w:tbl>
-    <w:p>
-      <w:pPr>
-        <w:spacing w:after="60"/>
-      </w:pPr>
-      <w:r>
-        <w:pict w14:anchorId="7A536FF4">
-          <v:rect id="_x0000_i1092" style="width:849.3pt;height:.75pt" o:hrpct="0" o:hralign="center" o:hrstd="t" o:hr="t" fillcolor="#a0a0a0" stroked="f"/>
-        </w:pict>
-      </w:r>
-    </w:p>
-    <w:p>
-      <w:pPr>
-        <w:spacing w:after="60"/>
-      </w:pPr>
-      <w:r>
-        <w:rPr>
-          <w:rFonts w:ascii="Segoe UI Emoji" w:hAnsi="Segoe UI Emoji" w:cs="Segoe UI Emoji"/>
-        </w:rPr>
-        <w:t>🔄</w:t>
-      </w:r>
-      <w:r>
-        <w:t xml:space="preserve"> 3. How It Works (Step-by-Step Workflow)</w:t>
+        <w:rPr>
+          <w:b/>
+          <w:bCs/>
+        </w:rPr>
+      </w:pPr>
+      <w:r>
+        <w:rPr>
+          <w:b/>
+          <w:bCs/>
+        </w:rPr>
+        <w:t>Palindrome String Using Loop</w:t>
+      </w:r>
+    </w:p>
+    <w:p>
+      <w:pPr>
+        <w:spacing w:after="60"/>
+        <w:rPr>
+          <w:b/>
+          <w:bCs/>
+        </w:rPr>
+      </w:pPr>
+      <w:r>
+        <w:rPr>
+          <w:b/>
+          <w:bCs/>
+        </w:rPr>
+        <w:t>Logic</w:t>
       </w:r>
     </w:p>
     <w:p>
       <w:pPr>
         <w:numPr>
           <w:ilvl w:val="0"/>
-          <w:numId w:val="19"/>
+          <w:numId w:val="21"/>
         </w:numPr>
         <w:spacing w:after="60"/>
       </w:pPr>
       <w:r>
-        <w:rPr>
-          <w:b/>
-          <w:bCs/>
-        </w:rPr>
-        <w:t>MetaMask Wallet Connection:</w:t>
-      </w:r>
-    </w:p>
-    <w:p>
-      <w:pPr>
-        <w:numPr>
-          <w:ilvl w:val="1"/>
-          <w:numId w:val="19"/>
-        </w:numPr>
-        <w:spacing w:after="60"/>
-      </w:pPr>
-      <w:r>
-        <w:t>The user connects their non-custodial crypto wallet (</w:t>
-      </w:r>
-      <w:r>
-        <w:rPr>
-          <w:b/>
-          <w:bCs/>
-        </w:rPr>
-        <w:t>MetaMask</w:t>
-      </w:r>
-      <w:r>
-        <w:t> on the </w:t>
-      </w:r>
-      <w:r>
-        <w:rPr>
-          <w:b/>
-          <w:bCs/>
-        </w:rPr>
-        <w:t xml:space="preserve">Ethereum </w:t>
+        <w:t xml:space="preserve">Set left = 0 and right = </w:t>
       </w:r>
       <w:proofErr w:type="spellStart"/>
       <w:r>
-        <w:rPr>
-          <w:b/>
-          <w:bCs/>
-        </w:rPr>
-        <w:t>Sepolia</w:t>
+        <w:t>len</w:t>
       </w:r>
       <w:proofErr w:type="spellEnd"/>
       <w:r>
-        <w:rPr>
-          <w:b/>
-          <w:bCs/>
-        </w:rPr>
-        <w:t xml:space="preserve"> </w:t>
-      </w:r>
-      <w:proofErr w:type="spellStart"/>
-      <w:r>
-        <w:rPr>
-          <w:b/>
-          <w:bCs/>
-        </w:rPr>
-        <w:t>Testnet</w:t>
-      </w:r>
-      <w:proofErr w:type="spellEnd"/>
-      <w:r>
-        <w:t>).</w:t>
-      </w:r>
-    </w:p>
-    <w:p>
-      <w:pPr>
-        <w:numPr>
-          <w:ilvl w:val="1"/>
-          <w:numId w:val="19"/>
-        </w:numPr>
-        <w:spacing w:after="60"/>
-      </w:pPr>
-      <w:r>
-        <w:t>The frontend interacts with </w:t>
-      </w:r>
-      <w:proofErr w:type="spellStart"/>
-      <w:r>
-        <w:t>window.ethereum</w:t>
-      </w:r>
-      <w:proofErr w:type="spellEnd"/>
-      <w:r>
-        <w:t> to fetch the user's public address (e.g. 0xA51B...) and live </w:t>
-      </w:r>
-      <w:proofErr w:type="spellStart"/>
-      <w:r>
-        <w:rPr>
-          <w:b/>
-          <w:bCs/>
-        </w:rPr>
-        <w:t>SepoliaETH</w:t>
-      </w:r>
-      <w:proofErr w:type="spellEnd"/>
-      <w:r>
-        <w:rPr>
-          <w:b/>
-          <w:bCs/>
-        </w:rPr>
-        <w:t xml:space="preserve"> balance</w:t>
-      </w:r>
-      <w:r>
-        <w:t>.</w:t>
+        <w:t xml:space="preserve">(s)-1. </w:t>
       </w:r>
     </w:p>
     <w:p>
       <w:pPr>
         <w:numPr>
           <w:ilvl w:val="0"/>
-          <w:numId w:val="19"/>
+          <w:numId w:val="21"/>
         </w:numPr>
         <w:spacing w:after="60"/>
       </w:pPr>
       <w:r>
-        <w:rPr>
-          <w:b/>
-          <w:bCs/>
-        </w:rPr>
-        <w:t>Selecting a Campaign &amp; Donating:</w:t>
-      </w:r>
-    </w:p>
-    <w:p>
-      <w:pPr>
-        <w:numPr>
-          <w:ilvl w:val="1"/>
-          <w:numId w:val="19"/>
-        </w:numPr>
-        <w:spacing w:after="60"/>
-      </w:pPr>
-      <w:r>
-        <w:t>The user selects a specific station project (e.g. </w:t>
-      </w:r>
-      <w:r>
-        <w:rPr>
-          <w:i/>
-          <w:iCs/>
-        </w:rPr>
-        <w:t>Dadar Solar Roof</w:t>
-      </w:r>
-      <w:r>
-        <w:t> or </w:t>
-      </w:r>
-      <w:r>
-        <w:rPr>
-          <w:i/>
-          <w:iCs/>
-        </w:rPr>
-        <w:t>Andheri Accessibility Ramps</w:t>
-      </w:r>
-      <w:r>
-        <w:t>).</w:t>
-      </w:r>
-    </w:p>
-    <w:p>
-      <w:pPr>
-        <w:numPr>
-          <w:ilvl w:val="1"/>
-          <w:numId w:val="19"/>
-        </w:numPr>
-        <w:spacing w:after="60"/>
-      </w:pPr>
-      <w:r>
-        <w:t>They input the amount in </w:t>
-      </w:r>
-      <w:r>
-        <w:rPr>
-          <w:b/>
-          <w:bCs/>
-        </w:rPr>
-        <w:t>ETH</w:t>
-      </w:r>
-      <w:r>
-        <w:t> (e.g. 0.01 ETH) and click </w:t>
-      </w:r>
-      <w:r>
-        <w:rPr>
-          <w:b/>
-          <w:bCs/>
-        </w:rPr>
-        <w:t>"Donate via MetaMask"</w:t>
-      </w:r>
-      <w:r>
-        <w:t>.</w:t>
-      </w:r>
-    </w:p>
-    <w:p>
-      <w:pPr>
-        <w:numPr>
-          <w:ilvl w:val="1"/>
-          <w:numId w:val="19"/>
-        </w:numPr>
-        <w:spacing w:after="60"/>
-      </w:pPr>
-      <w:r>
-        <w:t>A real </w:t>
-      </w:r>
-      <w:r>
-        <w:rPr>
-          <w:b/>
-          <w:bCs/>
-        </w:rPr>
-        <w:t>MetaMask signing popup</w:t>
-      </w:r>
-      <w:r>
-        <w:t> opens, requesting the user's cryptographic signature to approve the transfer.</w:t>
+        <w:t xml:space="preserve">Compare s[left] and s[right]. </w:t>
       </w:r>
     </w:p>
     <w:p>
       <w:pPr>
         <w:numPr>
           <w:ilvl w:val="0"/>
-          <w:numId w:val="19"/>
+          <w:numId w:val="21"/>
         </w:numPr>
         <w:spacing w:after="60"/>
       </w:pPr>
       <w:r>
-        <w:rPr>
-          <w:b/>
-          <w:bCs/>
-        </w:rPr>
-        <w:t>Smart Contract Escrow &amp; Refund Logic:</w:t>
-      </w:r>
-    </w:p>
-    <w:p>
-      <w:pPr>
-        <w:numPr>
-          <w:ilvl w:val="1"/>
-          <w:numId w:val="19"/>
-        </w:numPr>
-        <w:spacing w:after="60"/>
-      </w:pPr>
-      <w:r>
-        <w:rPr>
-          <w:b/>
-          <w:bCs/>
-        </w:rPr>
-        <w:t>Target Reached:</w:t>
-      </w:r>
-      <w:r>
-        <w:t> If the campaign reaches 100% of its goal before the deadline, funds are released to the verified contractor.</w:t>
-      </w:r>
-    </w:p>
-    <w:p>
-      <w:pPr>
-        <w:numPr>
-          <w:ilvl w:val="1"/>
-          <w:numId w:val="19"/>
-        </w:numPr>
-        <w:spacing w:after="60"/>
-      </w:pPr>
-      <w:r>
-        <w:rPr>
-          <w:b/>
-          <w:bCs/>
-        </w:rPr>
-        <w:t>Target Missed:</w:t>
-      </w:r>
-      <w:r>
-        <w:t> If the goal is not reached, the contract triggers an </w:t>
-      </w:r>
-      <w:r>
-        <w:rPr>
-          <w:b/>
-          <w:bCs/>
-        </w:rPr>
-        <w:t>All-or-Nothing Refund</w:t>
-      </w:r>
-      <w:r>
-        <w:t>, allowing donors to safely withdraw their ETH back to MetaMask.</w:t>
+        <w:t xml:space="preserve">If different → </w:t>
+      </w:r>
+      <w:r>
+        <w:rPr>
+          <w:b/>
+          <w:bCs/>
+        </w:rPr>
+        <w:t>Not Palindrome</w:t>
+      </w:r>
+      <w:r>
+        <w:t xml:space="preserve">. </w:t>
       </w:r>
     </w:p>
     <w:p>
       <w:pPr>
         <w:numPr>
           <w:ilvl w:val="0"/>
-          <w:numId w:val="19"/>
+          <w:numId w:val="21"/>
         </w:numPr>
         <w:spacing w:after="60"/>
       </w:pPr>
       <w:r>
-        <w:rPr>
-          <w:b/>
-          <w:bCs/>
-        </w:rPr>
-        <w:t>Cryptographic Merkle Tree Audit:</w:t>
-      </w:r>
-    </w:p>
-    <w:p>
-      <w:pPr>
-        <w:numPr>
-          <w:ilvl w:val="1"/>
-          <w:numId w:val="19"/>
-        </w:numPr>
-        <w:spacing w:after="60"/>
-      </w:pPr>
-      <w:r>
-        <w:t>Each transaction is hashed using </w:t>
-      </w:r>
-      <w:r>
-        <w:rPr>
-          <w:b/>
-          <w:bCs/>
-        </w:rPr>
-        <w:t>SHA-256</w:t>
-      </w:r>
-      <w:r>
-        <w:t> into a </w:t>
-      </w:r>
-      <w:r>
-        <w:rPr>
-          <w:b/>
-          <w:bCs/>
-        </w:rPr>
-        <w:t>Merkle Tree</w:t>
-      </w:r>
-      <w:r>
-        <w:t>.</w:t>
-      </w:r>
-    </w:p>
-    <w:p>
-      <w:pPr>
-        <w:numPr>
-          <w:ilvl w:val="1"/>
-          <w:numId w:val="19"/>
-        </w:numPr>
-        <w:spacing w:after="60"/>
-      </w:pPr>
-      <w:r>
-        <w:t>The system computes a single </w:t>
-      </w:r>
-      <w:r>
-        <w:rPr>
-          <w:b/>
-          <w:bCs/>
-        </w:rPr>
-        <w:t>Merkle Root Hash</w:t>
-      </w:r>
-      <w:r>
-        <w:t>.</w:t>
-      </w:r>
-    </w:p>
-    <w:p>
-      <w:pPr>
-        <w:numPr>
-          <w:ilvl w:val="1"/>
-          <w:numId w:val="19"/>
-        </w:numPr>
-        <w:spacing w:after="60"/>
-      </w:pPr>
-      <w:r>
-        <w:t>Any citizen or auditor can mathematically verify that their transaction exists in the block </w:t>
-      </w:r>
-      <w:r>
-        <w:rPr>
-          <w:b/>
-          <w:bCs/>
-        </w:rPr>
-        <w:t>without needing any third-party audit agency</w:t>
-      </w:r>
-      <w:r>
-        <w:t>.</w:t>
-      </w:r>
-    </w:p>
-    <w:p>
-      <w:pPr>
-        <w:spacing w:after="60"/>
-      </w:pPr>
-      <w:r>
-        <w:pict w14:anchorId="6DFAE68A">
-          <v:rect id="_x0000_i1093" style="width:849.3pt;height:.75pt" o:hrpct="0" o:hralign="center" o:hrstd="t" o:hr="t" fillcolor="#a0a0a0" stroked="f"/>
-        </w:pict>
-      </w:r>
-    </w:p>
-    <w:p>
-      <w:pPr>
-        <w:spacing w:after="60"/>
-      </w:pPr>
-      <w:r>
-        <w:rPr>
-          <w:rFonts w:ascii="Segoe UI Emoji" w:hAnsi="Segoe UI Emoji" w:cs="Segoe UI Emoji"/>
-        </w:rPr>
-        <w:t>💻</w:t>
-      </w:r>
-      <w:r>
-        <w:t xml:space="preserve"> 4. Technical Stack Used</w:t>
+        <w:t xml:space="preserve">Move left++ and right--. </w:t>
       </w:r>
     </w:p>
     <w:p>
       <w:pPr>
         <w:numPr>
           <w:ilvl w:val="0"/>
-          <w:numId w:val="20"/>
+          <w:numId w:val="21"/>
         </w:numPr>
         <w:spacing w:after="60"/>
       </w:pPr>
       <w:r>
-        <w:rPr>
-          <w:b/>
-          <w:bCs/>
-        </w:rPr>
-        <w:lastRenderedPageBreak/>
-        <w:t>Blockchain Network:</w:t>
-      </w:r>
-      <w:r>
-        <w:t xml:space="preserve"> Ethereum </w:t>
+        <w:t xml:space="preserve">If all </w:t>
+      </w:r>
+      <w:proofErr w:type="gramStart"/>
+      <w:r>
+        <w:t>characters</w:t>
+      </w:r>
+      <w:proofErr w:type="gramEnd"/>
+      <w:r>
+        <w:t xml:space="preserve"> match → </w:t>
+      </w:r>
+      <w:r>
+        <w:rPr>
+          <w:b/>
+          <w:bCs/>
+        </w:rPr>
+        <w:t>Palindrome</w:t>
+      </w:r>
+      <w:r>
+        <w:t xml:space="preserve">. </w:t>
+      </w:r>
+    </w:p>
+    <w:p>
+      <w:pPr>
+        <w:spacing w:after="60"/>
+        <w:rPr>
+          <w:b/>
+          <w:bCs/>
+        </w:rPr>
+      </w:pPr>
+      <w:r>
+        <w:rPr>
+          <w:b/>
+          <w:bCs/>
+        </w:rPr>
+        <w:t>Example</w:t>
+      </w:r>
+    </w:p>
+    <w:p>
+      <w:pPr>
+        <w:spacing w:after="60"/>
+      </w:pPr>
+      <w:r>
+        <w:t>s = "mam"</w:t>
+      </w:r>
+    </w:p>
+    <w:p>
+      <w:pPr>
+        <w:spacing w:after="60"/>
+      </w:pPr>
+      <w:r>
+        <w:t>left = 0</w:t>
+      </w:r>
+    </w:p>
+    <w:p>
+      <w:pPr>
+        <w:spacing w:after="60"/>
+      </w:pPr>
+      <w:r>
+        <w:t xml:space="preserve">right = </w:t>
       </w:r>
       <w:proofErr w:type="spellStart"/>
       <w:r>
-        <w:t>Sepolia</w:t>
+        <w:t>len</w:t>
       </w:r>
       <w:proofErr w:type="spellEnd"/>
       <w:r>
+        <w:t>(s) - 1</w:t>
+      </w:r>
+    </w:p>
+    <w:p>
+      <w:pPr>
+        <w:spacing w:after="60"/>
+      </w:pPr>
+    </w:p>
+    <w:p>
+      <w:pPr>
+        <w:spacing w:after="60"/>
+      </w:pPr>
+      <w:r>
+        <w:t>while left &lt; right:</w:t>
+      </w:r>
+    </w:p>
+    <w:p>
+      <w:pPr>
+        <w:spacing w:after="60"/>
+      </w:pPr>
+      <w:r>
+        <w:t xml:space="preserve">    if s[left</w:t>
+      </w:r>
+      <w:proofErr w:type="gramStart"/>
+      <w:r>
+        <w:t>] !</w:t>
+      </w:r>
+      <w:proofErr w:type="gramEnd"/>
+      <w:r>
+        <w:t>= s[right]:</w:t>
+      </w:r>
+    </w:p>
+    <w:p>
+      <w:pPr>
+        <w:spacing w:after="60"/>
+      </w:pPr>
+      <w:r>
+        <w:t xml:space="preserve">        </w:t>
+      </w:r>
+      <w:proofErr w:type="gramStart"/>
+      <w:r>
+        <w:t>print(</w:t>
+      </w:r>
+      <w:proofErr w:type="gramEnd"/>
+      <w:r>
+        <w:t>False)</w:t>
+      </w:r>
+    </w:p>
+    <w:p>
+      <w:pPr>
+        <w:spacing w:after="60"/>
+      </w:pPr>
+      <w:r>
+        <w:t xml:space="preserve">        break</w:t>
+      </w:r>
+    </w:p>
+    <w:p>
+      <w:pPr>
+        <w:spacing w:after="60"/>
+      </w:pPr>
+      <w:r>
+        <w:t xml:space="preserve">    left += 1</w:t>
+      </w:r>
+    </w:p>
+    <w:p>
+      <w:pPr>
+        <w:spacing w:after="60"/>
+      </w:pPr>
+      <w:r>
+        <w:t xml:space="preserve">    right -= 1</w:t>
+      </w:r>
+    </w:p>
+    <w:p>
+      <w:pPr>
+        <w:spacing w:after="60"/>
+      </w:pPr>
+      <w:r>
+        <w:t>else:</w:t>
+      </w:r>
+    </w:p>
+    <w:p>
+      <w:pPr>
+        <w:spacing w:after="60"/>
+      </w:pPr>
+      <w:r>
+        <w:t xml:space="preserve">    </w:t>
+      </w:r>
+      <w:proofErr w:type="gramStart"/>
+      <w:r>
+        <w:t>print(</w:t>
+      </w:r>
+      <w:proofErr w:type="gramEnd"/>
+      <w:r>
+        <w:t>True)</w:t>
+      </w:r>
+    </w:p>
+    <w:p>
+      <w:pPr>
+        <w:spacing w:after="60"/>
+      </w:pPr>
+      <w:r>
+        <w:rPr>
+          <w:b/>
+          <w:bCs/>
+        </w:rPr>
+        <w:t>Time:</w:t>
+      </w:r>
+      <w:r>
+        <w:t xml:space="preserve"> O(n)</w:t>
+      </w:r>
+      <w:r>
+        <w:br/>
+      </w:r>
+      <w:r>
+        <w:rPr>
+          <w:b/>
+          <w:bCs/>
+        </w:rPr>
+        <w:t>Space:</w:t>
+      </w:r>
+      <w:r>
         <w:t xml:space="preserve"> </w:t>
       </w:r>
-      <w:proofErr w:type="spellStart"/>
-      <w:r>
-        <w:t>Testnet</w:t>
-      </w:r>
-      <w:proofErr w:type="spellEnd"/>
-    </w:p>
-    <w:p>
-      <w:pPr>
-        <w:numPr>
-          <w:ilvl w:val="0"/>
-          <w:numId w:val="20"/>
-        </w:numPr>
-        <w:spacing w:after="60"/>
-      </w:pPr>
-      <w:r>
-        <w:rPr>
-          <w:b/>
-          <w:bCs/>
-        </w:rPr>
-        <w:t>Web3 Integration:</w:t>
-      </w:r>
-      <w:r>
-        <w:t> MetaMask Provider (</w:t>
-      </w:r>
-      <w:proofErr w:type="spellStart"/>
-      <w:r>
-        <w:t>window.ethereum</w:t>
-      </w:r>
-      <w:proofErr w:type="spellEnd"/>
-      <w:r>
-        <w:t>) + Ethers.js</w:t>
-      </w:r>
-    </w:p>
-    <w:p>
-      <w:pPr>
-        <w:numPr>
-          <w:ilvl w:val="0"/>
-          <w:numId w:val="20"/>
-        </w:numPr>
-        <w:spacing w:after="60"/>
-      </w:pPr>
-      <w:r>
-        <w:rPr>
-          <w:b/>
-          <w:bCs/>
-        </w:rPr>
-        <w:t>Cryptographic Proofs:</w:t>
-      </w:r>
-      <w:r>
-        <w:t> Merkle Tree Hashing (SHA-256)</w:t>
-      </w:r>
-    </w:p>
-    <w:p>
-      <w:pPr>
-        <w:numPr>
-          <w:ilvl w:val="0"/>
-          <w:numId w:val="20"/>
-        </w:numPr>
-        <w:spacing w:after="60"/>
-      </w:pPr>
-      <w:r>
-        <w:rPr>
-          <w:b/>
-          <w:bCs/>
-        </w:rPr>
-        <w:t>Frontend UI:</w:t>
-      </w:r>
-      <w:r>
-        <w:t xml:space="preserve"> React + </w:t>
-      </w:r>
-      <w:proofErr w:type="spellStart"/>
-      <w:r>
-        <w:t>TailwindCSS</w:t>
-      </w:r>
-      <w:proofErr w:type="spellEnd"/>
-      <w:r>
-        <w:t xml:space="preserve"> + </w:t>
-      </w:r>
-      <w:proofErr w:type="spellStart"/>
-      <w:r>
-        <w:t>Lucide</w:t>
-      </w:r>
-      <w:proofErr w:type="spellEnd"/>
-      <w:r>
-        <w:t xml:space="preserve"> Icons</w:t>
-      </w:r>
-    </w:p>
-    <w:p>
-      <w:pPr>
-        <w:spacing w:after="60"/>
-      </w:pPr>
-      <w:r>
-        <w:pict w14:anchorId="4D6B228F">
-          <v:rect id="_x0000_i1094" style="width:849.3pt;height:.75pt" o:hrpct="0" o:hralign="center" o:hrstd="t" o:hr="t" fillcolor="#a0a0a0" stroked="f"/>
-        </w:pict>
-      </w:r>
-    </w:p>
-    <w:p>
-      <w:pPr>
-        <w:spacing w:after="60"/>
-      </w:pPr>
-      <w:r>
-        <w:rPr>
-          <w:rFonts w:ascii="Segoe UI Emoji" w:hAnsi="Segoe UI Emoji" w:cs="Segoe UI Emoji"/>
-        </w:rPr>
-        <w:t>🎙️</w:t>
-      </w:r>
-      <w:r>
-        <w:t xml:space="preserve"> 5. What to Say in 1 Minute (Viva Pitch)</w:t>
-      </w:r>
-    </w:p>
-    <w:p>
-      <w:pPr>
-        <w:spacing w:after="60"/>
-      </w:pPr>
-      <w:r>
-        <w:rPr>
-          <w:i/>
-          <w:iCs/>
-        </w:rPr>
-        <w:t>"Ma'am, in this project, I built a decentralized Web3 crowdfunding system for public transit infrastructure.</w:t>
-      </w:r>
-    </w:p>
-    <w:p>
-      <w:pPr>
-        <w:spacing w:after="60"/>
-      </w:pPr>
-      <w:r>
-        <w:rPr>
-          <w:i/>
-          <w:iCs/>
-        </w:rPr>
-        <w:t xml:space="preserve">It connects to the user's MetaMask wallet on the Ethereum </w:t>
-      </w:r>
-      <w:proofErr w:type="spellStart"/>
-      <w:r>
-        <w:rPr>
-          <w:i/>
-          <w:iCs/>
-        </w:rPr>
-        <w:t>Sepolia</w:t>
-      </w:r>
-      <w:proofErr w:type="spellEnd"/>
-      <w:r>
-        <w:rPr>
-          <w:i/>
-          <w:iCs/>
-        </w:rPr>
-        <w:t xml:space="preserve"> network. When a user donates ETH to a station upgrade project, the transaction is processed through a </w:t>
-      </w:r>
-      <w:proofErr w:type="spellStart"/>
-      <w:r>
-        <w:rPr>
-          <w:i/>
-          <w:iCs/>
-        </w:rPr>
-        <w:t>trustless</w:t>
-      </w:r>
-      <w:proofErr w:type="spellEnd"/>
-      <w:r>
-        <w:rPr>
-          <w:i/>
-          <w:iCs/>
-        </w:rPr>
-        <w:t xml:space="preserve"> escrow model with automatic refund protection if the funding goal is not met.</w:t>
-      </w:r>
-    </w:p>
-    <w:p>
-      <w:pPr>
-        <w:spacing w:after="60"/>
-      </w:pPr>
-      <w:r>
-        <w:rPr>
-          <w:i/>
-          <w:iCs/>
-        </w:rPr>
-        <w:t>To guarantee zero fraud, all donations are verified using a Merkle Tree cryptographic audit log that produces a tamper-proof root hash on the blockchain."</w:t>
-      </w:r>
+      <w:proofErr w:type="gramStart"/>
+      <w:r>
+        <w:t>O(</w:t>
+      </w:r>
+      <w:proofErr w:type="gramEnd"/>
+      <w:r>
+        <w:t>1)</w:t>
+      </w:r>
+    </w:p>
+    <w:p>
+      <w:pPr>
+        <w:spacing w:after="60"/>
+      </w:pPr>
+    </w:p>
+    <w:p>
+      <w:pPr>
+        <w:spacing w:after="60"/>
+      </w:pPr>
+    </w:p>
+    <w:p>
+      <w:pPr>
+        <w:spacing w:after="60"/>
+      </w:pPr>
+    </w:p>
+    <w:p>
+      <w:pPr>
+        <w:spacing w:after="60"/>
+      </w:pPr>
+    </w:p>
+    <w:p>
+      <w:pPr>
+        <w:spacing w:after="60"/>
+      </w:pPr>
+    </w:p>
+    <w:p>
+      <w:pPr>
+        <w:spacing w:after="60"/>
+      </w:pPr>
+    </w:p>
+    <w:p>
+      <w:pPr>
+        <w:spacing w:after="60"/>
+      </w:pPr>
+    </w:p>
+    <w:p>
+      <w:pPr>
+        <w:spacing w:after="60"/>
+      </w:pPr>
+    </w:p>
+    <w:p>
+      <w:pPr>
+        <w:spacing w:after="60"/>
+      </w:pPr>
+    </w:p>
+    <w:p>
+      <w:pPr>
+        <w:spacing w:after="60"/>
+      </w:pPr>
+    </w:p>
+    <w:p>
+      <w:pPr>
+        <w:spacing w:after="60"/>
+      </w:pPr>
+    </w:p>
+    <w:p>
+      <w:pPr>
+        <w:spacing w:after="60"/>
+      </w:pPr>
+    </w:p>
+    <w:p>
+      <w:pPr>
+        <w:spacing w:after="60"/>
+      </w:pPr>
+    </w:p>
+    <w:p>
+      <w:pPr>
+        <w:spacing w:after="60"/>
+      </w:pPr>
+    </w:p>
+    <w:p>
+      <w:pPr>
+        <w:spacing w:after="60"/>
+      </w:pPr>
+    </w:p>
+    <w:p>
+      <w:pPr>
+        <w:spacing w:after="60"/>
+      </w:pPr>
+    </w:p>
+    <w:p>
+      <w:pPr>
+        <w:spacing w:after="60"/>
+      </w:pPr>
+    </w:p>
+    <w:p>
+      <w:pPr>
+        <w:spacing w:after="60"/>
+      </w:pPr>
+    </w:p>
+    <w:p>
+      <w:pPr>
+        <w:spacing w:after="60"/>
+      </w:pPr>
+    </w:p>
+    <w:p>
+      <w:pPr>
+        <w:spacing w:after="60"/>
+      </w:pPr>
+    </w:p>
+    <w:p>
+      <w:pPr>
+        <w:spacing w:after="60"/>
+      </w:pPr>
+    </w:p>
+    <w:p>
+      <w:pPr>
+        <w:spacing w:after="60"/>
+      </w:pPr>
+    </w:p>
+    <w:p>
+      <w:pPr>
+        <w:spacing w:after="60"/>
+      </w:pPr>
+    </w:p>
+    <w:p>
+      <w:pPr>
+        <w:spacing w:after="60"/>
+      </w:pPr>
+    </w:p>
+    <w:p>
+      <w:pPr>
+        <w:spacing w:after="60"/>
+      </w:pPr>
+    </w:p>
+    <w:p>
+      <w:pPr>
+        <w:spacing w:after="60"/>
+      </w:pPr>
+    </w:p>
+    <w:p>
+      <w:pPr>
+        <w:spacing w:after="60"/>
+      </w:pPr>
+    </w:p>
+    <w:p>
+      <w:pPr>
+        <w:spacing w:after="60"/>
+      </w:pPr>
+    </w:p>
+    <w:p>
+      <w:pPr>
+        <w:spacing w:after="60"/>
+      </w:pPr>
+    </w:p>
+    <w:p>
+      <w:pPr>
+        <w:spacing w:after="60"/>
+      </w:pPr>
+    </w:p>
+    <w:p>
+      <w:pPr>
+        <w:spacing w:after="60"/>
+      </w:pPr>
+    </w:p>
+    <w:p>
+      <w:pPr>
+        <w:spacing w:after="60"/>
+      </w:pPr>
     </w:p>
     <w:p>
       <w:pPr>
@@ -9663,7 +9546,25 @@
         <w:sz w:val="16"/>
         <w:szCs w:val="16"/>
       </w:rPr>
-      <w:t xml:space="preserve"> |  Page | </w:t>
+      <w:t xml:space="preserve"> </w:t>
+    </w:r>
+    <w:proofErr w:type="gramStart"/>
+    <w:r>
+      <w:rPr>
+        <w:color w:val="666666"/>
+        <w:sz w:val="16"/>
+        <w:szCs w:val="16"/>
+      </w:rPr>
+      <w:t>|  Page</w:t>
+    </w:r>
+    <w:proofErr w:type="gramEnd"/>
+    <w:r>
+      <w:rPr>
+        <w:color w:val="666666"/>
+        <w:sz w:val="16"/>
+        <w:szCs w:val="16"/>
+      </w:rPr>
+      <w:t xml:space="preserve"> | </w:t>
     </w:r>
     <w:r>
       <w:rPr>
@@ -11546,6 +11447,119 @@
     </w:lvl>
   </w:abstractNum>
   <w:abstractNum w:abstractNumId="13" w15:restartNumberingAfterBreak="0">
+    <w:nsid w:val="47F12732"/>
+    <w:multiLevelType w:val="multilevel"/>
+    <w:tmpl w:val="DDCEDE46"/>
+    <w:lvl w:ilvl="0">
+      <w:start w:val="1"/>
+      <w:numFmt w:val="decimal"/>
+      <w:lvlText w:val="%1."/>
+      <w:lvlJc w:val="left"/>
+      <w:pPr>
+        <w:tabs>
+          <w:tab w:val="num" w:pos="720"/>
+        </w:tabs>
+        <w:ind w:left="720" w:hanging="360"/>
+      </w:pPr>
+    </w:lvl>
+    <w:lvl w:ilvl="1" w:tentative="1">
+      <w:start w:val="1"/>
+      <w:numFmt w:val="decimal"/>
+      <w:lvlText w:val="%2."/>
+      <w:lvlJc w:val="left"/>
+      <w:pPr>
+        <w:tabs>
+          <w:tab w:val="num" w:pos="1440"/>
+        </w:tabs>
+        <w:ind w:left="1440" w:hanging="360"/>
+      </w:pPr>
+    </w:lvl>
+    <w:lvl w:ilvl="2" w:tentative="1">
+      <w:start w:val="1"/>
+      <w:numFmt w:val="decimal"/>
+      <w:lvlText w:val="%3."/>
+      <w:lvlJc w:val="left"/>
+      <w:pPr>
+        <w:tabs>
+          <w:tab w:val="num" w:pos="2160"/>
+        </w:tabs>
+        <w:ind w:left="2160" w:hanging="360"/>
+      </w:pPr>
+    </w:lvl>
+    <w:lvl w:ilvl="3" w:tentative="1">
+      <w:start w:val="1"/>
+      <w:numFmt w:val="decimal"/>
+      <w:lvlText w:val="%4."/>
+      <w:lvlJc w:val="left"/>
+      <w:pPr>
+        <w:tabs>
+          <w:tab w:val="num" w:pos="2880"/>
+        </w:tabs>
+        <w:ind w:left="2880" w:hanging="360"/>
+      </w:pPr>
+    </w:lvl>
+    <w:lvl w:ilvl="4" w:tentative="1">
+      <w:start w:val="1"/>
+      <w:numFmt w:val="decimal"/>
+      <w:lvlText w:val="%5."/>
+      <w:lvlJc w:val="left"/>
+      <w:pPr>
+        <w:tabs>
+          <w:tab w:val="num" w:pos="3600"/>
+        </w:tabs>
+        <w:ind w:left="3600" w:hanging="360"/>
+      </w:pPr>
+    </w:lvl>
+    <w:lvl w:ilvl="5" w:tentative="1">
+      <w:start w:val="1"/>
+      <w:numFmt w:val="decimal"/>
+      <w:lvlText w:val="%6."/>
+      <w:lvlJc w:val="left"/>
+      <w:pPr>
+        <w:tabs>
+          <w:tab w:val="num" w:pos="4320"/>
+        </w:tabs>
+        <w:ind w:left="4320" w:hanging="360"/>
+      </w:pPr>
+    </w:lvl>
+    <w:lvl w:ilvl="6" w:tentative="1">
+      <w:start w:val="1"/>
+      <w:numFmt w:val="decimal"/>
+      <w:lvlText w:val="%7."/>
+      <w:lvlJc w:val="left"/>
+      <w:pPr>
+        <w:tabs>
+          <w:tab w:val="num" w:pos="5040"/>
+        </w:tabs>
+        <w:ind w:left="5040" w:hanging="360"/>
+      </w:pPr>
+    </w:lvl>
+    <w:lvl w:ilvl="7" w:tentative="1">
+      <w:start w:val="1"/>
+      <w:numFmt w:val="decimal"/>
+      <w:lvlText w:val="%8."/>
+      <w:lvlJc w:val="left"/>
+      <w:pPr>
+        <w:tabs>
+          <w:tab w:val="num" w:pos="5760"/>
+        </w:tabs>
+        <w:ind w:left="5760" w:hanging="360"/>
+      </w:pPr>
+    </w:lvl>
+    <w:lvl w:ilvl="8" w:tentative="1">
+      <w:start w:val="1"/>
+      <w:numFmt w:val="decimal"/>
+      <w:lvlText w:val="%9."/>
+      <w:lvlJc w:val="left"/>
+      <w:pPr>
+        <w:tabs>
+          <w:tab w:val="num" w:pos="6480"/>
+        </w:tabs>
+        <w:ind w:left="6480" w:hanging="360"/>
+      </w:pPr>
+    </w:lvl>
+  </w:abstractNum>
+  <w:abstractNum w:abstractNumId="14" w15:restartNumberingAfterBreak="0">
     <w:nsid w:val="4AAD03CE"/>
     <w:multiLevelType w:val="multilevel"/>
     <w:tmpl w:val="652A6F6A"/>
@@ -11658,7 +11672,7 @@
       </w:pPr>
     </w:lvl>
   </w:abstractNum>
-  <w:abstractNum w:abstractNumId="14" w15:restartNumberingAfterBreak="0">
+  <w:abstractNum w:abstractNumId="15" w15:restartNumberingAfterBreak="0">
     <w:nsid w:val="5E9A0D90"/>
     <w:multiLevelType w:val="multilevel"/>
     <w:tmpl w:val="DFFC8362"/>
@@ -11771,7 +11785,7 @@
       </w:pPr>
     </w:lvl>
   </w:abstractNum>
-  <w:abstractNum w:abstractNumId="15" w15:restartNumberingAfterBreak="0">
+  <w:abstractNum w:abstractNumId="16" w15:restartNumberingAfterBreak="0">
     <w:nsid w:val="626C051F"/>
     <w:multiLevelType w:val="multilevel"/>
     <w:tmpl w:val="6F8E3D48"/>
@@ -11920,7 +11934,7 @@
       </w:rPr>
     </w:lvl>
   </w:abstractNum>
-  <w:abstractNum w:abstractNumId="16" w15:restartNumberingAfterBreak="0">
+  <w:abstractNum w:abstractNumId="17" w15:restartNumberingAfterBreak="0">
     <w:nsid w:val="68804AC4"/>
     <w:multiLevelType w:val="multilevel"/>
     <w:tmpl w:val="23BEA346"/>
@@ -12033,7 +12047,7 @@
       </w:pPr>
     </w:lvl>
   </w:abstractNum>
-  <w:abstractNum w:abstractNumId="17" w15:restartNumberingAfterBreak="0">
+  <w:abstractNum w:abstractNumId="18" w15:restartNumberingAfterBreak="0">
     <w:nsid w:val="6C4F6565"/>
     <w:multiLevelType w:val="hybridMultilevel"/>
     <w:tmpl w:val="50289C5E"/>
@@ -12119,7 +12133,7 @@
       </w:pPr>
     </w:lvl>
   </w:abstractNum>
-  <w:abstractNum w:abstractNumId="18" w15:restartNumberingAfterBreak="0">
+  <w:abstractNum w:abstractNumId="19" w15:restartNumberingAfterBreak="0">
     <w:nsid w:val="6EAB6140"/>
     <w:multiLevelType w:val="multilevel"/>
     <w:tmpl w:val="1F4AA1D8"/>
@@ -12268,7 +12282,7 @@
       </w:rPr>
     </w:lvl>
   </w:abstractNum>
-  <w:abstractNum w:abstractNumId="19" w15:restartNumberingAfterBreak="0">
+  <w:abstractNum w:abstractNumId="20" w15:restartNumberingAfterBreak="0">
     <w:nsid w:val="708A38D0"/>
     <w:multiLevelType w:val="multilevel"/>
     <w:tmpl w:val="7680793E"/>
@@ -12386,7 +12400,7 @@
     </w:lvl>
   </w:abstractNum>
   <w:num w:numId="1" w16cid:durableId="1783449798">
-    <w:abstractNumId w:val="17"/>
+    <w:abstractNumId w:val="18"/>
     <w:lvlOverride w:ilvl="0">
       <w:startOverride w:val="1"/>
     </w:lvlOverride>
@@ -12401,13 +12415,13 @@
     <w:abstractNumId w:val="4"/>
   </w:num>
   <w:num w:numId="4" w16cid:durableId="1500316488">
-    <w:abstractNumId w:val="13"/>
+    <w:abstractNumId w:val="14"/>
   </w:num>
   <w:num w:numId="5" w16cid:durableId="580137692">
     <w:abstractNumId w:val="6"/>
   </w:num>
   <w:num w:numId="6" w16cid:durableId="528177687">
-    <w:abstractNumId w:val="16"/>
+    <w:abstractNumId w:val="17"/>
   </w:num>
   <w:num w:numId="7" w16cid:durableId="723411298">
     <w:abstractNumId w:val="0"/>
@@ -12422,7 +12436,7 @@
     <w:abstractNumId w:val="8"/>
   </w:num>
   <w:num w:numId="11" w16cid:durableId="1098408958">
-    <w:abstractNumId w:val="15"/>
+    <w:abstractNumId w:val="16"/>
   </w:num>
   <w:num w:numId="12" w16cid:durableId="46299004">
     <w:abstractNumId w:val="7"/>
@@ -12437,19 +12451,22 @@
     <w:abstractNumId w:val="11"/>
   </w:num>
   <w:num w:numId="16" w16cid:durableId="1987582208">
-    <w:abstractNumId w:val="14"/>
+    <w:abstractNumId w:val="15"/>
   </w:num>
   <w:num w:numId="17" w16cid:durableId="1663310104">
     <w:abstractNumId w:val="3"/>
   </w:num>
   <w:num w:numId="18" w16cid:durableId="1093278055">
-    <w:abstractNumId w:val="18"/>
+    <w:abstractNumId w:val="19"/>
   </w:num>
   <w:num w:numId="19" w16cid:durableId="1702247532">
-    <w:abstractNumId w:val="19"/>
+    <w:abstractNumId w:val="20"/>
   </w:num>
   <w:num w:numId="20" w16cid:durableId="499079301">
     <w:abstractNumId w:val="12"/>
+  </w:num>
+  <w:num w:numId="21" w16cid:durableId="1345668671">
+    <w:abstractNumId w:val="13"/>
   </w:num>
 </w:numbering>
 </file>
